--- a/Отчет/Берёзкин.docx
+++ b/Отчет/Берёзкин.docx
@@ -1107,7 +1107,7 @@
               <w:pStyle w:val="a7"/>
               <w:numPr>
                 <w:ilvl w:val="0"/>
-                <w:numId w:val="19"/>
+                <w:numId w:val="29"/>
               </w:numPr>
               <w:spacing w:line="360" w:lineRule="auto"/>
               <w:ind w:left="0" w:firstLine="0"/>
@@ -1115,16 +1115,14 @@
               <w:rPr>
                 <w:rFonts w:ascii="Times New Roman" w:hAnsi="Times New Roman" w:cs="Times New Roman"/>
                 <w:sz w:val="28"/>
-                <w:szCs w:val="28"/>
               </w:rPr>
             </w:pPr>
             <w:r>
               <w:rPr>
                 <w:rFonts w:ascii="Times New Roman" w:hAnsi="Times New Roman" w:cs="Times New Roman"/>
                 <w:sz w:val="28"/>
-                <w:szCs w:val="28"/>
-              </w:rPr>
-              <w:t>Описание предметной области</w:t>
+              </w:rPr>
+              <w:t>Анализ предметной области</w:t>
             </w:r>
           </w:p>
         </w:tc>
@@ -1173,14 +1171,12 @@
               <w:rPr>
                 <w:rFonts w:ascii="Times New Roman" w:hAnsi="Times New Roman" w:cs="Times New Roman"/>
                 <w:sz w:val="28"/>
-                <w:szCs w:val="28"/>
               </w:rPr>
             </w:pPr>
             <w:r>
               <w:rPr>
                 <w:rFonts w:ascii="Times New Roman" w:hAnsi="Times New Roman" w:cs="Times New Roman"/>
                 <w:sz w:val="28"/>
-                <w:szCs w:val="28"/>
               </w:rPr>
               <w:t>Назначение и актуальность разрабатываемого программного средства</w:t>
             </w:r>
@@ -1325,6 +1321,194 @@
                 <w:lang w:val="en-US"/>
               </w:rPr>
               <w:t>6</w:t>
+            </w:r>
+          </w:p>
+        </w:tc>
+      </w:tr>
+      <w:tr>
+        <w:tc>
+          <w:tcPr>
+            <w:tcW w:w="8715" w:type="dxa"/>
+          </w:tcPr>
+          <w:p>
+            <w:pPr>
+              <w:pStyle w:val="a7"/>
+              <w:numPr>
+                <w:ilvl w:val="0"/>
+                <w:numId w:val="12"/>
+              </w:numPr>
+              <w:spacing w:line="360" w:lineRule="auto"/>
+              <w:ind w:left="0" w:firstLine="0"/>
+              <w:jc w:val="both"/>
+              <w:rPr>
+                <w:rFonts w:ascii="Times New Roman" w:hAnsi="Times New Roman" w:cs="Times New Roman"/>
+                <w:sz w:val="28"/>
+              </w:rPr>
+            </w:pPr>
+            <w:r>
+              <w:rPr>
+                <w:rFonts w:ascii="Times New Roman" w:hAnsi="Times New Roman" w:cs="Times New Roman"/>
+                <w:sz w:val="28"/>
+              </w:rPr>
+              <w:t>Структура базы данных магазина «</w:t>
+            </w:r>
+            <w:r>
+              <w:rPr>
+                <w:rFonts w:ascii="Times New Roman" w:hAnsi="Times New Roman" w:cs="Times New Roman"/>
+                <w:sz w:val="28"/>
+                <w:lang w:val="en-US"/>
+              </w:rPr>
+              <w:t>Gardenly</w:t>
+            </w:r>
+            <w:r>
+              <w:rPr>
+                <w:rFonts w:ascii="Times New Roman" w:hAnsi="Times New Roman" w:cs="Times New Roman"/>
+                <w:sz w:val="28"/>
+              </w:rPr>
+              <w:t>»</w:t>
+            </w:r>
+          </w:p>
+        </w:tc>
+        <w:tc>
+          <w:tcPr>
+            <w:tcW w:w="639" w:type="dxa"/>
+          </w:tcPr>
+          <w:p>
+            <w:pPr>
+              <w:spacing w:line="360" w:lineRule="auto"/>
+              <w:jc w:val="both"/>
+              <w:rPr>
+                <w:rFonts w:ascii="Times New Roman" w:hAnsi="Times New Roman" w:cs="Times New Roman"/>
+                <w:sz w:val="28"/>
+                <w:szCs w:val="28"/>
+              </w:rPr>
+            </w:pPr>
+            <w:r>
+              <w:rPr>
+                <w:rFonts w:ascii="Times New Roman" w:hAnsi="Times New Roman" w:cs="Times New Roman"/>
+                <w:sz w:val="28"/>
+                <w:szCs w:val="28"/>
+              </w:rPr>
+              <w:t>8</w:t>
+            </w:r>
+          </w:p>
+        </w:tc>
+      </w:tr>
+      <w:tr>
+        <w:tc>
+          <w:tcPr>
+            <w:tcW w:w="8715" w:type="dxa"/>
+          </w:tcPr>
+          <w:p>
+            <w:pPr>
+              <w:pStyle w:val="a7"/>
+              <w:spacing w:line="360" w:lineRule="auto"/>
+              <w:ind w:left="0"/>
+              <w:jc w:val="both"/>
+              <w:rPr>
+                <w:rFonts w:ascii="Times New Roman" w:hAnsi="Times New Roman" w:cs="Times New Roman"/>
+                <w:sz w:val="28"/>
+              </w:rPr>
+            </w:pPr>
+            <w:r>
+              <w:rPr>
+                <w:rFonts w:ascii="Times New Roman" w:hAnsi="Times New Roman" w:cs="Times New Roman"/>
+                <w:sz w:val="28"/>
+              </w:rPr>
+              <w:t xml:space="preserve">2.1     </w:t>
+            </w:r>
+            <w:r>
+              <w:rPr>
+                <w:rFonts w:ascii="Times New Roman" w:hAnsi="Times New Roman" w:cs="Times New Roman"/>
+                <w:sz w:val="28"/>
+              </w:rPr>
+              <w:t>Описание структуры базы данных</w:t>
+            </w:r>
+          </w:p>
+        </w:tc>
+        <w:tc>
+          <w:tcPr>
+            <w:tcW w:w="639" w:type="dxa"/>
+          </w:tcPr>
+          <w:p>
+            <w:pPr>
+              <w:spacing w:line="360" w:lineRule="auto"/>
+              <w:jc w:val="both"/>
+              <w:rPr>
+                <w:rFonts w:ascii="Times New Roman" w:hAnsi="Times New Roman" w:cs="Times New Roman"/>
+                <w:sz w:val="28"/>
+                <w:szCs w:val="28"/>
+              </w:rPr>
+            </w:pPr>
+            <w:r>
+              <w:rPr>
+                <w:rFonts w:ascii="Times New Roman" w:hAnsi="Times New Roman" w:cs="Times New Roman"/>
+                <w:sz w:val="28"/>
+                <w:szCs w:val="28"/>
+              </w:rPr>
+              <w:t>8</w:t>
+            </w:r>
+          </w:p>
+        </w:tc>
+      </w:tr>
+      <w:tr>
+        <w:tc>
+          <w:tcPr>
+            <w:tcW w:w="8715" w:type="dxa"/>
+          </w:tcPr>
+          <w:p>
+            <w:pPr>
+              <w:pStyle w:val="a7"/>
+              <w:numPr>
+                <w:ilvl w:val="0"/>
+                <w:numId w:val="9"/>
+              </w:numPr>
+              <w:spacing w:line="360" w:lineRule="auto"/>
+              <w:ind w:left="0" w:firstLine="0"/>
+              <w:jc w:val="both"/>
+              <w:rPr>
+                <w:rFonts w:ascii="Times New Roman" w:hAnsi="Times New Roman" w:cs="Times New Roman"/>
+                <w:sz w:val="28"/>
+              </w:rPr>
+            </w:pPr>
+            <w:r>
+              <w:rPr>
+                <w:rFonts w:ascii="Times New Roman" w:hAnsi="Times New Roman" w:cs="Times New Roman"/>
+                <w:sz w:val="28"/>
+              </w:rPr>
+              <w:t>Связи между сущностями базы данных</w:t>
+            </w:r>
+          </w:p>
+        </w:tc>
+        <w:tc>
+          <w:tcPr>
+            <w:tcW w:w="639" w:type="dxa"/>
+          </w:tcPr>
+          <w:p>
+            <w:pPr>
+              <w:spacing w:line="360" w:lineRule="auto"/>
+              <w:jc w:val="both"/>
+              <w:rPr>
+                <w:rFonts w:ascii="Times New Roman" w:hAnsi="Times New Roman" w:cs="Times New Roman"/>
+                <w:sz w:val="28"/>
+                <w:szCs w:val="28"/>
+              </w:rPr>
+            </w:pPr>
+            <w:r>
+              <w:rPr>
+                <w:rFonts w:ascii="Times New Roman" w:hAnsi="Times New Roman" w:cs="Times New Roman"/>
+                <w:sz w:val="28"/>
+                <w:szCs w:val="28"/>
+              </w:rPr>
+              <w:t>1</w:t>
+            </w:r>
+            <w:r>
+              <w:rPr>
+                <w:rFonts w:ascii="Times New Roman" w:hAnsi="Times New Roman" w:cs="Times New Roman"/>
+                <w:sz w:val="28"/>
+                <w:szCs w:val="28"/>
+              </w:rPr>
+              <w:t>2</w:t>
             </w:r>
           </w:p>
         </w:tc>
@@ -1444,6 +1628,7 @@
           <w:b/>
           <w:bCs/>
           <w:sz w:val="28"/>
+          <w:szCs w:val="28"/>
         </w:rPr>
       </w:pPr>
       <w:r>
@@ -1452,6 +1637,7 @@
           <w:b/>
           <w:bCs/>
           <w:sz w:val="28"/>
+          <w:szCs w:val="28"/>
         </w:rPr>
         <w:lastRenderedPageBreak/>
         <w:t>Введение</w:t>
@@ -1465,12 +1651,14 @@
         <w:rPr>
           <w:rFonts w:ascii="Times New Roman" w:hAnsi="Times New Roman" w:cs="Times New Roman"/>
           <w:sz w:val="28"/>
-        </w:rPr>
-      </w:pPr>
-      <w:r>
-        <w:rPr>
-          <w:rFonts w:ascii="Times New Roman" w:hAnsi="Times New Roman" w:cs="Times New Roman"/>
-          <w:sz w:val="28"/>
+          <w:szCs w:val="28"/>
+        </w:rPr>
+      </w:pPr>
+      <w:r>
+        <w:rPr>
+          <w:rFonts w:ascii="Times New Roman" w:hAnsi="Times New Roman" w:cs="Times New Roman"/>
+          <w:sz w:val="28"/>
+          <w:szCs w:val="28"/>
         </w:rPr>
         <w:t>Курсовая работа посвящена разработке информационной системы управления товарными запасами магазина «</w:t>
       </w:r>
@@ -1478,6 +1666,7 @@
         <w:rPr>
           <w:rFonts w:ascii="Times New Roman" w:hAnsi="Times New Roman" w:cs="Times New Roman"/>
           <w:sz w:val="28"/>
+          <w:szCs w:val="28"/>
           <w:lang w:val="en-US"/>
         </w:rPr>
         <w:t>Gardenly</w:t>
@@ -1486,6 +1675,7 @@
         <w:rPr>
           <w:rFonts w:ascii="Times New Roman" w:hAnsi="Times New Roman" w:cs="Times New Roman"/>
           <w:sz w:val="28"/>
+          <w:szCs w:val="28"/>
         </w:rPr>
         <w:t>» товаров для садоводства. Целью работы является создание удобного программного средства, позволяющего автоматизировать учёт товаров, контролировать их наличие и количество, а также упростить управление товарными запасами магазина</w:t>
       </w:r>
@@ -1493,6 +1683,7 @@
         <w:rPr>
           <w:rFonts w:ascii="Times New Roman" w:hAnsi="Times New Roman" w:cs="Times New Roman"/>
           <w:sz w:val="28"/>
+          <w:szCs w:val="28"/>
         </w:rPr>
         <w:t>.</w:t>
       </w:r>
@@ -1505,26 +1696,22 @@
         <w:rPr>
           <w:rFonts w:ascii="Times New Roman" w:hAnsi="Times New Roman" w:cs="Times New Roman"/>
           <w:sz w:val="28"/>
-        </w:rPr>
-      </w:pPr>
-      <w:r>
-        <w:rPr>
-          <w:rFonts w:ascii="Times New Roman" w:hAnsi="Times New Roman" w:cs="Times New Roman"/>
-          <w:sz w:val="28"/>
-        </w:rPr>
-        <w:t xml:space="preserve">Актуальность разработки обусловлена необходимостью эффективного управления товарными запасами магазина </w:t>
-      </w:r>
-      <w:r>
-        <w:rPr>
-          <w:rFonts w:ascii="Times New Roman" w:hAnsi="Times New Roman" w:cs="Times New Roman"/>
-          <w:sz w:val="28"/>
-        </w:rPr>
-        <w:t>«</w:t>
-      </w:r>
-      <w:r>
-        <w:rPr>
-          <w:rFonts w:ascii="Times New Roman" w:hAnsi="Times New Roman" w:cs="Times New Roman"/>
-          <w:sz w:val="28"/>
+          <w:szCs w:val="28"/>
+        </w:rPr>
+      </w:pPr>
+      <w:r>
+        <w:rPr>
+          <w:rFonts w:ascii="Times New Roman" w:hAnsi="Times New Roman" w:cs="Times New Roman"/>
+          <w:sz w:val="28"/>
+          <w:szCs w:val="28"/>
+        </w:rPr>
+        <w:t>Актуальность разработки обусловлена необходимостью эффективного управления товарными запасами магазина «</w:t>
+      </w:r>
+      <w:r>
+        <w:rPr>
+          <w:rFonts w:ascii="Times New Roman" w:hAnsi="Times New Roman" w:cs="Times New Roman"/>
+          <w:sz w:val="28"/>
+          <w:szCs w:val="28"/>
           <w:lang w:val="en-US"/>
         </w:rPr>
         <w:t>Gardenly</w:t>
@@ -1533,15 +1720,9 @@
         <w:rPr>
           <w:rFonts w:ascii="Times New Roman" w:hAnsi="Times New Roman" w:cs="Times New Roman"/>
           <w:sz w:val="28"/>
-        </w:rPr>
-        <w:t xml:space="preserve">» </w:t>
-      </w:r>
-      <w:r>
-        <w:rPr>
-          <w:rFonts w:ascii="Times New Roman" w:hAnsi="Times New Roman" w:cs="Times New Roman"/>
-          <w:sz w:val="28"/>
-        </w:rPr>
-        <w:t>товаров для садоводства. В магазине может находиться большое количество различных товаров: семена, инструменты, удобрения, грунт, садовый инвентарь, товары для ухода за растениями, а также товары для создания уюта и декора в саду. При ручном учёте становится сложнее контролировать количество продукции, своевременно замечать нехватку товаров и определять необходимость пополнения запасов.</w:t>
+          <w:szCs w:val="28"/>
+        </w:rPr>
+        <w:t>» товаров для садоводства. В магазине может находиться большое количество различных товаров: семена, инструменты, удобрения, грунт, садовый инвентарь, товары для ухода за растениями, а также товары для создания уюта и декора в саду. При ручном учёте становится сложнее контролировать количество продукции, своевременно замечать нехватку товаров и определять необходимость пополнения запасов.</w:t>
       </w:r>
     </w:p>
     <w:p>
@@ -1552,12 +1733,14 @@
         <w:rPr>
           <w:rFonts w:ascii="Times New Roman" w:hAnsi="Times New Roman" w:cs="Times New Roman"/>
           <w:sz w:val="28"/>
-        </w:rPr>
-      </w:pPr>
-      <w:r>
-        <w:rPr>
-          <w:rFonts w:ascii="Times New Roman" w:hAnsi="Times New Roman" w:cs="Times New Roman"/>
-          <w:sz w:val="28"/>
+          <w:szCs w:val="28"/>
+        </w:rPr>
+      </w:pPr>
+      <w:r>
+        <w:rPr>
+          <w:rFonts w:ascii="Times New Roman" w:hAnsi="Times New Roman" w:cs="Times New Roman"/>
+          <w:sz w:val="28"/>
+          <w:szCs w:val="28"/>
         </w:rPr>
         <w:t>Для достижения поставленной цели необходимо выполнить следующие задачи:</w:t>
       </w:r>
@@ -1575,12 +1758,14 @@
         <w:rPr>
           <w:rFonts w:ascii="Times New Roman" w:hAnsi="Times New Roman" w:cs="Times New Roman"/>
           <w:sz w:val="28"/>
-        </w:rPr>
-      </w:pPr>
-      <w:r>
-        <w:rPr>
-          <w:rFonts w:ascii="Times New Roman" w:hAnsi="Times New Roman" w:cs="Times New Roman"/>
-          <w:sz w:val="28"/>
+          <w:szCs w:val="28"/>
+        </w:rPr>
+      </w:pPr>
+      <w:r>
+        <w:rPr>
+          <w:rFonts w:ascii="Times New Roman" w:hAnsi="Times New Roman" w:cs="Times New Roman"/>
+          <w:sz w:val="28"/>
+          <w:szCs w:val="28"/>
         </w:rPr>
         <w:t>п</w:t>
       </w:r>
@@ -1588,6 +1773,7 @@
         <w:rPr>
           <w:rFonts w:ascii="Times New Roman" w:hAnsi="Times New Roman" w:cs="Times New Roman"/>
           <w:sz w:val="28"/>
+          <w:szCs w:val="28"/>
         </w:rPr>
         <w:t>роанализировать предметную область магазина товаров для садоводства</w:t>
       </w:r>
@@ -1595,6 +1781,7 @@
         <w:rPr>
           <w:rFonts w:ascii="Times New Roman" w:hAnsi="Times New Roman" w:cs="Times New Roman"/>
           <w:sz w:val="28"/>
+          <w:szCs w:val="28"/>
         </w:rPr>
         <w:t xml:space="preserve"> и определить основные проблемы управления товарными запасами</w:t>
       </w:r>
@@ -1602,6 +1789,7 @@
         <w:rPr>
           <w:rFonts w:ascii="Times New Roman" w:hAnsi="Times New Roman" w:cs="Times New Roman"/>
           <w:sz w:val="28"/>
+          <w:szCs w:val="28"/>
         </w:rPr>
         <w:t>;</w:t>
       </w:r>
@@ -1618,12 +1806,14 @@
         <w:rPr>
           <w:rFonts w:ascii="Times New Roman" w:hAnsi="Times New Roman" w:cs="Times New Roman"/>
           <w:sz w:val="28"/>
-        </w:rPr>
-      </w:pPr>
-      <w:r>
-        <w:rPr>
-          <w:rFonts w:ascii="Times New Roman" w:hAnsi="Times New Roman" w:cs="Times New Roman"/>
-          <w:sz w:val="28"/>
+          <w:szCs w:val="28"/>
+        </w:rPr>
+      </w:pPr>
+      <w:r>
+        <w:rPr>
+          <w:rFonts w:ascii="Times New Roman" w:hAnsi="Times New Roman" w:cs="Times New Roman"/>
+          <w:sz w:val="28"/>
+          <w:szCs w:val="28"/>
         </w:rPr>
         <w:t>с</w:t>
       </w:r>
@@ -1631,6 +1821,7 @@
         <w:rPr>
           <w:rFonts w:ascii="Times New Roman" w:hAnsi="Times New Roman" w:cs="Times New Roman"/>
           <w:sz w:val="28"/>
+          <w:szCs w:val="28"/>
         </w:rPr>
         <w:t>формировать функциональные требования к программному средству</w:t>
       </w:r>
@@ -1638,6 +1829,7 @@
         <w:rPr>
           <w:rFonts w:ascii="Times New Roman" w:hAnsi="Times New Roman" w:cs="Times New Roman"/>
           <w:sz w:val="28"/>
+          <w:szCs w:val="28"/>
         </w:rPr>
         <w:t>;</w:t>
       </w:r>
@@ -1654,12 +1846,14 @@
         <w:rPr>
           <w:rFonts w:ascii="Times New Roman" w:hAnsi="Times New Roman" w:cs="Times New Roman"/>
           <w:sz w:val="28"/>
-        </w:rPr>
-      </w:pPr>
-      <w:r>
-        <w:rPr>
-          <w:rFonts w:ascii="Times New Roman" w:hAnsi="Times New Roman" w:cs="Times New Roman"/>
-          <w:sz w:val="28"/>
+          <w:szCs w:val="28"/>
+        </w:rPr>
+      </w:pPr>
+      <w:r>
+        <w:rPr>
+          <w:rFonts w:ascii="Times New Roman" w:hAnsi="Times New Roman" w:cs="Times New Roman"/>
+          <w:sz w:val="28"/>
+          <w:szCs w:val="28"/>
         </w:rPr>
         <w:t>р</w:t>
       </w:r>
@@ -1667,6 +1861,7 @@
         <w:rPr>
           <w:rFonts w:ascii="Times New Roman" w:hAnsi="Times New Roman" w:cs="Times New Roman"/>
           <w:sz w:val="28"/>
+          <w:szCs w:val="28"/>
         </w:rPr>
         <w:t>азработать структуру информационной системы и базы данных</w:t>
       </w:r>
@@ -1674,6 +1869,7 @@
         <w:rPr>
           <w:rFonts w:ascii="Times New Roman" w:hAnsi="Times New Roman" w:cs="Times New Roman"/>
           <w:sz w:val="28"/>
+          <w:szCs w:val="28"/>
         </w:rPr>
         <w:t>;</w:t>
       </w:r>
@@ -1690,12 +1886,14 @@
         <w:rPr>
           <w:rFonts w:ascii="Times New Roman" w:hAnsi="Times New Roman" w:cs="Times New Roman"/>
           <w:sz w:val="28"/>
-        </w:rPr>
-      </w:pPr>
-      <w:r>
-        <w:rPr>
-          <w:rFonts w:ascii="Times New Roman" w:hAnsi="Times New Roman" w:cs="Times New Roman"/>
-          <w:sz w:val="28"/>
+          <w:szCs w:val="28"/>
+        </w:rPr>
+      </w:pPr>
+      <w:r>
+        <w:rPr>
+          <w:rFonts w:ascii="Times New Roman" w:hAnsi="Times New Roman" w:cs="Times New Roman"/>
+          <w:sz w:val="28"/>
+          <w:szCs w:val="28"/>
         </w:rPr>
         <w:t>р</w:t>
       </w:r>
@@ -1703,6 +1901,7 @@
         <w:rPr>
           <w:rFonts w:ascii="Times New Roman" w:hAnsi="Times New Roman" w:cs="Times New Roman"/>
           <w:sz w:val="28"/>
+          <w:szCs w:val="28"/>
         </w:rPr>
         <w:t>еализовать функции учёта товаров и управления их запасами</w:t>
       </w:r>
@@ -1710,6 +1909,7 @@
         <w:rPr>
           <w:rFonts w:ascii="Times New Roman" w:hAnsi="Times New Roman" w:cs="Times New Roman"/>
           <w:sz w:val="28"/>
+          <w:szCs w:val="28"/>
         </w:rPr>
         <w:t>;</w:t>
       </w:r>
@@ -1726,12 +1926,14 @@
         <w:rPr>
           <w:rFonts w:ascii="Times New Roman" w:hAnsi="Times New Roman" w:cs="Times New Roman"/>
           <w:sz w:val="28"/>
-        </w:rPr>
-      </w:pPr>
-      <w:r>
-        <w:rPr>
-          <w:rFonts w:ascii="Times New Roman" w:hAnsi="Times New Roman" w:cs="Times New Roman"/>
-          <w:sz w:val="28"/>
+          <w:szCs w:val="28"/>
+        </w:rPr>
+      </w:pPr>
+      <w:r>
+        <w:rPr>
+          <w:rFonts w:ascii="Times New Roman" w:hAnsi="Times New Roman" w:cs="Times New Roman"/>
+          <w:sz w:val="28"/>
+          <w:szCs w:val="28"/>
         </w:rPr>
         <w:t>р</w:t>
       </w:r>
@@ -1739,6 +1941,7 @@
         <w:rPr>
           <w:rFonts w:ascii="Times New Roman" w:hAnsi="Times New Roman" w:cs="Times New Roman"/>
           <w:sz w:val="28"/>
+          <w:szCs w:val="28"/>
         </w:rPr>
         <w:t>еализовать функции контроля поступления и расходования товаров</w:t>
       </w:r>
@@ -1746,6 +1949,7 @@
         <w:rPr>
           <w:rFonts w:ascii="Times New Roman" w:hAnsi="Times New Roman" w:cs="Times New Roman"/>
           <w:sz w:val="28"/>
+          <w:szCs w:val="28"/>
         </w:rPr>
         <w:t>;</w:t>
       </w:r>
@@ -1762,12 +1966,14 @@
         <w:rPr>
           <w:rFonts w:ascii="Times New Roman" w:hAnsi="Times New Roman" w:cs="Times New Roman"/>
           <w:sz w:val="28"/>
-        </w:rPr>
-      </w:pPr>
-      <w:r>
-        <w:rPr>
-          <w:rFonts w:ascii="Times New Roman" w:hAnsi="Times New Roman" w:cs="Times New Roman"/>
-          <w:sz w:val="28"/>
+          <w:szCs w:val="28"/>
+        </w:rPr>
+      </w:pPr>
+      <w:r>
+        <w:rPr>
+          <w:rFonts w:ascii="Times New Roman" w:hAnsi="Times New Roman" w:cs="Times New Roman"/>
+          <w:sz w:val="28"/>
+          <w:szCs w:val="28"/>
         </w:rPr>
         <w:t>р</w:t>
       </w:r>
@@ -1775,6 +1981,7 @@
         <w:rPr>
           <w:rFonts w:ascii="Times New Roman" w:hAnsi="Times New Roman" w:cs="Times New Roman"/>
           <w:sz w:val="28"/>
+          <w:szCs w:val="28"/>
         </w:rPr>
         <w:t>азработать удобный пользовательский интерфейс</w:t>
       </w:r>
@@ -1782,6 +1989,7 @@
         <w:rPr>
           <w:rFonts w:ascii="Times New Roman" w:hAnsi="Times New Roman" w:cs="Times New Roman"/>
           <w:sz w:val="28"/>
+          <w:szCs w:val="28"/>
         </w:rPr>
         <w:t>;</w:t>
       </w:r>
@@ -1798,12 +2006,14 @@
         <w:rPr>
           <w:rFonts w:ascii="Times New Roman" w:hAnsi="Times New Roman" w:cs="Times New Roman"/>
           <w:sz w:val="28"/>
-        </w:rPr>
-      </w:pPr>
-      <w:r>
-        <w:rPr>
-          <w:rFonts w:ascii="Times New Roman" w:hAnsi="Times New Roman" w:cs="Times New Roman"/>
-          <w:sz w:val="28"/>
+          <w:szCs w:val="28"/>
+        </w:rPr>
+      </w:pPr>
+      <w:r>
+        <w:rPr>
+          <w:rFonts w:ascii="Times New Roman" w:hAnsi="Times New Roman" w:cs="Times New Roman"/>
+          <w:sz w:val="28"/>
+          <w:szCs w:val="28"/>
         </w:rPr>
         <w:t>п</w:t>
       </w:r>
@@ -1811,6 +2021,7 @@
         <w:rPr>
           <w:rFonts w:ascii="Times New Roman" w:hAnsi="Times New Roman" w:cs="Times New Roman"/>
           <w:sz w:val="28"/>
+          <w:szCs w:val="28"/>
         </w:rPr>
         <w:t>ровести тестирование разработанной информационной системы и проверить корректность её работы.</w:t>
       </w:r>
@@ -1823,12 +2034,14 @@
         <w:rPr>
           <w:rFonts w:ascii="Times New Roman" w:hAnsi="Times New Roman" w:cs="Times New Roman"/>
           <w:sz w:val="28"/>
-        </w:rPr>
-      </w:pPr>
-      <w:r>
-        <w:rPr>
-          <w:rFonts w:ascii="Times New Roman" w:hAnsi="Times New Roman" w:cs="Times New Roman"/>
-          <w:sz w:val="28"/>
+          <w:szCs w:val="28"/>
+        </w:rPr>
+      </w:pPr>
+      <w:r>
+        <w:rPr>
+          <w:rFonts w:ascii="Times New Roman" w:hAnsi="Times New Roman" w:cs="Times New Roman"/>
+          <w:sz w:val="28"/>
+          <w:szCs w:val="28"/>
         </w:rPr>
         <w:lastRenderedPageBreak/>
         <w:t>Использование информационной системы позволит автоматизировать учёт товаров, контролировать их остатки и упростить работу сотрудников магазина. Это позволит сократить количество ошибок при учёте продукции, своевременно пополнять запасы и повысить эффективность работы магазина.</w:t>
@@ -1836,15 +2049,20 @@
     </w:p>
     <w:p>
       <w:pPr>
-        <w:rPr>
-          <w:rFonts w:ascii="Times New Roman" w:hAnsi="Times New Roman" w:cs="Times New Roman"/>
-          <w:sz w:val="28"/>
-        </w:rPr>
-      </w:pPr>
-      <w:r>
-        <w:rPr>
-          <w:rFonts w:ascii="Times New Roman" w:hAnsi="Times New Roman" w:cs="Times New Roman"/>
-          <w:sz w:val="28"/>
+        <w:spacing w:after="0" w:line="360" w:lineRule="auto"/>
+        <w:ind w:firstLine="709"/>
+        <w:jc w:val="both"/>
+        <w:rPr>
+          <w:rFonts w:ascii="Times New Roman" w:hAnsi="Times New Roman" w:cs="Times New Roman"/>
+          <w:sz w:val="28"/>
+          <w:szCs w:val="28"/>
+        </w:rPr>
+      </w:pPr>
+      <w:r>
+        <w:rPr>
+          <w:rFonts w:ascii="Times New Roman" w:hAnsi="Times New Roman" w:cs="Times New Roman"/>
+          <w:sz w:val="28"/>
+          <w:szCs w:val="28"/>
         </w:rPr>
         <w:br w:type="page"/>
       </w:r>
@@ -1854,7 +2072,7 @@
         <w:pStyle w:val="a7"/>
         <w:numPr>
           <w:ilvl w:val="0"/>
-          <w:numId w:val="12"/>
+          <w:numId w:val="30"/>
         </w:numPr>
         <w:spacing w:after="0" w:line="360" w:lineRule="auto"/>
         <w:ind w:left="0" w:firstLine="709"/>
@@ -1864,6 +2082,7 @@
           <w:b/>
           <w:bCs/>
           <w:sz w:val="28"/>
+          <w:szCs w:val="28"/>
         </w:rPr>
       </w:pPr>
       <w:r>
@@ -1872,6 +2091,7 @@
           <w:b/>
           <w:bCs/>
           <w:sz w:val="28"/>
+          <w:szCs w:val="28"/>
         </w:rPr>
         <w:lastRenderedPageBreak/>
         <w:t>Анализ предметной области</w:t>
@@ -1892,6 +2112,7 @@
           <w:b/>
           <w:bCs/>
           <w:sz w:val="28"/>
+          <w:szCs w:val="28"/>
         </w:rPr>
       </w:pPr>
       <w:r>
@@ -1900,6 +2121,7 @@
           <w:b/>
           <w:bCs/>
           <w:sz w:val="28"/>
+          <w:szCs w:val="28"/>
         </w:rPr>
         <w:t>Назначение и актуальность разрабатываемого программного средства</w:t>
       </w:r>
@@ -1912,12 +2134,14 @@
         <w:rPr>
           <w:rFonts w:ascii="Times New Roman" w:hAnsi="Times New Roman" w:cs="Times New Roman"/>
           <w:sz w:val="28"/>
-        </w:rPr>
-      </w:pPr>
-      <w:r>
-        <w:rPr>
-          <w:rFonts w:ascii="Times New Roman" w:hAnsi="Times New Roman" w:cs="Times New Roman"/>
-          <w:sz w:val="28"/>
+          <w:szCs w:val="28"/>
+        </w:rPr>
+      </w:pPr>
+      <w:r>
+        <w:rPr>
+          <w:rFonts w:ascii="Times New Roman" w:hAnsi="Times New Roman" w:cs="Times New Roman"/>
+          <w:sz w:val="28"/>
+          <w:szCs w:val="28"/>
         </w:rPr>
         <w:t>Предметная область разрабатываемого программного средства связана с управлением товарными запасами магазина товаров для садоводства. Ассортимент такого магазина может включать семена, инструменты, удобрения, грунт, садовый инвентарь, товары для ухода за растениями, а также товары для создания уюта и декора в саду.</w:t>
       </w:r>
@@ -1930,49 +2154,16 @@
         <w:rPr>
           <w:rFonts w:ascii="Times New Roman" w:hAnsi="Times New Roman" w:cs="Times New Roman"/>
           <w:sz w:val="28"/>
-        </w:rPr>
-      </w:pPr>
-      <w:r>
-        <w:rPr>
-          <w:rFonts w:ascii="Times New Roman" w:hAnsi="Times New Roman" w:cs="Times New Roman"/>
-          <w:sz w:val="28"/>
-        </w:rPr>
-        <w:t xml:space="preserve">В ходе опроса сотрудника магазина </w:t>
-      </w:r>
-      <w:r>
-        <w:rPr>
-          <w:rFonts w:ascii="Times New Roman" w:hAnsi="Times New Roman" w:cs="Times New Roman"/>
-          <w:sz w:val="28"/>
-        </w:rPr>
-        <w:t xml:space="preserve">«Цветы» </w:t>
-      </w:r>
-      <w:r>
-        <w:rPr>
-          <w:rFonts w:ascii="Times New Roman" w:hAnsi="Times New Roman" w:cs="Times New Roman"/>
-          <w:sz w:val="28"/>
-        </w:rPr>
-        <w:t xml:space="preserve">на ул. Падерина, д. 43 мы узнали, что в магазине представлен большой ассортимент товаров для садоводства. Сотрудник отметил, что за количеством товаров приходится постоянно следить, особенно </w:t>
-      </w:r>
-      <w:r>
-        <w:rPr>
-          <w:rFonts w:ascii="Times New Roman" w:hAnsi="Times New Roman" w:cs="Times New Roman"/>
-          <w:sz w:val="28"/>
-        </w:rPr>
-        <w:t>ели отдельные виды продукции заканчиваются</w:t>
-      </w:r>
-      <w:r>
-        <w:rPr>
-          <w:rFonts w:ascii="Times New Roman" w:hAnsi="Times New Roman" w:cs="Times New Roman"/>
-          <w:sz w:val="28"/>
-        </w:rPr>
-        <w:t>. Также было отмечено, что проверка остатков и определение товаров, которые необходимо пополнить, занимает дополнительное время. На вопрос о пользе автоматизации сотрудник ответил, что программа для контроля остатков и учёта движения товаров могла бы упростить эту работу и помочь быстрее находить необходимую информацию</w:t>
-      </w:r>
-      <w:r>
-        <w:rPr>
-          <w:rFonts w:ascii="Times New Roman" w:hAnsi="Times New Roman" w:cs="Times New Roman"/>
-          <w:sz w:val="28"/>
-        </w:rPr>
-        <w:t>.</w:t>
+          <w:szCs w:val="28"/>
+        </w:rPr>
+      </w:pPr>
+      <w:r>
+        <w:rPr>
+          <w:rFonts w:ascii="Times New Roman" w:hAnsi="Times New Roman" w:cs="Times New Roman"/>
+          <w:sz w:val="28"/>
+          <w:szCs w:val="28"/>
+        </w:rPr>
+        <w:t>В ходе опроса сотрудника магазина «Цветы» на ул. Падерина, д. 43 мы узнали, что в магазине представлен большой ассортимент товаров для садоводства. Сотрудник отметил, что за количеством товаров приходится постоянно следить, особенно ели отдельные виды продукции заканчиваются. Также было отмечено, что проверка остатков и определение товаров, которые необходимо пополнить, занимает дополнительное время. На вопрос о пользе автоматизации сотрудник ответил, что программа для контроля остатков и учёта движения товаров могла бы упростить эту работу и помочь быстрее находить необходимую информацию.</w:t>
       </w:r>
     </w:p>
     <w:p>
@@ -1983,12 +2174,14 @@
         <w:rPr>
           <w:rFonts w:ascii="Times New Roman" w:hAnsi="Times New Roman" w:cs="Times New Roman"/>
           <w:sz w:val="28"/>
-        </w:rPr>
-      </w:pPr>
-      <w:r>
-        <w:rPr>
-          <w:rFonts w:ascii="Times New Roman" w:hAnsi="Times New Roman" w:cs="Times New Roman"/>
-          <w:sz w:val="28"/>
+          <w:szCs w:val="28"/>
+        </w:rPr>
+      </w:pPr>
+      <w:r>
+        <w:rPr>
+          <w:rFonts w:ascii="Times New Roman" w:hAnsi="Times New Roman" w:cs="Times New Roman"/>
+          <w:sz w:val="28"/>
+          <w:szCs w:val="28"/>
         </w:rPr>
         <w:t>При большом количестве различных товаров сотрудникам магазина необходимо постоянно контролировать их наличие и количество. При ручном учёте могут возникать ошибки, например неправильное указание количества товара или несвоевременное выявление его нехватки. Это может привести к отсутствию необходимых товаров и затруднить своевременное пополнение запасов.</w:t>
       </w:r>
@@ -2001,12 +2194,14 @@
         <w:rPr>
           <w:rFonts w:ascii="Times New Roman" w:hAnsi="Times New Roman" w:cs="Times New Roman"/>
           <w:sz w:val="28"/>
-        </w:rPr>
-      </w:pPr>
-      <w:r>
-        <w:rPr>
-          <w:rFonts w:ascii="Times New Roman" w:hAnsi="Times New Roman" w:cs="Times New Roman"/>
-          <w:sz w:val="28"/>
+          <w:szCs w:val="28"/>
+        </w:rPr>
+      </w:pPr>
+      <w:r>
+        <w:rPr>
+          <w:rFonts w:ascii="Times New Roman" w:hAnsi="Times New Roman" w:cs="Times New Roman"/>
+          <w:sz w:val="28"/>
+          <w:szCs w:val="28"/>
         </w:rPr>
         <w:t>Разрабатываемое программное средство предназначено для автоматизации учёта и управления товарными запасами. Система позволит хранить информацию о товарах, учитывать их поступление и расход, контролировать текущие остатки и получать информацию о необходимости пополнения запасов.</w:t>
       </w:r>
@@ -2019,12 +2214,14 @@
         <w:rPr>
           <w:rFonts w:ascii="Times New Roman" w:hAnsi="Times New Roman" w:cs="Times New Roman"/>
           <w:sz w:val="28"/>
-        </w:rPr>
-      </w:pPr>
-      <w:r>
-        <w:rPr>
-          <w:rFonts w:ascii="Times New Roman" w:hAnsi="Times New Roman" w:cs="Times New Roman"/>
-          <w:sz w:val="28"/>
+          <w:szCs w:val="28"/>
+        </w:rPr>
+      </w:pPr>
+      <w:r>
+        <w:rPr>
+          <w:rFonts w:ascii="Times New Roman" w:hAnsi="Times New Roman" w:cs="Times New Roman"/>
+          <w:sz w:val="28"/>
+          <w:szCs w:val="28"/>
         </w:rPr>
         <w:t xml:space="preserve">Таким образом, использование информационной системы позволит упростить работу сотрудников магазина, сократить количество ошибок при </w:t>
       </w:r>
@@ -2032,6 +2229,7 @@
         <w:rPr>
           <w:rFonts w:ascii="Times New Roman" w:hAnsi="Times New Roman" w:cs="Times New Roman"/>
           <w:sz w:val="28"/>
+          <w:szCs w:val="28"/>
         </w:rPr>
         <w:lastRenderedPageBreak/>
         <w:t>учёте товаров и обеспечить более эффективное управление товарными запасами.</w:t>
@@ -2042,7 +2240,7 @@
         <w:pStyle w:val="a7"/>
         <w:numPr>
           <w:ilvl w:val="1"/>
-          <w:numId w:val="9"/>
+          <w:numId w:val="13"/>
         </w:numPr>
         <w:spacing w:after="0" w:line="360" w:lineRule="auto"/>
         <w:ind w:left="0" w:firstLine="709"/>
@@ -2052,6 +2250,7 @@
           <w:b/>
           <w:bCs/>
           <w:sz w:val="28"/>
+          <w:szCs w:val="28"/>
         </w:rPr>
       </w:pPr>
       <w:r>
@@ -2060,6 +2259,7 @@
           <w:b/>
           <w:bCs/>
           <w:sz w:val="28"/>
+          <w:szCs w:val="28"/>
         </w:rPr>
         <w:t>Пользователи программного средства и их потребности</w:t>
       </w:r>
@@ -2072,12 +2272,14 @@
         <w:rPr>
           <w:rFonts w:ascii="Times New Roman" w:hAnsi="Times New Roman" w:cs="Times New Roman"/>
           <w:sz w:val="28"/>
-        </w:rPr>
-      </w:pPr>
-      <w:r>
-        <w:rPr>
-          <w:rFonts w:ascii="Times New Roman" w:hAnsi="Times New Roman" w:cs="Times New Roman"/>
-          <w:sz w:val="28"/>
+          <w:szCs w:val="28"/>
+        </w:rPr>
+      </w:pPr>
+      <w:r>
+        <w:rPr>
+          <w:rFonts w:ascii="Times New Roman" w:hAnsi="Times New Roman" w:cs="Times New Roman"/>
+          <w:sz w:val="28"/>
+          <w:szCs w:val="28"/>
         </w:rPr>
         <w:t>Основными пользователями разрабатываемого программного средства являются сотрудники магазина и администратор. Каждая категория пользователей выполняет свои задачи и имеет определённые потребности при работе с информационной системой.</w:t>
       </w:r>
@@ -2090,6 +2292,7 @@
         <w:rPr>
           <w:rFonts w:ascii="Times New Roman" w:hAnsi="Times New Roman" w:cs="Times New Roman"/>
           <w:sz w:val="28"/>
+          <w:szCs w:val="28"/>
         </w:rPr>
       </w:pPr>
       <w:r>
@@ -2098,6 +2301,7 @@
           <w:i/>
           <w:iCs/>
           <w:sz w:val="28"/>
+          <w:szCs w:val="28"/>
         </w:rPr>
         <w:t>Сотрудники магазина</w:t>
       </w:r>
@@ -2105,29 +2309,9 @@
         <w:rPr>
           <w:rFonts w:ascii="Times New Roman" w:hAnsi="Times New Roman" w:cs="Times New Roman"/>
           <w:sz w:val="28"/>
-        </w:rPr>
-        <w:t xml:space="preserve"> работают с товарами и их продажей. Их основными потребностями являются: просмотр информации о товарах; контроль количества товаров на складе; учёт поступления новой продукции; учёт проданных товаров; получение информации о товарах, количество которых заканчивается; </w:t>
-      </w:r>
-      <w:r>
-        <w:rPr>
-          <w:rFonts w:ascii="Times New Roman" w:hAnsi="Times New Roman" w:cs="Times New Roman"/>
-          <w:sz w:val="28"/>
-        </w:rPr>
-        <w:t>формирование заявки администратору на заказ необходимых товаров</w:t>
-      </w:r>
-      <w:r>
-        <w:rPr>
-          <w:rFonts w:ascii="Times New Roman" w:hAnsi="Times New Roman" w:cs="Times New Roman"/>
-          <w:sz w:val="28"/>
-        </w:rPr>
-        <w:t xml:space="preserve">; </w:t>
-      </w:r>
-      <w:r>
-        <w:rPr>
-          <w:rFonts w:ascii="Times New Roman" w:hAnsi="Times New Roman" w:cs="Times New Roman"/>
-          <w:sz w:val="28"/>
-        </w:rPr>
-        <w:t>быстрый поиск необходимой информации. Использование системы позволит сотрудникам быстрее выполнять ежедневные операции и уменьшить количество ошибок при ведении учёта.</w:t>
+          <w:szCs w:val="28"/>
+        </w:rPr>
+        <w:t xml:space="preserve"> работают с товарами и их продажей. Их основными потребностями являются: просмотр информации о товарах; контроль количества товаров на складе; учёт поступления новой продукции; учёт проданных товаров; получение информации о товарах, количество которых заканчивается; формирование заявки администратору на заказ необходимых товаров; быстрый поиск необходимой информации. Использование системы позволит сотрудникам быстрее выполнять ежедневные операции и уменьшить количество ошибок при ведении учёта.</w:t>
       </w:r>
     </w:p>
     <w:p>
@@ -2138,6 +2322,7 @@
         <w:rPr>
           <w:rFonts w:ascii="Times New Roman" w:hAnsi="Times New Roman" w:cs="Times New Roman"/>
           <w:sz w:val="28"/>
+          <w:szCs w:val="28"/>
         </w:rPr>
       </w:pPr>
       <w:r>
@@ -2146,6 +2331,7 @@
           <w:i/>
           <w:iCs/>
           <w:sz w:val="28"/>
+          <w:szCs w:val="28"/>
         </w:rPr>
         <w:t>Администратор магазина</w:t>
       </w:r>
@@ -2153,6 +2339,7 @@
         <w:rPr>
           <w:rFonts w:ascii="Times New Roman" w:hAnsi="Times New Roman" w:cs="Times New Roman"/>
           <w:sz w:val="28"/>
+          <w:szCs w:val="28"/>
         </w:rPr>
         <w:t xml:space="preserve"> отвечает за управление товарными запасами и настройку основных данных системы. Его потребности заключаются в возможности: добавлять, изменять и удалять информацию о товарах; контролировать состояние товарных запасов; отслеживать поступление и расход продукции; контролировать необходимость пополнения запасов; просматривать информацию о продажах и остатках товаров.</w:t>
       </w:r>
@@ -2162,7 +2349,7 @@
         <w:pStyle w:val="a7"/>
         <w:numPr>
           <w:ilvl w:val="1"/>
-          <w:numId w:val="9"/>
+          <w:numId w:val="13"/>
         </w:numPr>
         <w:spacing w:after="0" w:line="360" w:lineRule="auto"/>
         <w:ind w:left="0" w:firstLine="709"/>
@@ -2172,6 +2359,7 @@
           <w:b/>
           <w:bCs/>
           <w:sz w:val="28"/>
+          <w:szCs w:val="28"/>
         </w:rPr>
       </w:pPr>
       <w:r>
@@ -2180,6 +2368,7 @@
           <w:b/>
           <w:bCs/>
           <w:sz w:val="28"/>
+          <w:szCs w:val="28"/>
         </w:rPr>
         <w:t>Последствия отсутствия данного программного средства</w:t>
       </w:r>
@@ -2192,12 +2381,14 @@
         <w:rPr>
           <w:rFonts w:ascii="Times New Roman" w:hAnsi="Times New Roman" w:cs="Times New Roman"/>
           <w:sz w:val="28"/>
-        </w:rPr>
-      </w:pPr>
-      <w:r>
-        <w:rPr>
-          <w:rFonts w:ascii="Times New Roman" w:hAnsi="Times New Roman" w:cs="Times New Roman"/>
-          <w:sz w:val="28"/>
+          <w:szCs w:val="28"/>
+        </w:rPr>
+      </w:pPr>
+      <w:r>
+        <w:rPr>
+          <w:rFonts w:ascii="Times New Roman" w:hAnsi="Times New Roman" w:cs="Times New Roman"/>
+          <w:sz w:val="28"/>
+          <w:szCs w:val="28"/>
         </w:rPr>
         <w:t>Отсутствие информационной системы для управления товарными запасами может привести к различным проблемам в работе магазина:</w:t>
       </w:r>
@@ -2215,12 +2406,14 @@
         <w:rPr>
           <w:rFonts w:ascii="Times New Roman" w:hAnsi="Times New Roman" w:cs="Times New Roman"/>
           <w:sz w:val="28"/>
-        </w:rPr>
-      </w:pPr>
-      <w:r>
-        <w:rPr>
-          <w:rFonts w:ascii="Times New Roman" w:hAnsi="Times New Roman" w:cs="Times New Roman"/>
-          <w:sz w:val="28"/>
+          <w:szCs w:val="28"/>
+        </w:rPr>
+      </w:pPr>
+      <w:r>
+        <w:rPr>
+          <w:rFonts w:ascii="Times New Roman" w:hAnsi="Times New Roman" w:cs="Times New Roman"/>
+          <w:sz w:val="28"/>
+          <w:szCs w:val="28"/>
         </w:rPr>
         <w:t>Ошибки при учёте товаров. При ручном ведении учёта могут возникать ошибки при указании количества поступивших или проданных товаров;</w:t>
       </w:r>
@@ -2238,12 +2431,14 @@
         <w:rPr>
           <w:rFonts w:ascii="Times New Roman" w:hAnsi="Times New Roman" w:cs="Times New Roman"/>
           <w:sz w:val="28"/>
-        </w:rPr>
-      </w:pPr>
-      <w:r>
-        <w:rPr>
-          <w:rFonts w:ascii="Times New Roman" w:hAnsi="Times New Roman" w:cs="Times New Roman"/>
-          <w:sz w:val="28"/>
+          <w:szCs w:val="28"/>
+        </w:rPr>
+      </w:pPr>
+      <w:r>
+        <w:rPr>
+          <w:rFonts w:ascii="Times New Roman" w:hAnsi="Times New Roman" w:cs="Times New Roman"/>
+          <w:sz w:val="28"/>
+          <w:szCs w:val="28"/>
         </w:rPr>
         <w:t>Несвоевременное пополнение запасов. Если не контролировать остатки товаров, можно вовремя не заметить, что определённая продукция заканчивается;</w:t>
       </w:r>
@@ -2261,12 +2456,14 @@
         <w:rPr>
           <w:rFonts w:ascii="Times New Roman" w:hAnsi="Times New Roman" w:cs="Times New Roman"/>
           <w:sz w:val="28"/>
-        </w:rPr>
-      </w:pPr>
-      <w:r>
-        <w:rPr>
-          <w:rFonts w:ascii="Times New Roman" w:hAnsi="Times New Roman" w:cs="Times New Roman"/>
-          <w:sz w:val="28"/>
+          <w:szCs w:val="28"/>
+        </w:rPr>
+      </w:pPr>
+      <w:r>
+        <w:rPr>
+          <w:rFonts w:ascii="Times New Roman" w:hAnsi="Times New Roman" w:cs="Times New Roman"/>
+          <w:sz w:val="28"/>
+          <w:szCs w:val="28"/>
         </w:rPr>
         <w:lastRenderedPageBreak/>
         <w:t>Сложность контроля ассортимента. При большом количестве товаров становится</w:t>
@@ -2275,6 +2472,7 @@
         <w:rPr>
           <w:rFonts w:ascii="Times New Roman" w:hAnsi="Times New Roman" w:cs="Times New Roman"/>
           <w:sz w:val="28"/>
+          <w:szCs w:val="28"/>
         </w:rPr>
         <w:t xml:space="preserve"> труднее отслеживать их наличие и текущее количество;</w:t>
       </w:r>
@@ -2292,12 +2490,14 @@
         <w:rPr>
           <w:rFonts w:ascii="Times New Roman" w:hAnsi="Times New Roman" w:cs="Times New Roman"/>
           <w:sz w:val="28"/>
-        </w:rPr>
-      </w:pPr>
-      <w:r>
-        <w:rPr>
-          <w:rFonts w:ascii="Times New Roman" w:hAnsi="Times New Roman" w:cs="Times New Roman"/>
-          <w:sz w:val="28"/>
+          <w:szCs w:val="28"/>
+        </w:rPr>
+      </w:pPr>
+      <w:r>
+        <w:rPr>
+          <w:rFonts w:ascii="Times New Roman" w:hAnsi="Times New Roman" w:cs="Times New Roman"/>
+          <w:sz w:val="28"/>
+          <w:szCs w:val="28"/>
         </w:rPr>
         <w:t>Увеличение времени работы сотрудников. Проверка остатков, поиск информации о товарах и обработка данных вручную требуют дополнительного времени;</w:t>
       </w:r>
@@ -2315,12 +2515,14 @@
         <w:rPr>
           <w:rFonts w:ascii="Times New Roman" w:hAnsi="Times New Roman" w:cs="Times New Roman"/>
           <w:sz w:val="28"/>
-        </w:rPr>
-      </w:pPr>
-      <w:r>
-        <w:rPr>
-          <w:rFonts w:ascii="Times New Roman" w:hAnsi="Times New Roman" w:cs="Times New Roman"/>
-          <w:sz w:val="28"/>
+          <w:szCs w:val="28"/>
+        </w:rPr>
+      </w:pPr>
+      <w:r>
+        <w:rPr>
+          <w:rFonts w:ascii="Times New Roman" w:hAnsi="Times New Roman" w:cs="Times New Roman"/>
+          <w:sz w:val="28"/>
+          <w:szCs w:val="28"/>
         </w:rPr>
         <w:t>Нехватка необходимых товаров. Если запасы не контролируются своевременно, некоторые товары могут закончиться и временно отсутствовать в продаже;</w:t>
       </w:r>
@@ -2338,12 +2540,14 @@
         <w:rPr>
           <w:rFonts w:ascii="Times New Roman" w:hAnsi="Times New Roman" w:cs="Times New Roman"/>
           <w:sz w:val="28"/>
-        </w:rPr>
-      </w:pPr>
-      <w:r>
-        <w:rPr>
-          <w:rFonts w:ascii="Times New Roman" w:hAnsi="Times New Roman" w:cs="Times New Roman"/>
-          <w:sz w:val="28"/>
+          <w:szCs w:val="28"/>
+        </w:rPr>
+      </w:pPr>
+      <w:r>
+        <w:rPr>
+          <w:rFonts w:ascii="Times New Roman" w:hAnsi="Times New Roman" w:cs="Times New Roman"/>
+          <w:sz w:val="28"/>
+          <w:szCs w:val="28"/>
         </w:rPr>
         <w:t>Снижение эффективности работы магазина. Ошибки в учёте и несвоевременное пополнение товаров могут привести к неудобствам для сотрудников и покупателей.</w:t>
       </w:r>
@@ -2356,18 +2560,5526 @@
         <w:rPr>
           <w:rFonts w:ascii="Times New Roman" w:hAnsi="Times New Roman" w:cs="Times New Roman"/>
           <w:sz w:val="28"/>
-        </w:rPr>
-      </w:pPr>
-      <w:r>
-        <w:rPr>
-          <w:rFonts w:ascii="Times New Roman" w:hAnsi="Times New Roman" w:cs="Times New Roman"/>
-          <w:sz w:val="28"/>
+          <w:szCs w:val="28"/>
+        </w:rPr>
+      </w:pPr>
+      <w:r>
+        <w:rPr>
+          <w:rFonts w:ascii="Times New Roman" w:hAnsi="Times New Roman" w:cs="Times New Roman"/>
+          <w:sz w:val="28"/>
+          <w:szCs w:val="28"/>
         </w:rPr>
         <w:t>Таким образом, отсутствие программного средства может привести к ошибкам в учёте, увеличению объёма ручной работы и несвоевременному пополнению товарных запасов. Использование информационной системы позволит снизить влияние этих проблем и упростить управление товарами.</w:t>
       </w:r>
     </w:p>
+    <w:p>
+      <w:pPr>
+        <w:spacing w:after="0" w:line="360" w:lineRule="auto"/>
+        <w:ind w:firstLine="709"/>
+        <w:jc w:val="both"/>
+        <w:rPr>
+          <w:rFonts w:ascii="Times New Roman" w:hAnsi="Times New Roman" w:cs="Times New Roman"/>
+          <w:sz w:val="28"/>
+          <w:szCs w:val="28"/>
+        </w:rPr>
+      </w:pPr>
+      <w:r>
+        <w:rPr>
+          <w:rFonts w:ascii="Times New Roman" w:hAnsi="Times New Roman" w:cs="Times New Roman"/>
+          <w:sz w:val="28"/>
+          <w:szCs w:val="28"/>
+        </w:rPr>
+        <w:br w:type="page"/>
+      </w:r>
+    </w:p>
+    <w:p>
+      <w:pPr>
+        <w:pStyle w:val="a7"/>
+        <w:numPr>
+          <w:ilvl w:val="0"/>
+          <w:numId w:val="30"/>
+        </w:numPr>
+        <w:spacing w:after="0" w:line="360" w:lineRule="auto"/>
+        <w:ind w:left="0" w:firstLine="709"/>
+        <w:jc w:val="both"/>
+        <w:rPr>
+          <w:rFonts w:ascii="Times New Roman" w:hAnsi="Times New Roman" w:cs="Times New Roman"/>
+          <w:b/>
+          <w:bCs/>
+          <w:sz w:val="28"/>
+          <w:szCs w:val="28"/>
+        </w:rPr>
+      </w:pPr>
+      <w:r>
+        <w:rPr>
+          <w:rFonts w:ascii="Times New Roman" w:hAnsi="Times New Roman" w:cs="Times New Roman"/>
+          <w:b/>
+          <w:bCs/>
+          <w:sz w:val="28"/>
+          <w:szCs w:val="28"/>
+        </w:rPr>
+        <w:lastRenderedPageBreak/>
+        <w:t>Структура базы данных магазина «</w:t>
+      </w:r>
+      <w:r>
+        <w:rPr>
+          <w:rFonts w:ascii="Times New Roman" w:hAnsi="Times New Roman" w:cs="Times New Roman"/>
+          <w:b/>
+          <w:bCs/>
+          <w:sz w:val="28"/>
+          <w:szCs w:val="28"/>
+          <w:lang w:val="en-US"/>
+        </w:rPr>
+        <w:t>Gardenly</w:t>
+      </w:r>
+      <w:r>
+        <w:rPr>
+          <w:rFonts w:ascii="Times New Roman" w:hAnsi="Times New Roman" w:cs="Times New Roman"/>
+          <w:b/>
+          <w:bCs/>
+          <w:sz w:val="28"/>
+          <w:szCs w:val="28"/>
+        </w:rPr>
+        <w:t>»</w:t>
+      </w:r>
+    </w:p>
+    <w:p>
+      <w:pPr>
+        <w:spacing w:after="0" w:line="360" w:lineRule="auto"/>
+        <w:ind w:firstLine="709"/>
+        <w:jc w:val="both"/>
+        <w:rPr>
+          <w:rFonts w:ascii="Times New Roman" w:hAnsi="Times New Roman" w:cs="Times New Roman"/>
+          <w:b/>
+          <w:bCs/>
+          <w:sz w:val="28"/>
+          <w:szCs w:val="28"/>
+        </w:rPr>
+      </w:pPr>
+      <w:r>
+        <w:rPr>
+          <w:rFonts w:ascii="Times New Roman" w:hAnsi="Times New Roman" w:cs="Times New Roman"/>
+          <w:b/>
+          <w:bCs/>
+          <w:sz w:val="28"/>
+          <w:szCs w:val="28"/>
+        </w:rPr>
+        <w:t xml:space="preserve">2.1 </w:t>
+      </w:r>
+      <w:r>
+        <w:rPr>
+          <w:rFonts w:ascii="Times New Roman" w:hAnsi="Times New Roman" w:cs="Times New Roman"/>
+          <w:b/>
+          <w:bCs/>
+          <w:sz w:val="28"/>
+          <w:szCs w:val="28"/>
+        </w:rPr>
+        <w:tab/>
+      </w:r>
+      <w:r>
+        <w:rPr>
+          <w:rFonts w:ascii="Times New Roman" w:hAnsi="Times New Roman" w:cs="Times New Roman"/>
+          <w:b/>
+          <w:bCs/>
+          <w:sz w:val="28"/>
+          <w:szCs w:val="28"/>
+        </w:rPr>
+        <w:t>Описание структуры базы данных</w:t>
+      </w:r>
+    </w:p>
+    <w:p>
+      <w:pPr>
+        <w:spacing w:after="0" w:line="360" w:lineRule="auto"/>
+        <w:ind w:firstLine="709"/>
+        <w:jc w:val="both"/>
+        <w:rPr>
+          <w:rFonts w:ascii="Times New Roman" w:hAnsi="Times New Roman" w:cs="Times New Roman"/>
+          <w:sz w:val="28"/>
+          <w:szCs w:val="28"/>
+        </w:rPr>
+      </w:pPr>
+      <w:r>
+        <w:rPr>
+          <w:rFonts w:ascii="Times New Roman" w:hAnsi="Times New Roman" w:cs="Times New Roman"/>
+          <w:sz w:val="28"/>
+          <w:szCs w:val="28"/>
+        </w:rPr>
+        <w:t>Для магазина садоводства «Gardenly» необходимо разработать структуру базы данных, предназначенную для хранения и обработки информации о товарах и их движении. База данных будет реализована с использованием системы управления базами данных PostgreSQL</w:t>
+      </w:r>
+      <w:r>
+        <w:rPr>
+          <w:rFonts w:ascii="Times New Roman" w:hAnsi="Times New Roman" w:cs="Times New Roman"/>
+          <w:sz w:val="28"/>
+          <w:szCs w:val="28"/>
+        </w:rPr>
+        <w:t>, представленная на рисунке 1.</w:t>
+      </w:r>
+    </w:p>
+    <w:p>
+      <w:pPr>
+        <w:spacing w:after="0" w:line="360" w:lineRule="auto"/>
+        <w:ind w:firstLine="709"/>
+        <w:jc w:val="both"/>
+        <w:rPr>
+          <w:rFonts w:ascii="Times New Roman" w:hAnsi="Times New Roman" w:cs="Times New Roman"/>
+          <w:noProof/>
+          <w:sz w:val="28"/>
+          <w:szCs w:val="28"/>
+        </w:rPr>
+      </w:pPr>
+      <w:r>
+        <w:rPr>
+          <w:rFonts w:ascii="Times New Roman" w:hAnsi="Times New Roman" w:cs="Times New Roman"/>
+          <w:noProof/>
+          <w:sz w:val="28"/>
+          <w:szCs w:val="28"/>
+        </w:rPr>
+        <w:drawing>
+          <wp:inline distT="0" distB="0" distL="0" distR="0" wp14:anchorId="561CE7BC" wp14:editId="470BF8A1">
+            <wp:extent cx="4863748" cy="4842934"/>
+            <wp:effectExtent l="0" t="0" r="0" b="0"/>
+            <wp:docPr id="927940011" name="Рисунок 5"/>
+            <wp:cNvGraphicFramePr>
+              <a:graphicFrameLocks xmlns:a="http://schemas.openxmlformats.org/drawingml/2006/main" noChangeAspect="1"/>
+            </wp:cNvGraphicFramePr>
+            <a:graphic xmlns:a="http://schemas.openxmlformats.org/drawingml/2006/main">
+              <a:graphicData uri="http://schemas.openxmlformats.org/drawingml/2006/picture">
+                <pic:pic xmlns:pic="http://schemas.openxmlformats.org/drawingml/2006/picture">
+                  <pic:nvPicPr>
+                    <pic:cNvPr id="0" name="Picture 1"/>
+                    <pic:cNvPicPr>
+                      <a:picLocks noChangeAspect="1" noChangeArrowheads="1"/>
+                    </pic:cNvPicPr>
+                  </pic:nvPicPr>
+                  <pic:blipFill>
+                    <a:blip r:embed="rId8">
+                      <a:extLst>
+                        <a:ext uri="{28A0092B-C50C-407E-A947-70E740481C1C}">
+                          <a14:useLocalDpi xmlns:a14="http://schemas.microsoft.com/office/drawing/2010/main" val="0"/>
+                        </a:ext>
+                      </a:extLst>
+                    </a:blip>
+                    <a:srcRect/>
+                    <a:stretch>
+                      <a:fillRect/>
+                    </a:stretch>
+                  </pic:blipFill>
+                  <pic:spPr bwMode="auto">
+                    <a:xfrm>
+                      <a:off x="0" y="0"/>
+                      <a:ext cx="4869870" cy="4849030"/>
+                    </a:xfrm>
+                    <a:prstGeom prst="rect">
+                      <a:avLst/>
+                    </a:prstGeom>
+                    <a:noFill/>
+                    <a:ln>
+                      <a:noFill/>
+                    </a:ln>
+                  </pic:spPr>
+                </pic:pic>
+              </a:graphicData>
+            </a:graphic>
+          </wp:inline>
+        </w:drawing>
+      </w:r>
+    </w:p>
+    <w:p>
+      <w:pPr>
+        <w:spacing w:after="0" w:line="360" w:lineRule="auto"/>
+        <w:ind w:firstLine="709"/>
+        <w:jc w:val="both"/>
+        <w:rPr>
+          <w:rFonts w:ascii="Times New Roman" w:hAnsi="Times New Roman" w:cs="Times New Roman"/>
+          <w:sz w:val="28"/>
+          <w:szCs w:val="28"/>
+        </w:rPr>
+      </w:pPr>
+    </w:p>
+    <w:p>
+      <w:pPr>
+        <w:spacing w:after="0" w:line="360" w:lineRule="auto"/>
+        <w:ind w:firstLine="709"/>
+        <w:jc w:val="both"/>
+        <w:rPr>
+          <w:rFonts w:ascii="Times New Roman" w:hAnsi="Times New Roman" w:cs="Times New Roman"/>
+          <w:sz w:val="28"/>
+          <w:szCs w:val="28"/>
+        </w:rPr>
+      </w:pPr>
+      <w:r>
+        <w:rPr>
+          <w:rFonts w:ascii="Times New Roman" w:hAnsi="Times New Roman" w:cs="Times New Roman"/>
+          <w:sz w:val="28"/>
+          <w:szCs w:val="28"/>
+        </w:rPr>
+        <w:t xml:space="preserve">Рисунок 1 – База данных </w:t>
+      </w:r>
+      <w:r>
+        <w:rPr>
+          <w:rFonts w:ascii="Times New Roman" w:hAnsi="Times New Roman" w:cs="Times New Roman"/>
+          <w:sz w:val="28"/>
+          <w:szCs w:val="28"/>
+          <w:lang w:val="en-US"/>
+        </w:rPr>
+        <w:t>PostgreSQL</w:t>
+      </w:r>
+      <w:r>
+        <w:rPr>
+          <w:rFonts w:ascii="Times New Roman" w:hAnsi="Times New Roman" w:cs="Times New Roman"/>
+          <w:sz w:val="28"/>
+          <w:szCs w:val="28"/>
+        </w:rPr>
+        <w:t xml:space="preserve"> для магазина садоводства «</w:t>
+      </w:r>
+      <w:r>
+        <w:rPr>
+          <w:rFonts w:ascii="Times New Roman" w:hAnsi="Times New Roman" w:cs="Times New Roman"/>
+          <w:sz w:val="28"/>
+          <w:szCs w:val="28"/>
+          <w:lang w:val="en-US"/>
+        </w:rPr>
+        <w:t>Gardenly</w:t>
+      </w:r>
+      <w:r>
+        <w:rPr>
+          <w:rFonts w:ascii="Times New Roman" w:hAnsi="Times New Roman" w:cs="Times New Roman"/>
+          <w:sz w:val="28"/>
+          <w:szCs w:val="28"/>
+        </w:rPr>
+        <w:t>»</w:t>
+      </w:r>
+    </w:p>
+    <w:p>
+      <w:pPr>
+        <w:spacing w:after="0" w:line="360" w:lineRule="auto"/>
+        <w:ind w:firstLine="709"/>
+        <w:jc w:val="both"/>
+        <w:rPr>
+          <w:rFonts w:ascii="Times New Roman" w:hAnsi="Times New Roman" w:cs="Times New Roman"/>
+          <w:sz w:val="28"/>
+          <w:szCs w:val="28"/>
+        </w:rPr>
+      </w:pPr>
+      <w:r>
+        <w:rPr>
+          <w:rFonts w:ascii="Times New Roman" w:hAnsi="Times New Roman" w:cs="Times New Roman"/>
+          <w:sz w:val="28"/>
+          <w:szCs w:val="28"/>
+        </w:rPr>
+        <w:t>Основными сущностями информационной системы являются пользователи, категории товаров, товары, заказы</w:t>
+      </w:r>
+      <w:r>
+        <w:rPr>
+          <w:rFonts w:ascii="Times New Roman" w:hAnsi="Times New Roman" w:cs="Times New Roman"/>
+          <w:sz w:val="28"/>
+          <w:szCs w:val="28"/>
+        </w:rPr>
+        <w:t xml:space="preserve">, позиции заказа, поступления </w:t>
+      </w:r>
+      <w:r>
+        <w:rPr>
+          <w:rFonts w:ascii="Times New Roman" w:hAnsi="Times New Roman" w:cs="Times New Roman"/>
+          <w:sz w:val="28"/>
+          <w:szCs w:val="28"/>
+        </w:rPr>
+        <w:t xml:space="preserve">и </w:t>
+      </w:r>
+      <w:r>
+        <w:rPr>
+          <w:rFonts w:ascii="Times New Roman" w:hAnsi="Times New Roman" w:cs="Times New Roman"/>
+          <w:sz w:val="28"/>
+          <w:szCs w:val="28"/>
+        </w:rPr>
+        <w:t xml:space="preserve">позиции </w:t>
+      </w:r>
+      <w:r>
+        <w:rPr>
+          <w:rFonts w:ascii="Times New Roman" w:hAnsi="Times New Roman" w:cs="Times New Roman"/>
+          <w:sz w:val="28"/>
+          <w:szCs w:val="28"/>
+        </w:rPr>
+        <w:t>поступлени</w:t>
+      </w:r>
+      <w:r>
+        <w:rPr>
+          <w:rFonts w:ascii="Times New Roman" w:hAnsi="Times New Roman" w:cs="Times New Roman"/>
+          <w:sz w:val="28"/>
+          <w:szCs w:val="28"/>
+        </w:rPr>
+        <w:t>й</w:t>
+      </w:r>
+      <w:r>
+        <w:rPr>
+          <w:rFonts w:ascii="Times New Roman" w:hAnsi="Times New Roman" w:cs="Times New Roman"/>
+          <w:sz w:val="28"/>
+          <w:szCs w:val="28"/>
+        </w:rPr>
+        <w:t xml:space="preserve"> товаров.</w:t>
+      </w:r>
+      <w:r>
+        <w:rPr>
+          <w:rFonts w:ascii="Times New Roman" w:hAnsi="Times New Roman" w:cs="Times New Roman"/>
+          <w:sz w:val="28"/>
+          <w:szCs w:val="28"/>
+        </w:rPr>
+        <w:t xml:space="preserve"> Каждая сущность предназначена для хранения определённого вида информации и связана с другими сущностями.</w:t>
+      </w:r>
+    </w:p>
+    <w:p>
+      <w:pPr>
+        <w:pStyle w:val="a7"/>
+        <w:numPr>
+          <w:ilvl w:val="0"/>
+          <w:numId w:val="22"/>
+        </w:numPr>
+        <w:spacing w:after="0" w:line="360" w:lineRule="auto"/>
+        <w:ind w:left="0" w:firstLine="709"/>
+        <w:jc w:val="both"/>
+        <w:rPr>
+          <w:rFonts w:ascii="Times New Roman" w:hAnsi="Times New Roman" w:cs="Times New Roman"/>
+          <w:i/>
+          <w:iCs/>
+          <w:sz w:val="28"/>
+          <w:szCs w:val="28"/>
+        </w:rPr>
+      </w:pPr>
+      <w:r>
+        <w:rPr>
+          <w:rFonts w:ascii="Times New Roman" w:hAnsi="Times New Roman" w:cs="Times New Roman"/>
+          <w:i/>
+          <w:iCs/>
+          <w:sz w:val="28"/>
+          <w:szCs w:val="28"/>
+        </w:rPr>
+        <w:lastRenderedPageBreak/>
+        <w:t xml:space="preserve">Сущность «Пользователи». </w:t>
+      </w:r>
+      <w:r>
+        <w:rPr>
+          <w:rFonts w:ascii="Times New Roman" w:hAnsi="Times New Roman" w:cs="Times New Roman"/>
+          <w:sz w:val="28"/>
+          <w:szCs w:val="28"/>
+        </w:rPr>
+        <w:t>Она предназначена для хранения информации о людях, работающих с информационной системой. В таблице хранятся идентификатор пользователя, ФИО, логин, пароль и роль.</w:t>
+      </w:r>
+      <w:r>
+        <w:rPr>
+          <w:rFonts w:ascii="Times New Roman" w:hAnsi="Times New Roman" w:cs="Times New Roman"/>
+          <w:sz w:val="28"/>
+          <w:szCs w:val="28"/>
+        </w:rPr>
+        <w:t xml:space="preserve"> </w:t>
+      </w:r>
+      <w:r>
+        <w:rPr>
+          <w:rFonts w:ascii="Times New Roman" w:hAnsi="Times New Roman" w:cs="Times New Roman"/>
+          <w:sz w:val="28"/>
+          <w:szCs w:val="28"/>
+        </w:rPr>
+        <w:t>В таблице 1 представлены атрибуты сущности и их типы данных</w:t>
+      </w:r>
+      <w:r>
+        <w:rPr>
+          <w:rFonts w:ascii="Times New Roman" w:hAnsi="Times New Roman" w:cs="Times New Roman"/>
+          <w:sz w:val="28"/>
+          <w:szCs w:val="28"/>
+        </w:rPr>
+        <w:t>.</w:t>
+      </w:r>
+    </w:p>
+    <w:p>
+      <w:pPr>
+        <w:spacing w:after="0" w:line="360" w:lineRule="auto"/>
+        <w:ind w:firstLine="709"/>
+        <w:jc w:val="both"/>
+        <w:rPr>
+          <w:rFonts w:ascii="Times New Roman" w:hAnsi="Times New Roman" w:cs="Times New Roman"/>
+          <w:sz w:val="28"/>
+          <w:szCs w:val="28"/>
+        </w:rPr>
+      </w:pPr>
+      <w:r>
+        <w:rPr>
+          <w:rFonts w:ascii="Times New Roman" w:hAnsi="Times New Roman" w:cs="Times New Roman"/>
+          <w:sz w:val="28"/>
+          <w:szCs w:val="28"/>
+        </w:rPr>
+        <w:t>Таблица 1 – Атрибуты сущности «Пользователи»</w:t>
+      </w:r>
+    </w:p>
+    <w:tbl>
+      <w:tblPr>
+        <w:tblStyle w:val="ad"/>
+        <w:tblW w:w="0" w:type="auto"/>
+        <w:tblLook w:val="04A0" w:firstRow="1" w:lastRow="0" w:firstColumn="1" w:lastColumn="0" w:noHBand="0" w:noVBand="1"/>
+      </w:tblPr>
+      <w:tblGrid>
+        <w:gridCol w:w="3351"/>
+        <w:gridCol w:w="2932"/>
+        <w:gridCol w:w="3062"/>
+      </w:tblGrid>
+      <w:tr>
+        <w:tc>
+          <w:tcPr>
+            <w:tcW w:w="3351" w:type="dxa"/>
+          </w:tcPr>
+          <w:p>
+            <w:pPr>
+              <w:jc w:val="both"/>
+              <w:rPr>
+                <w:rFonts w:ascii="Times New Roman" w:hAnsi="Times New Roman" w:cs="Times New Roman"/>
+                <w:sz w:val="28"/>
+                <w:szCs w:val="28"/>
+              </w:rPr>
+            </w:pPr>
+            <w:r>
+              <w:rPr>
+                <w:rFonts w:ascii="Times New Roman" w:hAnsi="Times New Roman" w:cs="Times New Roman"/>
+                <w:sz w:val="28"/>
+                <w:szCs w:val="28"/>
+              </w:rPr>
+              <w:t>Атрибут</w:t>
+            </w:r>
+          </w:p>
+        </w:tc>
+        <w:tc>
+          <w:tcPr>
+            <w:tcW w:w="2932" w:type="dxa"/>
+          </w:tcPr>
+          <w:p>
+            <w:pPr>
+              <w:jc w:val="both"/>
+              <w:rPr>
+                <w:rFonts w:ascii="Times New Roman" w:hAnsi="Times New Roman" w:cs="Times New Roman"/>
+                <w:sz w:val="28"/>
+                <w:szCs w:val="28"/>
+              </w:rPr>
+            </w:pPr>
+            <w:r>
+              <w:rPr>
+                <w:rFonts w:ascii="Times New Roman" w:hAnsi="Times New Roman" w:cs="Times New Roman"/>
+                <w:sz w:val="28"/>
+                <w:szCs w:val="28"/>
+              </w:rPr>
+              <w:t>Тип данных</w:t>
+            </w:r>
+          </w:p>
+        </w:tc>
+        <w:tc>
+          <w:tcPr>
+            <w:tcW w:w="3062" w:type="dxa"/>
+          </w:tcPr>
+          <w:p>
+            <w:pPr>
+              <w:jc w:val="both"/>
+              <w:rPr>
+                <w:rFonts w:ascii="Times New Roman" w:hAnsi="Times New Roman" w:cs="Times New Roman"/>
+                <w:sz w:val="28"/>
+                <w:szCs w:val="28"/>
+              </w:rPr>
+            </w:pPr>
+            <w:r>
+              <w:rPr>
+                <w:rFonts w:ascii="Times New Roman" w:hAnsi="Times New Roman" w:cs="Times New Roman"/>
+                <w:sz w:val="28"/>
+                <w:szCs w:val="28"/>
+              </w:rPr>
+              <w:t>Максимальное значение символов</w:t>
+            </w:r>
+          </w:p>
+        </w:tc>
+      </w:tr>
+      <w:tr>
+        <w:tc>
+          <w:tcPr>
+            <w:tcW w:w="3351" w:type="dxa"/>
+          </w:tcPr>
+          <w:p>
+            <w:pPr>
+              <w:jc w:val="both"/>
+              <w:rPr>
+                <w:rFonts w:ascii="Times New Roman" w:hAnsi="Times New Roman" w:cs="Times New Roman"/>
+                <w:sz w:val="28"/>
+                <w:szCs w:val="28"/>
+              </w:rPr>
+            </w:pPr>
+            <w:r>
+              <w:rPr>
+                <w:rFonts w:ascii="Times New Roman" w:hAnsi="Times New Roman" w:cs="Times New Roman"/>
+                <w:sz w:val="28"/>
+                <w:szCs w:val="28"/>
+                <w:lang w:val="en-US"/>
+              </w:rPr>
+              <w:t>ID</w:t>
+            </w:r>
+            <w:r>
+              <w:rPr>
+                <w:rFonts w:ascii="Times New Roman" w:hAnsi="Times New Roman" w:cs="Times New Roman"/>
+                <w:sz w:val="28"/>
+                <w:szCs w:val="28"/>
+              </w:rPr>
+              <w:t xml:space="preserve"> пользователя</w:t>
+            </w:r>
+          </w:p>
+        </w:tc>
+        <w:tc>
+          <w:tcPr>
+            <w:tcW w:w="2932" w:type="dxa"/>
+          </w:tcPr>
+          <w:p>
+            <w:pPr>
+              <w:jc w:val="both"/>
+              <w:rPr>
+                <w:rFonts w:ascii="Times New Roman" w:hAnsi="Times New Roman" w:cs="Times New Roman"/>
+                <w:sz w:val="28"/>
+                <w:szCs w:val="28"/>
+                <w:lang w:val="en-US"/>
+              </w:rPr>
+            </w:pPr>
+            <w:r>
+              <w:rPr>
+                <w:rFonts w:ascii="Times New Roman" w:hAnsi="Times New Roman" w:cs="Times New Roman"/>
+                <w:sz w:val="28"/>
+                <w:szCs w:val="28"/>
+                <w:lang w:val="en-US"/>
+              </w:rPr>
+              <w:t>SERIAL</w:t>
+            </w:r>
+          </w:p>
+        </w:tc>
+        <w:tc>
+          <w:tcPr>
+            <w:tcW w:w="3062" w:type="dxa"/>
+          </w:tcPr>
+          <w:p>
+            <w:pPr>
+              <w:jc w:val="both"/>
+              <w:rPr>
+                <w:rFonts w:ascii="Times New Roman" w:hAnsi="Times New Roman" w:cs="Times New Roman"/>
+                <w:sz w:val="28"/>
+                <w:szCs w:val="28"/>
+              </w:rPr>
+            </w:pPr>
+            <w:r>
+              <w:rPr>
+                <w:rFonts w:ascii="Times New Roman" w:hAnsi="Times New Roman" w:cs="Times New Roman"/>
+                <w:sz w:val="28"/>
+                <w:szCs w:val="28"/>
+              </w:rPr>
+              <w:t>-</w:t>
+            </w:r>
+          </w:p>
+        </w:tc>
+      </w:tr>
+      <w:tr>
+        <w:tc>
+          <w:tcPr>
+            <w:tcW w:w="3351" w:type="dxa"/>
+          </w:tcPr>
+          <w:p>
+            <w:pPr>
+              <w:jc w:val="both"/>
+              <w:rPr>
+                <w:rFonts w:ascii="Times New Roman" w:hAnsi="Times New Roman" w:cs="Times New Roman"/>
+                <w:sz w:val="28"/>
+                <w:szCs w:val="28"/>
+              </w:rPr>
+            </w:pPr>
+            <w:r>
+              <w:rPr>
+                <w:rFonts w:ascii="Times New Roman" w:hAnsi="Times New Roman" w:cs="Times New Roman"/>
+                <w:sz w:val="28"/>
+                <w:szCs w:val="28"/>
+              </w:rPr>
+              <w:t>ФИО</w:t>
+            </w:r>
+          </w:p>
+        </w:tc>
+        <w:tc>
+          <w:tcPr>
+            <w:tcW w:w="2932" w:type="dxa"/>
+          </w:tcPr>
+          <w:p>
+            <w:pPr>
+              <w:jc w:val="both"/>
+              <w:rPr>
+                <w:rFonts w:ascii="Times New Roman" w:hAnsi="Times New Roman" w:cs="Times New Roman"/>
+                <w:sz w:val="28"/>
+                <w:szCs w:val="28"/>
+                <w:lang w:val="en-US"/>
+              </w:rPr>
+            </w:pPr>
+            <w:r>
+              <w:rPr>
+                <w:rFonts w:ascii="Times New Roman" w:hAnsi="Times New Roman" w:cs="Times New Roman"/>
+                <w:sz w:val="28"/>
+                <w:szCs w:val="28"/>
+                <w:lang w:val="en-US"/>
+              </w:rPr>
+              <w:t>VARCHAR</w:t>
+            </w:r>
+          </w:p>
+        </w:tc>
+        <w:tc>
+          <w:tcPr>
+            <w:tcW w:w="3062" w:type="dxa"/>
+          </w:tcPr>
+          <w:p>
+            <w:pPr>
+              <w:jc w:val="both"/>
+              <w:rPr>
+                <w:rFonts w:ascii="Times New Roman" w:hAnsi="Times New Roman" w:cs="Times New Roman"/>
+                <w:sz w:val="28"/>
+                <w:szCs w:val="28"/>
+              </w:rPr>
+            </w:pPr>
+            <w:r>
+              <w:rPr>
+                <w:rFonts w:ascii="Times New Roman" w:hAnsi="Times New Roman" w:cs="Times New Roman"/>
+                <w:sz w:val="28"/>
+                <w:szCs w:val="28"/>
+              </w:rPr>
+              <w:t>100</w:t>
+            </w:r>
+          </w:p>
+        </w:tc>
+      </w:tr>
+      <w:tr>
+        <w:tc>
+          <w:tcPr>
+            <w:tcW w:w="3351" w:type="dxa"/>
+          </w:tcPr>
+          <w:p>
+            <w:pPr>
+              <w:jc w:val="both"/>
+              <w:rPr>
+                <w:rFonts w:ascii="Times New Roman" w:hAnsi="Times New Roman" w:cs="Times New Roman"/>
+                <w:sz w:val="28"/>
+                <w:szCs w:val="28"/>
+              </w:rPr>
+            </w:pPr>
+            <w:r>
+              <w:rPr>
+                <w:rFonts w:ascii="Times New Roman" w:hAnsi="Times New Roman" w:cs="Times New Roman"/>
+                <w:sz w:val="28"/>
+                <w:szCs w:val="28"/>
+              </w:rPr>
+              <w:t>Логин</w:t>
+            </w:r>
+          </w:p>
+        </w:tc>
+        <w:tc>
+          <w:tcPr>
+            <w:tcW w:w="2932" w:type="dxa"/>
+          </w:tcPr>
+          <w:p>
+            <w:pPr>
+              <w:jc w:val="both"/>
+              <w:rPr>
+                <w:rFonts w:ascii="Times New Roman" w:hAnsi="Times New Roman" w:cs="Times New Roman"/>
+                <w:sz w:val="28"/>
+                <w:szCs w:val="28"/>
+              </w:rPr>
+            </w:pPr>
+            <w:r>
+              <w:rPr>
+                <w:rFonts w:ascii="Times New Roman" w:hAnsi="Times New Roman" w:cs="Times New Roman"/>
+                <w:sz w:val="28"/>
+                <w:szCs w:val="28"/>
+                <w:lang w:val="en-US"/>
+              </w:rPr>
+              <w:t>VARCHAR</w:t>
+            </w:r>
+          </w:p>
+        </w:tc>
+        <w:tc>
+          <w:tcPr>
+            <w:tcW w:w="3062" w:type="dxa"/>
+          </w:tcPr>
+          <w:p>
+            <w:pPr>
+              <w:jc w:val="both"/>
+              <w:rPr>
+                <w:rFonts w:ascii="Times New Roman" w:hAnsi="Times New Roman" w:cs="Times New Roman"/>
+                <w:sz w:val="28"/>
+                <w:szCs w:val="28"/>
+              </w:rPr>
+            </w:pPr>
+            <w:r>
+              <w:rPr>
+                <w:rFonts w:ascii="Times New Roman" w:hAnsi="Times New Roman" w:cs="Times New Roman"/>
+                <w:sz w:val="28"/>
+                <w:szCs w:val="28"/>
+              </w:rPr>
+              <w:t>50</w:t>
+            </w:r>
+          </w:p>
+        </w:tc>
+      </w:tr>
+      <w:tr>
+        <w:tc>
+          <w:tcPr>
+            <w:tcW w:w="3351" w:type="dxa"/>
+          </w:tcPr>
+          <w:p>
+            <w:pPr>
+              <w:jc w:val="both"/>
+              <w:rPr>
+                <w:rFonts w:ascii="Times New Roman" w:hAnsi="Times New Roman" w:cs="Times New Roman"/>
+                <w:sz w:val="28"/>
+                <w:szCs w:val="28"/>
+              </w:rPr>
+            </w:pPr>
+            <w:r>
+              <w:rPr>
+                <w:rFonts w:ascii="Times New Roman" w:hAnsi="Times New Roman" w:cs="Times New Roman"/>
+                <w:sz w:val="28"/>
+                <w:szCs w:val="28"/>
+              </w:rPr>
+              <w:t>Пароль</w:t>
+            </w:r>
+          </w:p>
+        </w:tc>
+        <w:tc>
+          <w:tcPr>
+            <w:tcW w:w="2932" w:type="dxa"/>
+          </w:tcPr>
+          <w:p>
+            <w:pPr>
+              <w:jc w:val="both"/>
+              <w:rPr>
+                <w:rFonts w:ascii="Times New Roman" w:hAnsi="Times New Roman" w:cs="Times New Roman"/>
+                <w:sz w:val="28"/>
+                <w:szCs w:val="28"/>
+              </w:rPr>
+            </w:pPr>
+            <w:r>
+              <w:rPr>
+                <w:rFonts w:ascii="Times New Roman" w:hAnsi="Times New Roman" w:cs="Times New Roman"/>
+                <w:sz w:val="28"/>
+                <w:szCs w:val="28"/>
+                <w:lang w:val="en-US"/>
+              </w:rPr>
+              <w:t>VARCHAR</w:t>
+            </w:r>
+          </w:p>
+        </w:tc>
+        <w:tc>
+          <w:tcPr>
+            <w:tcW w:w="3062" w:type="dxa"/>
+          </w:tcPr>
+          <w:p>
+            <w:pPr>
+              <w:jc w:val="both"/>
+              <w:rPr>
+                <w:rFonts w:ascii="Times New Roman" w:hAnsi="Times New Roman" w:cs="Times New Roman"/>
+                <w:sz w:val="28"/>
+                <w:szCs w:val="28"/>
+              </w:rPr>
+            </w:pPr>
+            <w:r>
+              <w:rPr>
+                <w:rFonts w:ascii="Times New Roman" w:hAnsi="Times New Roman" w:cs="Times New Roman"/>
+                <w:sz w:val="28"/>
+                <w:szCs w:val="28"/>
+              </w:rPr>
+              <w:t>255</w:t>
+            </w:r>
+          </w:p>
+        </w:tc>
+      </w:tr>
+      <w:tr>
+        <w:tc>
+          <w:tcPr>
+            <w:tcW w:w="3351" w:type="dxa"/>
+          </w:tcPr>
+          <w:p>
+            <w:pPr>
+              <w:jc w:val="both"/>
+              <w:rPr>
+                <w:rFonts w:ascii="Times New Roman" w:hAnsi="Times New Roman" w:cs="Times New Roman"/>
+                <w:sz w:val="28"/>
+                <w:szCs w:val="28"/>
+              </w:rPr>
+            </w:pPr>
+            <w:r>
+              <w:rPr>
+                <w:rFonts w:ascii="Times New Roman" w:hAnsi="Times New Roman" w:cs="Times New Roman"/>
+                <w:sz w:val="28"/>
+                <w:szCs w:val="28"/>
+              </w:rPr>
+              <w:t>Роль</w:t>
+            </w:r>
+          </w:p>
+        </w:tc>
+        <w:tc>
+          <w:tcPr>
+            <w:tcW w:w="2932" w:type="dxa"/>
+          </w:tcPr>
+          <w:p>
+            <w:pPr>
+              <w:jc w:val="both"/>
+              <w:rPr>
+                <w:rFonts w:ascii="Times New Roman" w:hAnsi="Times New Roman" w:cs="Times New Roman"/>
+                <w:sz w:val="28"/>
+                <w:szCs w:val="28"/>
+              </w:rPr>
+            </w:pPr>
+            <w:r>
+              <w:rPr>
+                <w:rFonts w:ascii="Times New Roman" w:hAnsi="Times New Roman" w:cs="Times New Roman"/>
+                <w:sz w:val="28"/>
+                <w:szCs w:val="28"/>
+                <w:lang w:val="en-US"/>
+              </w:rPr>
+              <w:t>VARCHAR</w:t>
+            </w:r>
+          </w:p>
+        </w:tc>
+        <w:tc>
+          <w:tcPr>
+            <w:tcW w:w="3062" w:type="dxa"/>
+          </w:tcPr>
+          <w:p>
+            <w:pPr>
+              <w:jc w:val="both"/>
+              <w:rPr>
+                <w:rFonts w:ascii="Times New Roman" w:hAnsi="Times New Roman" w:cs="Times New Roman"/>
+                <w:sz w:val="28"/>
+                <w:szCs w:val="28"/>
+              </w:rPr>
+            </w:pPr>
+            <w:r>
+              <w:rPr>
+                <w:rFonts w:ascii="Times New Roman" w:hAnsi="Times New Roman" w:cs="Times New Roman"/>
+                <w:sz w:val="28"/>
+                <w:szCs w:val="28"/>
+              </w:rPr>
+              <w:t>2</w:t>
+            </w:r>
+            <w:r>
+              <w:rPr>
+                <w:rFonts w:ascii="Times New Roman" w:hAnsi="Times New Roman" w:cs="Times New Roman"/>
+                <w:sz w:val="28"/>
+                <w:szCs w:val="28"/>
+              </w:rPr>
+              <w:t>0</w:t>
+            </w:r>
+          </w:p>
+        </w:tc>
+      </w:tr>
+    </w:tbl>
+    <w:p>
+      <w:pPr>
+        <w:spacing w:after="0" w:line="360" w:lineRule="auto"/>
+        <w:ind w:firstLine="709"/>
+        <w:jc w:val="both"/>
+        <w:rPr>
+          <w:rFonts w:ascii="Times New Roman" w:hAnsi="Times New Roman" w:cs="Times New Roman"/>
+          <w:sz w:val="28"/>
+          <w:szCs w:val="28"/>
+        </w:rPr>
+      </w:pPr>
+      <w:r>
+        <w:rPr>
+          <w:rFonts w:ascii="Times New Roman" w:hAnsi="Times New Roman" w:cs="Times New Roman"/>
+          <w:sz w:val="28"/>
+          <w:szCs w:val="28"/>
+        </w:rPr>
+        <w:t>Ключи: атрибут «ID пользователя» является первичным ключом таблицы и однозначно идентифицирует каждого пользователя. Внешние ключи в данной таблице отсутствуют.</w:t>
+      </w:r>
+    </w:p>
+    <w:p>
+      <w:pPr>
+        <w:spacing w:after="0" w:line="360" w:lineRule="auto"/>
+        <w:ind w:firstLine="709"/>
+        <w:jc w:val="both"/>
+        <w:rPr>
+          <w:rFonts w:ascii="Times New Roman" w:hAnsi="Times New Roman" w:cs="Times New Roman"/>
+          <w:sz w:val="28"/>
+          <w:szCs w:val="28"/>
+        </w:rPr>
+      </w:pPr>
+      <w:r>
+        <w:rPr>
+          <w:rFonts w:ascii="Times New Roman" w:hAnsi="Times New Roman" w:cs="Times New Roman"/>
+          <w:sz w:val="28"/>
+          <w:szCs w:val="28"/>
+        </w:rPr>
+        <w:t>Роль определяет права пользователя в системе. Предусмотрено две основные роли: администратор и сотрудник. Администратор имеет больше возможностей и может управлять товарами, категориями и пользователями. Сотрудник работает с товарами, поступлениями, продажами и контролем остатков.</w:t>
+      </w:r>
+    </w:p>
+    <w:p>
+      <w:pPr>
+        <w:pStyle w:val="a7"/>
+        <w:numPr>
+          <w:ilvl w:val="0"/>
+          <w:numId w:val="22"/>
+        </w:numPr>
+        <w:spacing w:after="0" w:line="360" w:lineRule="auto"/>
+        <w:ind w:left="0" w:firstLine="709"/>
+        <w:jc w:val="both"/>
+        <w:rPr>
+          <w:rFonts w:ascii="Times New Roman" w:hAnsi="Times New Roman" w:cs="Times New Roman"/>
+          <w:i/>
+          <w:iCs/>
+          <w:sz w:val="28"/>
+          <w:szCs w:val="28"/>
+        </w:rPr>
+      </w:pPr>
+      <w:r>
+        <w:rPr>
+          <w:rFonts w:ascii="Times New Roman" w:hAnsi="Times New Roman" w:cs="Times New Roman"/>
+          <w:i/>
+          <w:iCs/>
+          <w:sz w:val="28"/>
+          <w:szCs w:val="28"/>
+        </w:rPr>
+        <w:t>Сущности «Категории товаров»</w:t>
+      </w:r>
+      <w:r>
+        <w:rPr>
+          <w:rFonts w:ascii="Times New Roman" w:hAnsi="Times New Roman" w:cs="Times New Roman"/>
+          <w:i/>
+          <w:iCs/>
+          <w:sz w:val="28"/>
+          <w:szCs w:val="28"/>
+        </w:rPr>
+        <w:t xml:space="preserve">. </w:t>
+      </w:r>
+      <w:r>
+        <w:rPr>
+          <w:rFonts w:ascii="Times New Roman" w:hAnsi="Times New Roman" w:cs="Times New Roman"/>
+          <w:sz w:val="28"/>
+          <w:szCs w:val="28"/>
+        </w:rPr>
+        <w:t>Она предназначена для группировки продукции магазина. Данная сущность содержит идентификатор и название категории.</w:t>
+      </w:r>
+      <w:r>
+        <w:rPr>
+          <w:rFonts w:ascii="Times New Roman" w:hAnsi="Times New Roman" w:cs="Times New Roman"/>
+          <w:sz w:val="28"/>
+          <w:szCs w:val="28"/>
+        </w:rPr>
+        <w:t xml:space="preserve"> </w:t>
+      </w:r>
+      <w:r>
+        <w:rPr>
+          <w:rFonts w:ascii="Times New Roman" w:hAnsi="Times New Roman" w:cs="Times New Roman"/>
+          <w:sz w:val="28"/>
+          <w:szCs w:val="28"/>
+        </w:rPr>
+        <w:t xml:space="preserve">В таблице </w:t>
+      </w:r>
+      <w:r>
+        <w:rPr>
+          <w:rFonts w:ascii="Times New Roman" w:hAnsi="Times New Roman" w:cs="Times New Roman"/>
+          <w:sz w:val="28"/>
+          <w:szCs w:val="28"/>
+        </w:rPr>
+        <w:t>2</w:t>
+      </w:r>
+      <w:r>
+        <w:rPr>
+          <w:rFonts w:ascii="Times New Roman" w:hAnsi="Times New Roman" w:cs="Times New Roman"/>
+          <w:sz w:val="28"/>
+          <w:szCs w:val="28"/>
+        </w:rPr>
+        <w:t xml:space="preserve"> представлены атрибуты сущности и их типы данных</w:t>
+      </w:r>
+      <w:r>
+        <w:rPr>
+          <w:rFonts w:ascii="Times New Roman" w:hAnsi="Times New Roman" w:cs="Times New Roman"/>
+          <w:sz w:val="28"/>
+          <w:szCs w:val="28"/>
+        </w:rPr>
+        <w:t>.</w:t>
+      </w:r>
+    </w:p>
+    <w:p>
+      <w:pPr>
+        <w:spacing w:after="0" w:line="360" w:lineRule="auto"/>
+        <w:ind w:firstLine="709"/>
+        <w:jc w:val="both"/>
+        <w:rPr>
+          <w:rFonts w:ascii="Times New Roman" w:hAnsi="Times New Roman" w:cs="Times New Roman"/>
+          <w:sz w:val="28"/>
+          <w:szCs w:val="28"/>
+        </w:rPr>
+      </w:pPr>
+      <w:r>
+        <w:rPr>
+          <w:rFonts w:ascii="Times New Roman" w:hAnsi="Times New Roman" w:cs="Times New Roman"/>
+          <w:sz w:val="28"/>
+          <w:szCs w:val="28"/>
+        </w:rPr>
+        <w:t>Таблица 2 – Атрибуты сущности «Категории товаров»</w:t>
+      </w:r>
+    </w:p>
+    <w:tbl>
+      <w:tblPr>
+        <w:tblStyle w:val="ad"/>
+        <w:tblW w:w="0" w:type="auto"/>
+        <w:tblLook w:val="04A0" w:firstRow="1" w:lastRow="0" w:firstColumn="1" w:lastColumn="0" w:noHBand="0" w:noVBand="1"/>
+      </w:tblPr>
+      <w:tblGrid>
+        <w:gridCol w:w="3351"/>
+        <w:gridCol w:w="2932"/>
+        <w:gridCol w:w="3062"/>
+      </w:tblGrid>
+      <w:tr>
+        <w:tc>
+          <w:tcPr>
+            <w:tcW w:w="3351" w:type="dxa"/>
+          </w:tcPr>
+          <w:p>
+            <w:pPr>
+              <w:jc w:val="both"/>
+              <w:rPr>
+                <w:rFonts w:ascii="Times New Roman" w:hAnsi="Times New Roman" w:cs="Times New Roman"/>
+                <w:sz w:val="28"/>
+                <w:szCs w:val="28"/>
+              </w:rPr>
+            </w:pPr>
+            <w:r>
+              <w:rPr>
+                <w:rFonts w:ascii="Times New Roman" w:hAnsi="Times New Roman" w:cs="Times New Roman"/>
+                <w:sz w:val="28"/>
+                <w:szCs w:val="28"/>
+              </w:rPr>
+              <w:t>Атрибут</w:t>
+            </w:r>
+          </w:p>
+        </w:tc>
+        <w:tc>
+          <w:tcPr>
+            <w:tcW w:w="2932" w:type="dxa"/>
+          </w:tcPr>
+          <w:p>
+            <w:pPr>
+              <w:jc w:val="both"/>
+              <w:rPr>
+                <w:rFonts w:ascii="Times New Roman" w:hAnsi="Times New Roman" w:cs="Times New Roman"/>
+                <w:sz w:val="28"/>
+                <w:szCs w:val="28"/>
+              </w:rPr>
+            </w:pPr>
+            <w:r>
+              <w:rPr>
+                <w:rFonts w:ascii="Times New Roman" w:hAnsi="Times New Roman" w:cs="Times New Roman"/>
+                <w:sz w:val="28"/>
+                <w:szCs w:val="28"/>
+              </w:rPr>
+              <w:t>Тип данных</w:t>
+            </w:r>
+          </w:p>
+        </w:tc>
+        <w:tc>
+          <w:tcPr>
+            <w:tcW w:w="3062" w:type="dxa"/>
+          </w:tcPr>
+          <w:p>
+            <w:pPr>
+              <w:jc w:val="both"/>
+              <w:rPr>
+                <w:rFonts w:ascii="Times New Roman" w:hAnsi="Times New Roman" w:cs="Times New Roman"/>
+                <w:sz w:val="28"/>
+                <w:szCs w:val="28"/>
+              </w:rPr>
+            </w:pPr>
+            <w:r>
+              <w:rPr>
+                <w:rFonts w:ascii="Times New Roman" w:hAnsi="Times New Roman" w:cs="Times New Roman"/>
+                <w:sz w:val="28"/>
+                <w:szCs w:val="28"/>
+              </w:rPr>
+              <w:t>Максимальное значение символов</w:t>
+            </w:r>
+          </w:p>
+        </w:tc>
+      </w:tr>
+      <w:tr>
+        <w:tc>
+          <w:tcPr>
+            <w:tcW w:w="3351" w:type="dxa"/>
+          </w:tcPr>
+          <w:p>
+            <w:pPr>
+              <w:jc w:val="both"/>
+              <w:rPr>
+                <w:rFonts w:ascii="Times New Roman" w:hAnsi="Times New Roman" w:cs="Times New Roman"/>
+                <w:sz w:val="28"/>
+                <w:szCs w:val="28"/>
+              </w:rPr>
+            </w:pPr>
+            <w:r>
+              <w:rPr>
+                <w:rFonts w:ascii="Times New Roman" w:hAnsi="Times New Roman" w:cs="Times New Roman"/>
+                <w:sz w:val="28"/>
+                <w:szCs w:val="28"/>
+                <w:lang w:val="en-US"/>
+              </w:rPr>
+              <w:t>ID</w:t>
+            </w:r>
+            <w:r>
+              <w:rPr>
+                <w:rFonts w:ascii="Times New Roman" w:hAnsi="Times New Roman" w:cs="Times New Roman"/>
+                <w:sz w:val="28"/>
+                <w:szCs w:val="28"/>
+              </w:rPr>
+              <w:t xml:space="preserve"> категории</w:t>
+            </w:r>
+          </w:p>
+        </w:tc>
+        <w:tc>
+          <w:tcPr>
+            <w:tcW w:w="2932" w:type="dxa"/>
+          </w:tcPr>
+          <w:p>
+            <w:pPr>
+              <w:jc w:val="both"/>
+              <w:rPr>
+                <w:rFonts w:ascii="Times New Roman" w:hAnsi="Times New Roman" w:cs="Times New Roman"/>
+                <w:sz w:val="28"/>
+                <w:szCs w:val="28"/>
+              </w:rPr>
+            </w:pPr>
+            <w:r>
+              <w:rPr>
+                <w:rFonts w:ascii="Times New Roman" w:hAnsi="Times New Roman" w:cs="Times New Roman"/>
+                <w:sz w:val="28"/>
+                <w:szCs w:val="28"/>
+                <w:lang w:val="en-US"/>
+              </w:rPr>
+              <w:t>SERIAL</w:t>
+            </w:r>
+          </w:p>
+        </w:tc>
+        <w:tc>
+          <w:tcPr>
+            <w:tcW w:w="3062" w:type="dxa"/>
+          </w:tcPr>
+          <w:p>
+            <w:pPr>
+              <w:jc w:val="both"/>
+              <w:rPr>
+                <w:rFonts w:ascii="Times New Roman" w:hAnsi="Times New Roman" w:cs="Times New Roman"/>
+                <w:sz w:val="28"/>
+                <w:szCs w:val="28"/>
+              </w:rPr>
+            </w:pPr>
+            <w:r>
+              <w:rPr>
+                <w:rFonts w:ascii="Times New Roman" w:hAnsi="Times New Roman" w:cs="Times New Roman"/>
+                <w:sz w:val="28"/>
+                <w:szCs w:val="28"/>
+              </w:rPr>
+              <w:t>-</w:t>
+            </w:r>
+          </w:p>
+        </w:tc>
+      </w:tr>
+      <w:tr>
+        <w:tc>
+          <w:tcPr>
+            <w:tcW w:w="3351" w:type="dxa"/>
+          </w:tcPr>
+          <w:p>
+            <w:pPr>
+              <w:jc w:val="both"/>
+              <w:rPr>
+                <w:rFonts w:ascii="Times New Roman" w:hAnsi="Times New Roman" w:cs="Times New Roman"/>
+                <w:sz w:val="28"/>
+                <w:szCs w:val="28"/>
+              </w:rPr>
+            </w:pPr>
+            <w:r>
+              <w:rPr>
+                <w:rFonts w:ascii="Times New Roman" w:hAnsi="Times New Roman" w:cs="Times New Roman"/>
+                <w:sz w:val="28"/>
+                <w:szCs w:val="28"/>
+              </w:rPr>
+              <w:t>Название категории</w:t>
+            </w:r>
+          </w:p>
+        </w:tc>
+        <w:tc>
+          <w:tcPr>
+            <w:tcW w:w="2932" w:type="dxa"/>
+          </w:tcPr>
+          <w:p>
+            <w:pPr>
+              <w:jc w:val="both"/>
+              <w:rPr>
+                <w:rFonts w:ascii="Times New Roman" w:hAnsi="Times New Roman" w:cs="Times New Roman"/>
+                <w:sz w:val="28"/>
+                <w:szCs w:val="28"/>
+              </w:rPr>
+            </w:pPr>
+            <w:r>
+              <w:rPr>
+                <w:rFonts w:ascii="Times New Roman" w:hAnsi="Times New Roman" w:cs="Times New Roman"/>
+                <w:sz w:val="28"/>
+                <w:szCs w:val="28"/>
+                <w:lang w:val="en-US"/>
+              </w:rPr>
+              <w:t>VARCHAR</w:t>
+            </w:r>
+          </w:p>
+        </w:tc>
+        <w:tc>
+          <w:tcPr>
+            <w:tcW w:w="3062" w:type="dxa"/>
+          </w:tcPr>
+          <w:p>
+            <w:pPr>
+              <w:jc w:val="both"/>
+              <w:rPr>
+                <w:rFonts w:ascii="Times New Roman" w:hAnsi="Times New Roman" w:cs="Times New Roman"/>
+                <w:sz w:val="28"/>
+                <w:szCs w:val="28"/>
+              </w:rPr>
+            </w:pPr>
+            <w:r>
+              <w:rPr>
+                <w:rFonts w:ascii="Times New Roman" w:hAnsi="Times New Roman" w:cs="Times New Roman"/>
+                <w:sz w:val="28"/>
+                <w:szCs w:val="28"/>
+              </w:rPr>
+              <w:t>100</w:t>
+            </w:r>
+          </w:p>
+        </w:tc>
+      </w:tr>
+    </w:tbl>
+    <w:p>
+      <w:pPr>
+        <w:spacing w:after="0" w:line="360" w:lineRule="auto"/>
+        <w:ind w:firstLine="709"/>
+        <w:jc w:val="both"/>
+        <w:rPr>
+          <w:rFonts w:ascii="Times New Roman" w:hAnsi="Times New Roman" w:cs="Times New Roman"/>
+          <w:sz w:val="28"/>
+          <w:szCs w:val="28"/>
+        </w:rPr>
+      </w:pPr>
+      <w:r>
+        <w:rPr>
+          <w:rFonts w:ascii="Times New Roman" w:hAnsi="Times New Roman" w:cs="Times New Roman"/>
+          <w:sz w:val="28"/>
+          <w:szCs w:val="28"/>
+        </w:rPr>
+        <w:t>Ключи: атрибут «ID категории» является первичным ключом таблицы и однозначно определяет каждую категорию товара. Внешние ключи в данной таблице отсутствуют.</w:t>
+      </w:r>
+    </w:p>
+    <w:p>
+      <w:pPr>
+        <w:spacing w:after="0" w:line="360" w:lineRule="auto"/>
+        <w:ind w:firstLine="709"/>
+        <w:jc w:val="both"/>
+        <w:rPr>
+          <w:rFonts w:ascii="Times New Roman" w:hAnsi="Times New Roman" w:cs="Times New Roman"/>
+          <w:sz w:val="28"/>
+          <w:szCs w:val="28"/>
+        </w:rPr>
+      </w:pPr>
+      <w:r>
+        <w:rPr>
+          <w:rFonts w:ascii="Times New Roman" w:hAnsi="Times New Roman" w:cs="Times New Roman"/>
+          <w:sz w:val="28"/>
+          <w:szCs w:val="28"/>
+        </w:rPr>
+        <w:lastRenderedPageBreak/>
+        <w:t>Использование отдельной таблицы категорий позволяет не записывать название категории каждого товара вручную, а связывать товар с существующей категорией.</w:t>
+      </w:r>
+      <w:r>
+        <w:rPr>
+          <w:rFonts w:ascii="Times New Roman" w:hAnsi="Times New Roman" w:cs="Times New Roman"/>
+          <w:sz w:val="28"/>
+          <w:szCs w:val="28"/>
+        </w:rPr>
+        <w:t xml:space="preserve"> </w:t>
+      </w:r>
+    </w:p>
+    <w:p>
+      <w:pPr>
+        <w:pStyle w:val="a7"/>
+        <w:numPr>
+          <w:ilvl w:val="0"/>
+          <w:numId w:val="22"/>
+        </w:numPr>
+        <w:spacing w:after="0" w:line="360" w:lineRule="auto"/>
+        <w:ind w:left="0" w:firstLine="709"/>
+        <w:jc w:val="both"/>
+        <w:rPr>
+          <w:rFonts w:ascii="Times New Roman" w:hAnsi="Times New Roman" w:cs="Times New Roman"/>
+          <w:i/>
+          <w:iCs/>
+          <w:sz w:val="28"/>
+          <w:szCs w:val="28"/>
+        </w:rPr>
+      </w:pPr>
+      <w:r>
+        <w:rPr>
+          <w:rFonts w:ascii="Times New Roman" w:hAnsi="Times New Roman" w:cs="Times New Roman"/>
+          <w:i/>
+          <w:iCs/>
+          <w:sz w:val="28"/>
+          <w:szCs w:val="28"/>
+        </w:rPr>
+        <w:t>Сущность «Товары»</w:t>
+      </w:r>
+      <w:r>
+        <w:rPr>
+          <w:rFonts w:ascii="Times New Roman" w:hAnsi="Times New Roman" w:cs="Times New Roman"/>
+          <w:i/>
+          <w:iCs/>
+          <w:sz w:val="28"/>
+          <w:szCs w:val="28"/>
+        </w:rPr>
+        <w:t xml:space="preserve">. </w:t>
+      </w:r>
+      <w:r>
+        <w:rPr>
+          <w:rFonts w:ascii="Times New Roman" w:hAnsi="Times New Roman" w:cs="Times New Roman"/>
+          <w:sz w:val="28"/>
+          <w:szCs w:val="28"/>
+        </w:rPr>
+        <w:t>Является основной таблицей базы данных, предназначенная для хранения информации о продукции магазина. В таблице будут храниться идентификатор товара, наименование, категория, цена, текущее</w:t>
+      </w:r>
+      <w:r>
+        <w:rPr>
+          <w:rFonts w:ascii="Times New Roman" w:hAnsi="Times New Roman" w:cs="Times New Roman"/>
+          <w:sz w:val="28"/>
+          <w:szCs w:val="28"/>
+        </w:rPr>
+        <w:t xml:space="preserve"> количество и описание товара.</w:t>
+      </w:r>
+      <w:r>
+        <w:rPr>
+          <w:rFonts w:ascii="Times New Roman" w:hAnsi="Times New Roman" w:cs="Times New Roman"/>
+          <w:sz w:val="28"/>
+          <w:szCs w:val="28"/>
+        </w:rPr>
+        <w:t xml:space="preserve"> </w:t>
+      </w:r>
+      <w:r>
+        <w:rPr>
+          <w:rFonts w:ascii="Times New Roman" w:hAnsi="Times New Roman" w:cs="Times New Roman"/>
+          <w:sz w:val="28"/>
+          <w:szCs w:val="28"/>
+        </w:rPr>
+        <w:t xml:space="preserve">В таблице </w:t>
+      </w:r>
+      <w:r>
+        <w:rPr>
+          <w:rFonts w:ascii="Times New Roman" w:hAnsi="Times New Roman" w:cs="Times New Roman"/>
+          <w:sz w:val="28"/>
+          <w:szCs w:val="28"/>
+        </w:rPr>
+        <w:t>3</w:t>
+      </w:r>
+      <w:r>
+        <w:rPr>
+          <w:rFonts w:ascii="Times New Roman" w:hAnsi="Times New Roman" w:cs="Times New Roman"/>
+          <w:sz w:val="28"/>
+          <w:szCs w:val="28"/>
+        </w:rPr>
+        <w:t xml:space="preserve"> представлены атрибуты сущности и их типы данных</w:t>
+      </w:r>
+      <w:r>
+        <w:rPr>
+          <w:rFonts w:ascii="Times New Roman" w:hAnsi="Times New Roman" w:cs="Times New Roman"/>
+          <w:sz w:val="28"/>
+          <w:szCs w:val="28"/>
+        </w:rPr>
+        <w:t>.</w:t>
+      </w:r>
+    </w:p>
+    <w:p>
+      <w:pPr>
+        <w:spacing w:after="0" w:line="360" w:lineRule="auto"/>
+        <w:ind w:firstLine="709"/>
+        <w:jc w:val="both"/>
+        <w:rPr>
+          <w:rFonts w:ascii="Times New Roman" w:hAnsi="Times New Roman" w:cs="Times New Roman"/>
+          <w:sz w:val="28"/>
+          <w:szCs w:val="28"/>
+        </w:rPr>
+      </w:pPr>
+      <w:r>
+        <w:rPr>
+          <w:rFonts w:ascii="Times New Roman" w:hAnsi="Times New Roman" w:cs="Times New Roman"/>
+          <w:sz w:val="28"/>
+          <w:szCs w:val="28"/>
+        </w:rPr>
+        <w:t>Таблица 3 – Атрибуты сущности «Товары»</w:t>
+      </w:r>
+    </w:p>
+    <w:tbl>
+      <w:tblPr>
+        <w:tblStyle w:val="ad"/>
+        <w:tblW w:w="0" w:type="auto"/>
+        <w:tblLook w:val="04A0" w:firstRow="1" w:lastRow="0" w:firstColumn="1" w:lastColumn="0" w:noHBand="0" w:noVBand="1"/>
+      </w:tblPr>
+      <w:tblGrid>
+        <w:gridCol w:w="3351"/>
+        <w:gridCol w:w="2932"/>
+        <w:gridCol w:w="3062"/>
+      </w:tblGrid>
+      <w:tr>
+        <w:tc>
+          <w:tcPr>
+            <w:tcW w:w="3351" w:type="dxa"/>
+          </w:tcPr>
+          <w:p>
+            <w:pPr>
+              <w:jc w:val="both"/>
+              <w:rPr>
+                <w:rFonts w:ascii="Times New Roman" w:hAnsi="Times New Roman" w:cs="Times New Roman"/>
+                <w:sz w:val="28"/>
+                <w:szCs w:val="28"/>
+              </w:rPr>
+            </w:pPr>
+            <w:r>
+              <w:rPr>
+                <w:rFonts w:ascii="Times New Roman" w:hAnsi="Times New Roman" w:cs="Times New Roman"/>
+                <w:sz w:val="28"/>
+                <w:szCs w:val="28"/>
+              </w:rPr>
+              <w:t>Атрибут</w:t>
+            </w:r>
+          </w:p>
+        </w:tc>
+        <w:tc>
+          <w:tcPr>
+            <w:tcW w:w="2932" w:type="dxa"/>
+          </w:tcPr>
+          <w:p>
+            <w:pPr>
+              <w:jc w:val="both"/>
+              <w:rPr>
+                <w:rFonts w:ascii="Times New Roman" w:hAnsi="Times New Roman" w:cs="Times New Roman"/>
+                <w:sz w:val="28"/>
+                <w:szCs w:val="28"/>
+              </w:rPr>
+            </w:pPr>
+            <w:r>
+              <w:rPr>
+                <w:rFonts w:ascii="Times New Roman" w:hAnsi="Times New Roman" w:cs="Times New Roman"/>
+                <w:sz w:val="28"/>
+                <w:szCs w:val="28"/>
+              </w:rPr>
+              <w:t>Тип данных</w:t>
+            </w:r>
+          </w:p>
+        </w:tc>
+        <w:tc>
+          <w:tcPr>
+            <w:tcW w:w="3062" w:type="dxa"/>
+          </w:tcPr>
+          <w:p>
+            <w:pPr>
+              <w:jc w:val="both"/>
+              <w:rPr>
+                <w:rFonts w:ascii="Times New Roman" w:hAnsi="Times New Roman" w:cs="Times New Roman"/>
+                <w:sz w:val="28"/>
+                <w:szCs w:val="28"/>
+              </w:rPr>
+            </w:pPr>
+            <w:r>
+              <w:rPr>
+                <w:rFonts w:ascii="Times New Roman" w:hAnsi="Times New Roman" w:cs="Times New Roman"/>
+                <w:sz w:val="28"/>
+                <w:szCs w:val="28"/>
+              </w:rPr>
+              <w:t>Максимальное значение символов</w:t>
+            </w:r>
+          </w:p>
+        </w:tc>
+      </w:tr>
+      <w:tr>
+        <w:tc>
+          <w:tcPr>
+            <w:tcW w:w="3351" w:type="dxa"/>
+          </w:tcPr>
+          <w:p>
+            <w:pPr>
+              <w:jc w:val="both"/>
+              <w:rPr>
+                <w:rFonts w:ascii="Times New Roman" w:hAnsi="Times New Roman" w:cs="Times New Roman"/>
+                <w:sz w:val="28"/>
+                <w:szCs w:val="28"/>
+              </w:rPr>
+            </w:pPr>
+            <w:r>
+              <w:rPr>
+                <w:rFonts w:ascii="Times New Roman" w:hAnsi="Times New Roman" w:cs="Times New Roman"/>
+                <w:sz w:val="28"/>
+                <w:szCs w:val="28"/>
+                <w:lang w:val="en-US"/>
+              </w:rPr>
+              <w:t>ID</w:t>
+            </w:r>
+            <w:r>
+              <w:rPr>
+                <w:rFonts w:ascii="Times New Roman" w:hAnsi="Times New Roman" w:cs="Times New Roman"/>
+                <w:sz w:val="28"/>
+                <w:szCs w:val="28"/>
+              </w:rPr>
+              <w:t xml:space="preserve"> товара</w:t>
+            </w:r>
+          </w:p>
+        </w:tc>
+        <w:tc>
+          <w:tcPr>
+            <w:tcW w:w="2932" w:type="dxa"/>
+          </w:tcPr>
+          <w:p>
+            <w:pPr>
+              <w:jc w:val="both"/>
+              <w:rPr>
+                <w:rFonts w:ascii="Times New Roman" w:hAnsi="Times New Roman" w:cs="Times New Roman"/>
+                <w:sz w:val="28"/>
+                <w:szCs w:val="28"/>
+              </w:rPr>
+            </w:pPr>
+            <w:r>
+              <w:rPr>
+                <w:rFonts w:ascii="Times New Roman" w:hAnsi="Times New Roman" w:cs="Times New Roman"/>
+                <w:sz w:val="28"/>
+                <w:szCs w:val="28"/>
+                <w:lang w:val="en-US"/>
+              </w:rPr>
+              <w:t>SERIAL</w:t>
+            </w:r>
+          </w:p>
+        </w:tc>
+        <w:tc>
+          <w:tcPr>
+            <w:tcW w:w="3062" w:type="dxa"/>
+          </w:tcPr>
+          <w:p>
+            <w:pPr>
+              <w:jc w:val="both"/>
+              <w:rPr>
+                <w:rFonts w:ascii="Times New Roman" w:hAnsi="Times New Roman" w:cs="Times New Roman"/>
+                <w:sz w:val="28"/>
+                <w:szCs w:val="28"/>
+              </w:rPr>
+            </w:pPr>
+            <w:r>
+              <w:rPr>
+                <w:rFonts w:ascii="Times New Roman" w:hAnsi="Times New Roman" w:cs="Times New Roman"/>
+                <w:sz w:val="28"/>
+                <w:szCs w:val="28"/>
+              </w:rPr>
+              <w:t>-</w:t>
+            </w:r>
+          </w:p>
+        </w:tc>
+      </w:tr>
+      <w:tr>
+        <w:tc>
+          <w:tcPr>
+            <w:tcW w:w="3351" w:type="dxa"/>
+          </w:tcPr>
+          <w:p>
+            <w:pPr>
+              <w:jc w:val="both"/>
+              <w:rPr>
+                <w:rFonts w:ascii="Times New Roman" w:hAnsi="Times New Roman" w:cs="Times New Roman"/>
+                <w:sz w:val="28"/>
+                <w:szCs w:val="28"/>
+              </w:rPr>
+            </w:pPr>
+            <w:r>
+              <w:rPr>
+                <w:rFonts w:ascii="Times New Roman" w:hAnsi="Times New Roman" w:cs="Times New Roman"/>
+                <w:sz w:val="28"/>
+                <w:szCs w:val="28"/>
+                <w:lang w:val="en-US"/>
+              </w:rPr>
+              <w:t>VARCHAR</w:t>
+            </w:r>
+          </w:p>
+        </w:tc>
+        <w:tc>
+          <w:tcPr>
+            <w:tcW w:w="2932" w:type="dxa"/>
+          </w:tcPr>
+          <w:p>
+            <w:pPr>
+              <w:jc w:val="both"/>
+              <w:rPr>
+                <w:rFonts w:ascii="Times New Roman" w:hAnsi="Times New Roman" w:cs="Times New Roman"/>
+                <w:sz w:val="28"/>
+                <w:szCs w:val="28"/>
+              </w:rPr>
+            </w:pPr>
+            <w:r>
+              <w:rPr>
+                <w:rFonts w:ascii="Times New Roman" w:hAnsi="Times New Roman" w:cs="Times New Roman"/>
+                <w:sz w:val="28"/>
+                <w:szCs w:val="28"/>
+                <w:lang w:val="en-US"/>
+              </w:rPr>
+              <w:t>VARCHAR</w:t>
+            </w:r>
+          </w:p>
+        </w:tc>
+        <w:tc>
+          <w:tcPr>
+            <w:tcW w:w="3062" w:type="dxa"/>
+          </w:tcPr>
+          <w:p>
+            <w:pPr>
+              <w:jc w:val="both"/>
+              <w:rPr>
+                <w:rFonts w:ascii="Times New Roman" w:hAnsi="Times New Roman" w:cs="Times New Roman"/>
+                <w:sz w:val="28"/>
+                <w:szCs w:val="28"/>
+              </w:rPr>
+            </w:pPr>
+            <w:r>
+              <w:rPr>
+                <w:rFonts w:ascii="Times New Roman" w:hAnsi="Times New Roman" w:cs="Times New Roman"/>
+                <w:sz w:val="28"/>
+                <w:szCs w:val="28"/>
+              </w:rPr>
+              <w:t>150</w:t>
+            </w:r>
+          </w:p>
+        </w:tc>
+      </w:tr>
+      <w:tr>
+        <w:tc>
+          <w:tcPr>
+            <w:tcW w:w="3351" w:type="dxa"/>
+          </w:tcPr>
+          <w:p>
+            <w:pPr>
+              <w:jc w:val="both"/>
+              <w:rPr>
+                <w:rFonts w:ascii="Times New Roman" w:hAnsi="Times New Roman" w:cs="Times New Roman"/>
+                <w:sz w:val="28"/>
+                <w:szCs w:val="28"/>
+              </w:rPr>
+            </w:pPr>
+            <w:r>
+              <w:rPr>
+                <w:rFonts w:ascii="Times New Roman" w:hAnsi="Times New Roman" w:cs="Times New Roman"/>
+                <w:sz w:val="28"/>
+                <w:szCs w:val="28"/>
+                <w:lang w:val="en-US"/>
+              </w:rPr>
+              <w:t>ID</w:t>
+            </w:r>
+            <w:r>
+              <w:rPr>
+                <w:rFonts w:ascii="Times New Roman" w:hAnsi="Times New Roman" w:cs="Times New Roman"/>
+                <w:sz w:val="28"/>
+                <w:szCs w:val="28"/>
+              </w:rPr>
+              <w:t xml:space="preserve"> категории</w:t>
+            </w:r>
+          </w:p>
+        </w:tc>
+        <w:tc>
+          <w:tcPr>
+            <w:tcW w:w="2932" w:type="dxa"/>
+          </w:tcPr>
+          <w:p>
+            <w:pPr>
+              <w:jc w:val="both"/>
+              <w:rPr>
+                <w:rFonts w:ascii="Times New Roman" w:hAnsi="Times New Roman" w:cs="Times New Roman"/>
+                <w:sz w:val="28"/>
+                <w:szCs w:val="28"/>
+                <w:lang w:val="en-US"/>
+              </w:rPr>
+            </w:pPr>
+            <w:r>
+              <w:rPr>
+                <w:rFonts w:ascii="Times New Roman" w:hAnsi="Times New Roman" w:cs="Times New Roman"/>
+                <w:sz w:val="28"/>
+                <w:szCs w:val="28"/>
+                <w:lang w:val="en-US"/>
+              </w:rPr>
+              <w:t>INTEGER</w:t>
+            </w:r>
+          </w:p>
+        </w:tc>
+        <w:tc>
+          <w:tcPr>
+            <w:tcW w:w="3062" w:type="dxa"/>
+          </w:tcPr>
+          <w:p>
+            <w:pPr>
+              <w:jc w:val="both"/>
+              <w:rPr>
+                <w:rFonts w:ascii="Times New Roman" w:hAnsi="Times New Roman" w:cs="Times New Roman"/>
+                <w:sz w:val="28"/>
+                <w:szCs w:val="28"/>
+              </w:rPr>
+            </w:pPr>
+            <w:r>
+              <w:rPr>
+                <w:rFonts w:ascii="Times New Roman" w:hAnsi="Times New Roman" w:cs="Times New Roman"/>
+                <w:sz w:val="28"/>
+                <w:szCs w:val="28"/>
+              </w:rPr>
+              <w:t>-</w:t>
+            </w:r>
+          </w:p>
+        </w:tc>
+      </w:tr>
+      <w:tr>
+        <w:tc>
+          <w:tcPr>
+            <w:tcW w:w="3351" w:type="dxa"/>
+          </w:tcPr>
+          <w:p>
+            <w:pPr>
+              <w:jc w:val="both"/>
+              <w:rPr>
+                <w:rFonts w:ascii="Times New Roman" w:hAnsi="Times New Roman" w:cs="Times New Roman"/>
+                <w:sz w:val="28"/>
+                <w:szCs w:val="28"/>
+              </w:rPr>
+            </w:pPr>
+            <w:r>
+              <w:rPr>
+                <w:rFonts w:ascii="Times New Roman" w:hAnsi="Times New Roman" w:cs="Times New Roman"/>
+                <w:sz w:val="28"/>
+                <w:szCs w:val="28"/>
+              </w:rPr>
+              <w:t>Цена</w:t>
+            </w:r>
+          </w:p>
+        </w:tc>
+        <w:tc>
+          <w:tcPr>
+            <w:tcW w:w="2932" w:type="dxa"/>
+          </w:tcPr>
+          <w:p>
+            <w:pPr>
+              <w:jc w:val="both"/>
+              <w:rPr>
+                <w:rFonts w:ascii="Times New Roman" w:hAnsi="Times New Roman" w:cs="Times New Roman"/>
+                <w:sz w:val="28"/>
+                <w:szCs w:val="28"/>
+                <w:lang w:val="en-US"/>
+              </w:rPr>
+            </w:pPr>
+            <w:r>
+              <w:rPr>
+                <w:rFonts w:ascii="Times New Roman" w:hAnsi="Times New Roman" w:cs="Times New Roman"/>
+                <w:sz w:val="28"/>
+                <w:szCs w:val="28"/>
+                <w:lang w:val="en-US"/>
+              </w:rPr>
+              <w:t>NUMERIC (10,2)</w:t>
+            </w:r>
+          </w:p>
+        </w:tc>
+        <w:tc>
+          <w:tcPr>
+            <w:tcW w:w="3062" w:type="dxa"/>
+          </w:tcPr>
+          <w:p>
+            <w:pPr>
+              <w:jc w:val="both"/>
+              <w:rPr>
+                <w:rFonts w:ascii="Times New Roman" w:hAnsi="Times New Roman" w:cs="Times New Roman"/>
+                <w:sz w:val="28"/>
+                <w:szCs w:val="28"/>
+              </w:rPr>
+            </w:pPr>
+            <w:r>
+              <w:rPr>
+                <w:rFonts w:ascii="Times New Roman" w:hAnsi="Times New Roman" w:cs="Times New Roman"/>
+                <w:sz w:val="28"/>
+                <w:szCs w:val="28"/>
+              </w:rPr>
+              <w:t>-</w:t>
+            </w:r>
+          </w:p>
+        </w:tc>
+      </w:tr>
+      <w:tr>
+        <w:tc>
+          <w:tcPr>
+            <w:tcW w:w="3351" w:type="dxa"/>
+          </w:tcPr>
+          <w:p>
+            <w:pPr>
+              <w:jc w:val="both"/>
+              <w:rPr>
+                <w:rFonts w:ascii="Times New Roman" w:hAnsi="Times New Roman" w:cs="Times New Roman"/>
+                <w:sz w:val="28"/>
+                <w:szCs w:val="28"/>
+              </w:rPr>
+            </w:pPr>
+            <w:r>
+              <w:rPr>
+                <w:rFonts w:ascii="Times New Roman" w:hAnsi="Times New Roman" w:cs="Times New Roman"/>
+                <w:sz w:val="28"/>
+                <w:szCs w:val="28"/>
+              </w:rPr>
+              <w:t>Количество</w:t>
+            </w:r>
+          </w:p>
+        </w:tc>
+        <w:tc>
+          <w:tcPr>
+            <w:tcW w:w="2932" w:type="dxa"/>
+          </w:tcPr>
+          <w:p>
+            <w:pPr>
+              <w:jc w:val="both"/>
+              <w:rPr>
+                <w:rFonts w:ascii="Times New Roman" w:hAnsi="Times New Roman" w:cs="Times New Roman"/>
+                <w:sz w:val="28"/>
+                <w:szCs w:val="28"/>
+                <w:lang w:val="en-US"/>
+              </w:rPr>
+            </w:pPr>
+            <w:r>
+              <w:rPr>
+                <w:rFonts w:ascii="Times New Roman" w:hAnsi="Times New Roman" w:cs="Times New Roman"/>
+                <w:sz w:val="28"/>
+                <w:szCs w:val="28"/>
+                <w:lang w:val="en-US"/>
+              </w:rPr>
+              <w:t>INTEGER</w:t>
+            </w:r>
+          </w:p>
+        </w:tc>
+        <w:tc>
+          <w:tcPr>
+            <w:tcW w:w="3062" w:type="dxa"/>
+          </w:tcPr>
+          <w:p>
+            <w:pPr>
+              <w:jc w:val="both"/>
+              <w:rPr>
+                <w:rFonts w:ascii="Times New Roman" w:hAnsi="Times New Roman" w:cs="Times New Roman"/>
+                <w:sz w:val="28"/>
+                <w:szCs w:val="28"/>
+              </w:rPr>
+            </w:pPr>
+            <w:r>
+              <w:rPr>
+                <w:rFonts w:ascii="Times New Roman" w:hAnsi="Times New Roman" w:cs="Times New Roman"/>
+                <w:sz w:val="28"/>
+                <w:szCs w:val="28"/>
+              </w:rPr>
+              <w:t>-</w:t>
+            </w:r>
+          </w:p>
+        </w:tc>
+      </w:tr>
+      <w:tr>
+        <w:tc>
+          <w:tcPr>
+            <w:tcW w:w="3351" w:type="dxa"/>
+          </w:tcPr>
+          <w:p>
+            <w:pPr>
+              <w:jc w:val="both"/>
+              <w:rPr>
+                <w:rFonts w:ascii="Times New Roman" w:hAnsi="Times New Roman" w:cs="Times New Roman"/>
+                <w:sz w:val="28"/>
+                <w:szCs w:val="28"/>
+              </w:rPr>
+            </w:pPr>
+            <w:r>
+              <w:rPr>
+                <w:rFonts w:ascii="Times New Roman" w:hAnsi="Times New Roman" w:cs="Times New Roman"/>
+                <w:sz w:val="28"/>
+                <w:szCs w:val="28"/>
+              </w:rPr>
+              <w:t>Описание</w:t>
+            </w:r>
+          </w:p>
+        </w:tc>
+        <w:tc>
+          <w:tcPr>
+            <w:tcW w:w="2932" w:type="dxa"/>
+          </w:tcPr>
+          <w:p>
+            <w:pPr>
+              <w:jc w:val="both"/>
+              <w:rPr>
+                <w:rFonts w:ascii="Times New Roman" w:hAnsi="Times New Roman" w:cs="Times New Roman"/>
+                <w:sz w:val="28"/>
+                <w:szCs w:val="28"/>
+                <w:lang w:val="en-US"/>
+              </w:rPr>
+            </w:pPr>
+            <w:r>
+              <w:rPr>
+                <w:rFonts w:ascii="Times New Roman" w:hAnsi="Times New Roman" w:cs="Times New Roman"/>
+                <w:sz w:val="28"/>
+                <w:szCs w:val="28"/>
+                <w:lang w:val="en-US"/>
+              </w:rPr>
+              <w:t>TEXT</w:t>
+            </w:r>
+          </w:p>
+        </w:tc>
+        <w:tc>
+          <w:tcPr>
+            <w:tcW w:w="3062" w:type="dxa"/>
+          </w:tcPr>
+          <w:p>
+            <w:pPr>
+              <w:jc w:val="both"/>
+              <w:rPr>
+                <w:rFonts w:ascii="Times New Roman" w:hAnsi="Times New Roman" w:cs="Times New Roman"/>
+                <w:sz w:val="28"/>
+                <w:szCs w:val="28"/>
+              </w:rPr>
+            </w:pPr>
+            <w:r>
+              <w:rPr>
+                <w:rFonts w:ascii="Times New Roman" w:hAnsi="Times New Roman" w:cs="Times New Roman"/>
+                <w:sz w:val="28"/>
+                <w:szCs w:val="28"/>
+              </w:rPr>
+              <w:t>500</w:t>
+            </w:r>
+          </w:p>
+        </w:tc>
+      </w:tr>
+    </w:tbl>
+    <w:p>
+      <w:pPr>
+        <w:spacing w:after="0" w:line="360" w:lineRule="auto"/>
+        <w:jc w:val="both"/>
+        <w:rPr>
+          <w:rFonts w:ascii="Times New Roman" w:hAnsi="Times New Roman" w:cs="Times New Roman"/>
+          <w:sz w:val="28"/>
+          <w:szCs w:val="28"/>
+        </w:rPr>
+      </w:pPr>
+      <w:r>
+        <w:rPr>
+          <w:rFonts w:ascii="Times New Roman" w:hAnsi="Times New Roman" w:cs="Times New Roman"/>
+          <w:i/>
+          <w:iCs/>
+          <w:sz w:val="28"/>
+          <w:szCs w:val="28"/>
+        </w:rPr>
+        <w:tab/>
+      </w:r>
+      <w:r>
+        <w:rPr>
+          <w:rFonts w:ascii="Times New Roman" w:hAnsi="Times New Roman" w:cs="Times New Roman"/>
+          <w:sz w:val="28"/>
+          <w:szCs w:val="28"/>
+        </w:rPr>
+        <w:t>Ключи: атрибут «ID товара» является первичным ключом таблицы. Атрибут «ID категории» является внешним ключом и связывает товар с соответствующей категорией из таблицы «Категории товаров».</w:t>
+      </w:r>
+    </w:p>
+    <w:p>
+      <w:pPr>
+        <w:pStyle w:val="a7"/>
+        <w:numPr>
+          <w:ilvl w:val="0"/>
+          <w:numId w:val="22"/>
+        </w:numPr>
+        <w:spacing w:after="0" w:line="360" w:lineRule="auto"/>
+        <w:ind w:left="0" w:firstLine="709"/>
+        <w:jc w:val="both"/>
+        <w:rPr>
+          <w:rFonts w:ascii="Times New Roman" w:hAnsi="Times New Roman" w:cs="Times New Roman"/>
+          <w:i/>
+          <w:iCs/>
+          <w:sz w:val="28"/>
+          <w:szCs w:val="28"/>
+        </w:rPr>
+      </w:pPr>
+      <w:r>
+        <w:rPr>
+          <w:rFonts w:ascii="Times New Roman" w:hAnsi="Times New Roman" w:cs="Times New Roman"/>
+          <w:i/>
+          <w:iCs/>
+          <w:sz w:val="28"/>
+          <w:szCs w:val="28"/>
+        </w:rPr>
+        <w:t>Сущность «Заказы»</w:t>
+      </w:r>
+      <w:r>
+        <w:rPr>
+          <w:rFonts w:ascii="Times New Roman" w:hAnsi="Times New Roman" w:cs="Times New Roman"/>
+          <w:i/>
+          <w:iCs/>
+          <w:sz w:val="28"/>
+          <w:szCs w:val="28"/>
+        </w:rPr>
+        <w:t xml:space="preserve">. </w:t>
+      </w:r>
+      <w:r>
+        <w:rPr>
+          <w:rFonts w:ascii="Times New Roman" w:hAnsi="Times New Roman" w:cs="Times New Roman"/>
+          <w:sz w:val="28"/>
+          <w:szCs w:val="28"/>
+        </w:rPr>
+        <w:t>Предназначена для хранения информации о продажах товаров. В ней будет храниться номер заказа, сотрудник, дата и время, статус и общая сумма заказа.</w:t>
+      </w:r>
+      <w:r>
+        <w:rPr>
+          <w:rFonts w:ascii="Times New Roman" w:hAnsi="Times New Roman" w:cs="Times New Roman"/>
+          <w:sz w:val="28"/>
+          <w:szCs w:val="28"/>
+        </w:rPr>
+        <w:t xml:space="preserve"> </w:t>
+      </w:r>
+      <w:r>
+        <w:rPr>
+          <w:rFonts w:ascii="Times New Roman" w:hAnsi="Times New Roman" w:cs="Times New Roman"/>
+          <w:sz w:val="28"/>
+          <w:szCs w:val="28"/>
+        </w:rPr>
+        <w:t xml:space="preserve">В таблице </w:t>
+      </w:r>
+      <w:r>
+        <w:rPr>
+          <w:rFonts w:ascii="Times New Roman" w:hAnsi="Times New Roman" w:cs="Times New Roman"/>
+          <w:sz w:val="28"/>
+          <w:szCs w:val="28"/>
+        </w:rPr>
+        <w:t>4</w:t>
+      </w:r>
+      <w:r>
+        <w:rPr>
+          <w:rFonts w:ascii="Times New Roman" w:hAnsi="Times New Roman" w:cs="Times New Roman"/>
+          <w:sz w:val="28"/>
+          <w:szCs w:val="28"/>
+        </w:rPr>
+        <w:t xml:space="preserve"> представлены атрибуты сущности и их типы данных</w:t>
+      </w:r>
+      <w:r>
+        <w:rPr>
+          <w:rFonts w:ascii="Times New Roman" w:hAnsi="Times New Roman" w:cs="Times New Roman"/>
+          <w:sz w:val="28"/>
+          <w:szCs w:val="28"/>
+        </w:rPr>
+        <w:t>.</w:t>
+      </w:r>
+    </w:p>
+    <w:p>
+      <w:pPr>
+        <w:spacing w:after="0" w:line="360" w:lineRule="auto"/>
+        <w:ind w:firstLine="709"/>
+        <w:jc w:val="both"/>
+        <w:rPr>
+          <w:rFonts w:ascii="Times New Roman" w:hAnsi="Times New Roman" w:cs="Times New Roman"/>
+          <w:sz w:val="28"/>
+          <w:szCs w:val="28"/>
+        </w:rPr>
+      </w:pPr>
+      <w:r>
+        <w:rPr>
+          <w:rFonts w:ascii="Times New Roman" w:hAnsi="Times New Roman" w:cs="Times New Roman"/>
+          <w:sz w:val="28"/>
+          <w:szCs w:val="28"/>
+        </w:rPr>
+        <w:t>Таблица 4 – Атрибут сущности «Заказы»</w:t>
+      </w:r>
+    </w:p>
+    <w:tbl>
+      <w:tblPr>
+        <w:tblStyle w:val="ad"/>
+        <w:tblW w:w="0" w:type="auto"/>
+        <w:tblLook w:val="04A0" w:firstRow="1" w:lastRow="0" w:firstColumn="1" w:lastColumn="0" w:noHBand="0" w:noVBand="1"/>
+      </w:tblPr>
+      <w:tblGrid>
+        <w:gridCol w:w="3351"/>
+        <w:gridCol w:w="2932"/>
+        <w:gridCol w:w="3062"/>
+      </w:tblGrid>
+      <w:tr>
+        <w:tc>
+          <w:tcPr>
+            <w:tcW w:w="3351" w:type="dxa"/>
+          </w:tcPr>
+          <w:p>
+            <w:pPr>
+              <w:jc w:val="both"/>
+              <w:rPr>
+                <w:rFonts w:ascii="Times New Roman" w:hAnsi="Times New Roman" w:cs="Times New Roman"/>
+                <w:sz w:val="28"/>
+                <w:szCs w:val="28"/>
+              </w:rPr>
+            </w:pPr>
+            <w:r>
+              <w:rPr>
+                <w:rFonts w:ascii="Times New Roman" w:hAnsi="Times New Roman" w:cs="Times New Roman"/>
+                <w:sz w:val="28"/>
+                <w:szCs w:val="28"/>
+              </w:rPr>
+              <w:t>Атрибут</w:t>
+            </w:r>
+          </w:p>
+        </w:tc>
+        <w:tc>
+          <w:tcPr>
+            <w:tcW w:w="2932" w:type="dxa"/>
+          </w:tcPr>
+          <w:p>
+            <w:pPr>
+              <w:jc w:val="both"/>
+              <w:rPr>
+                <w:rFonts w:ascii="Times New Roman" w:hAnsi="Times New Roman" w:cs="Times New Roman"/>
+                <w:sz w:val="28"/>
+                <w:szCs w:val="28"/>
+              </w:rPr>
+            </w:pPr>
+            <w:r>
+              <w:rPr>
+                <w:rFonts w:ascii="Times New Roman" w:hAnsi="Times New Roman" w:cs="Times New Roman"/>
+                <w:sz w:val="28"/>
+                <w:szCs w:val="28"/>
+              </w:rPr>
+              <w:t>Тип данных</w:t>
+            </w:r>
+          </w:p>
+        </w:tc>
+        <w:tc>
+          <w:tcPr>
+            <w:tcW w:w="3062" w:type="dxa"/>
+          </w:tcPr>
+          <w:p>
+            <w:pPr>
+              <w:jc w:val="both"/>
+              <w:rPr>
+                <w:rFonts w:ascii="Times New Roman" w:hAnsi="Times New Roman" w:cs="Times New Roman"/>
+                <w:sz w:val="28"/>
+                <w:szCs w:val="28"/>
+              </w:rPr>
+            </w:pPr>
+            <w:r>
+              <w:rPr>
+                <w:rFonts w:ascii="Times New Roman" w:hAnsi="Times New Roman" w:cs="Times New Roman"/>
+                <w:sz w:val="28"/>
+                <w:szCs w:val="28"/>
+              </w:rPr>
+              <w:t>Максимальное значение символов</w:t>
+            </w:r>
+          </w:p>
+        </w:tc>
+      </w:tr>
+      <w:tr>
+        <w:tc>
+          <w:tcPr>
+            <w:tcW w:w="3351" w:type="dxa"/>
+          </w:tcPr>
+          <w:p>
+            <w:pPr>
+              <w:jc w:val="both"/>
+              <w:rPr>
+                <w:rFonts w:ascii="Times New Roman" w:hAnsi="Times New Roman" w:cs="Times New Roman"/>
+                <w:sz w:val="28"/>
+                <w:szCs w:val="28"/>
+              </w:rPr>
+            </w:pPr>
+            <w:r>
+              <w:rPr>
+                <w:rFonts w:ascii="Times New Roman" w:hAnsi="Times New Roman" w:cs="Times New Roman"/>
+                <w:sz w:val="28"/>
+                <w:szCs w:val="28"/>
+                <w:lang w:val="en-US"/>
+              </w:rPr>
+              <w:t>ID</w:t>
+            </w:r>
+            <w:r>
+              <w:rPr>
+                <w:rFonts w:ascii="Times New Roman" w:hAnsi="Times New Roman" w:cs="Times New Roman"/>
+                <w:sz w:val="28"/>
+                <w:szCs w:val="28"/>
+              </w:rPr>
+              <w:t xml:space="preserve"> заказа</w:t>
+            </w:r>
+          </w:p>
+        </w:tc>
+        <w:tc>
+          <w:tcPr>
+            <w:tcW w:w="2932" w:type="dxa"/>
+          </w:tcPr>
+          <w:p>
+            <w:pPr>
+              <w:jc w:val="both"/>
+              <w:rPr>
+                <w:rFonts w:ascii="Times New Roman" w:hAnsi="Times New Roman" w:cs="Times New Roman"/>
+                <w:sz w:val="28"/>
+                <w:szCs w:val="28"/>
+              </w:rPr>
+            </w:pPr>
+            <w:r>
+              <w:rPr>
+                <w:rFonts w:ascii="Times New Roman" w:hAnsi="Times New Roman" w:cs="Times New Roman"/>
+                <w:sz w:val="28"/>
+                <w:szCs w:val="28"/>
+                <w:lang w:val="en-US"/>
+              </w:rPr>
+              <w:t>SERIAL</w:t>
+            </w:r>
+          </w:p>
+        </w:tc>
+        <w:tc>
+          <w:tcPr>
+            <w:tcW w:w="3062" w:type="dxa"/>
+          </w:tcPr>
+          <w:p>
+            <w:pPr>
+              <w:jc w:val="both"/>
+              <w:rPr>
+                <w:rFonts w:ascii="Times New Roman" w:hAnsi="Times New Roman" w:cs="Times New Roman"/>
+                <w:sz w:val="28"/>
+                <w:szCs w:val="28"/>
+              </w:rPr>
+            </w:pPr>
+            <w:r>
+              <w:rPr>
+                <w:rFonts w:ascii="Times New Roman" w:hAnsi="Times New Roman" w:cs="Times New Roman"/>
+                <w:sz w:val="28"/>
+                <w:szCs w:val="28"/>
+              </w:rPr>
+              <w:t>-</w:t>
+            </w:r>
+          </w:p>
+        </w:tc>
+      </w:tr>
+      <w:tr>
+        <w:tc>
+          <w:tcPr>
+            <w:tcW w:w="3351" w:type="dxa"/>
+          </w:tcPr>
+          <w:p>
+            <w:pPr>
+              <w:jc w:val="both"/>
+              <w:rPr>
+                <w:rFonts w:ascii="Times New Roman" w:hAnsi="Times New Roman" w:cs="Times New Roman"/>
+                <w:sz w:val="28"/>
+                <w:szCs w:val="28"/>
+              </w:rPr>
+            </w:pPr>
+            <w:r>
+              <w:rPr>
+                <w:rFonts w:ascii="Times New Roman" w:hAnsi="Times New Roman" w:cs="Times New Roman"/>
+                <w:sz w:val="28"/>
+                <w:szCs w:val="28"/>
+                <w:lang w:val="en-US"/>
+              </w:rPr>
+              <w:t>ID</w:t>
+            </w:r>
+            <w:r>
+              <w:rPr>
+                <w:rFonts w:ascii="Times New Roman" w:hAnsi="Times New Roman" w:cs="Times New Roman"/>
+                <w:sz w:val="28"/>
+                <w:szCs w:val="28"/>
+              </w:rPr>
+              <w:t xml:space="preserve"> пользователя</w:t>
+            </w:r>
+          </w:p>
+        </w:tc>
+        <w:tc>
+          <w:tcPr>
+            <w:tcW w:w="2932" w:type="dxa"/>
+          </w:tcPr>
+          <w:p>
+            <w:pPr>
+              <w:jc w:val="both"/>
+              <w:rPr>
+                <w:rFonts w:ascii="Times New Roman" w:hAnsi="Times New Roman" w:cs="Times New Roman"/>
+                <w:sz w:val="28"/>
+                <w:szCs w:val="28"/>
+                <w:lang w:val="en-US"/>
+              </w:rPr>
+            </w:pPr>
+            <w:r>
+              <w:rPr>
+                <w:rFonts w:ascii="Times New Roman" w:hAnsi="Times New Roman" w:cs="Times New Roman"/>
+                <w:sz w:val="28"/>
+                <w:szCs w:val="28"/>
+                <w:lang w:val="en-US"/>
+              </w:rPr>
+              <w:t>INTEGER</w:t>
+            </w:r>
+          </w:p>
+        </w:tc>
+        <w:tc>
+          <w:tcPr>
+            <w:tcW w:w="3062" w:type="dxa"/>
+          </w:tcPr>
+          <w:p>
+            <w:pPr>
+              <w:jc w:val="both"/>
+              <w:rPr>
+                <w:rFonts w:ascii="Times New Roman" w:hAnsi="Times New Roman" w:cs="Times New Roman"/>
+                <w:sz w:val="28"/>
+                <w:szCs w:val="28"/>
+              </w:rPr>
+            </w:pPr>
+            <w:r>
+              <w:rPr>
+                <w:rFonts w:ascii="Times New Roman" w:hAnsi="Times New Roman" w:cs="Times New Roman"/>
+                <w:sz w:val="28"/>
+                <w:szCs w:val="28"/>
+              </w:rPr>
+              <w:t>-</w:t>
+            </w:r>
+          </w:p>
+        </w:tc>
+      </w:tr>
+      <w:tr>
+        <w:tc>
+          <w:tcPr>
+            <w:tcW w:w="3351" w:type="dxa"/>
+          </w:tcPr>
+          <w:p>
+            <w:pPr>
+              <w:jc w:val="both"/>
+              <w:rPr>
+                <w:rFonts w:ascii="Times New Roman" w:hAnsi="Times New Roman" w:cs="Times New Roman"/>
+                <w:sz w:val="28"/>
+                <w:szCs w:val="28"/>
+              </w:rPr>
+            </w:pPr>
+            <w:r>
+              <w:rPr>
+                <w:rFonts w:ascii="Times New Roman" w:hAnsi="Times New Roman" w:cs="Times New Roman"/>
+                <w:sz w:val="28"/>
+                <w:szCs w:val="28"/>
+              </w:rPr>
+              <w:t>Дата и время заказа</w:t>
+            </w:r>
+          </w:p>
+        </w:tc>
+        <w:tc>
+          <w:tcPr>
+            <w:tcW w:w="2932" w:type="dxa"/>
+          </w:tcPr>
+          <w:p>
+            <w:pPr>
+              <w:jc w:val="both"/>
+              <w:rPr>
+                <w:rFonts w:ascii="Times New Roman" w:hAnsi="Times New Roman" w:cs="Times New Roman"/>
+                <w:sz w:val="28"/>
+                <w:szCs w:val="28"/>
+                <w:lang w:val="en-US"/>
+              </w:rPr>
+            </w:pPr>
+            <w:r>
+              <w:rPr>
+                <w:rFonts w:ascii="Times New Roman" w:hAnsi="Times New Roman" w:cs="Times New Roman"/>
+                <w:sz w:val="28"/>
+                <w:szCs w:val="28"/>
+                <w:lang w:val="en-US"/>
+              </w:rPr>
+              <w:t>DATATIME</w:t>
+            </w:r>
+          </w:p>
+        </w:tc>
+        <w:tc>
+          <w:tcPr>
+            <w:tcW w:w="3062" w:type="dxa"/>
+          </w:tcPr>
+          <w:p>
+            <w:pPr>
+              <w:jc w:val="both"/>
+              <w:rPr>
+                <w:rFonts w:ascii="Times New Roman" w:hAnsi="Times New Roman" w:cs="Times New Roman"/>
+                <w:sz w:val="28"/>
+                <w:szCs w:val="28"/>
+              </w:rPr>
+            </w:pPr>
+            <w:r>
+              <w:rPr>
+                <w:rFonts w:ascii="Times New Roman" w:hAnsi="Times New Roman" w:cs="Times New Roman"/>
+                <w:sz w:val="28"/>
+                <w:szCs w:val="28"/>
+              </w:rPr>
+              <w:t>-</w:t>
+            </w:r>
+          </w:p>
+        </w:tc>
+      </w:tr>
+      <w:tr>
+        <w:tc>
+          <w:tcPr>
+            <w:tcW w:w="3351" w:type="dxa"/>
+          </w:tcPr>
+          <w:p>
+            <w:pPr>
+              <w:jc w:val="both"/>
+              <w:rPr>
+                <w:rFonts w:ascii="Times New Roman" w:hAnsi="Times New Roman" w:cs="Times New Roman"/>
+                <w:sz w:val="28"/>
+                <w:szCs w:val="28"/>
+              </w:rPr>
+            </w:pPr>
+            <w:r>
+              <w:rPr>
+                <w:rFonts w:ascii="Times New Roman" w:hAnsi="Times New Roman" w:cs="Times New Roman"/>
+                <w:sz w:val="28"/>
+                <w:szCs w:val="28"/>
+              </w:rPr>
+              <w:t>Статус заказа</w:t>
+            </w:r>
+          </w:p>
+        </w:tc>
+        <w:tc>
+          <w:tcPr>
+            <w:tcW w:w="2932" w:type="dxa"/>
+          </w:tcPr>
+          <w:p>
+            <w:pPr>
+              <w:jc w:val="both"/>
+              <w:rPr>
+                <w:rFonts w:ascii="Times New Roman" w:hAnsi="Times New Roman" w:cs="Times New Roman"/>
+                <w:sz w:val="28"/>
+                <w:szCs w:val="28"/>
+                <w:lang w:val="en-US"/>
+              </w:rPr>
+            </w:pPr>
+            <w:r>
+              <w:rPr>
+                <w:rFonts w:ascii="Times New Roman" w:hAnsi="Times New Roman" w:cs="Times New Roman"/>
+                <w:sz w:val="28"/>
+                <w:szCs w:val="28"/>
+                <w:lang w:val="en-US"/>
+              </w:rPr>
+              <w:t>VARCHAR</w:t>
+            </w:r>
+          </w:p>
+        </w:tc>
+        <w:tc>
+          <w:tcPr>
+            <w:tcW w:w="3062" w:type="dxa"/>
+          </w:tcPr>
+          <w:p>
+            <w:pPr>
+              <w:jc w:val="both"/>
+              <w:rPr>
+                <w:rFonts w:ascii="Times New Roman" w:hAnsi="Times New Roman" w:cs="Times New Roman"/>
+                <w:sz w:val="28"/>
+                <w:szCs w:val="28"/>
+              </w:rPr>
+            </w:pPr>
+            <w:r>
+              <w:rPr>
+                <w:rFonts w:ascii="Times New Roman" w:hAnsi="Times New Roman" w:cs="Times New Roman"/>
+                <w:sz w:val="28"/>
+                <w:szCs w:val="28"/>
+              </w:rPr>
+              <w:t>30</w:t>
+            </w:r>
+          </w:p>
+        </w:tc>
+      </w:tr>
+      <w:tr>
+        <w:tc>
+          <w:tcPr>
+            <w:tcW w:w="3351" w:type="dxa"/>
+          </w:tcPr>
+          <w:p>
+            <w:pPr>
+              <w:jc w:val="both"/>
+              <w:rPr>
+                <w:rFonts w:ascii="Times New Roman" w:hAnsi="Times New Roman" w:cs="Times New Roman"/>
+                <w:sz w:val="28"/>
+                <w:szCs w:val="28"/>
+              </w:rPr>
+            </w:pPr>
+            <w:r>
+              <w:rPr>
+                <w:rFonts w:ascii="Times New Roman" w:hAnsi="Times New Roman" w:cs="Times New Roman"/>
+                <w:sz w:val="28"/>
+                <w:szCs w:val="28"/>
+              </w:rPr>
+              <w:t>Общая сумма заказа</w:t>
+            </w:r>
+          </w:p>
+        </w:tc>
+        <w:tc>
+          <w:tcPr>
+            <w:tcW w:w="2932" w:type="dxa"/>
+          </w:tcPr>
+          <w:p>
+            <w:pPr>
+              <w:jc w:val="both"/>
+              <w:rPr>
+                <w:rFonts w:ascii="Times New Roman" w:hAnsi="Times New Roman" w:cs="Times New Roman"/>
+                <w:sz w:val="28"/>
+                <w:szCs w:val="28"/>
+              </w:rPr>
+            </w:pPr>
+            <w:r>
+              <w:rPr>
+                <w:rFonts w:ascii="Times New Roman" w:hAnsi="Times New Roman" w:cs="Times New Roman"/>
+                <w:sz w:val="28"/>
+                <w:szCs w:val="28"/>
+                <w:lang w:val="en-US"/>
+              </w:rPr>
+              <w:t>NUMERIC (10,2)</w:t>
+            </w:r>
+          </w:p>
+        </w:tc>
+        <w:tc>
+          <w:tcPr>
+            <w:tcW w:w="3062" w:type="dxa"/>
+          </w:tcPr>
+          <w:p>
+            <w:pPr>
+              <w:jc w:val="both"/>
+              <w:rPr>
+                <w:rFonts w:ascii="Times New Roman" w:hAnsi="Times New Roman" w:cs="Times New Roman"/>
+                <w:sz w:val="28"/>
+                <w:szCs w:val="28"/>
+              </w:rPr>
+            </w:pPr>
+            <w:r>
+              <w:rPr>
+                <w:rFonts w:ascii="Times New Roman" w:hAnsi="Times New Roman" w:cs="Times New Roman"/>
+                <w:sz w:val="28"/>
+                <w:szCs w:val="28"/>
+              </w:rPr>
+              <w:t>-</w:t>
+            </w:r>
+          </w:p>
+        </w:tc>
+      </w:tr>
+    </w:tbl>
+    <w:p>
+      <w:pPr>
+        <w:spacing w:after="0" w:line="360" w:lineRule="auto"/>
+        <w:ind w:firstLine="709"/>
+        <w:jc w:val="both"/>
+        <w:rPr>
+          <w:rFonts w:ascii="Times New Roman" w:hAnsi="Times New Roman" w:cs="Times New Roman"/>
+          <w:sz w:val="28"/>
+          <w:szCs w:val="28"/>
+        </w:rPr>
+      </w:pPr>
+      <w:r>
+        <w:rPr>
+          <w:rFonts w:ascii="Times New Roman" w:hAnsi="Times New Roman" w:cs="Times New Roman"/>
+          <w:sz w:val="28"/>
+          <w:szCs w:val="28"/>
+        </w:rPr>
+        <w:lastRenderedPageBreak/>
+        <w:t>Ключи: атрибут «ID заказа» является первичным ключом таблицы. Атрибут «ID пользователя» является внешним ключом и связывает заказ с пользователем, который его оформил.</w:t>
+      </w:r>
+    </w:p>
+    <w:p>
+      <w:pPr>
+        <w:spacing w:after="0" w:line="360" w:lineRule="auto"/>
+        <w:ind w:firstLine="709"/>
+        <w:jc w:val="both"/>
+        <w:rPr>
+          <w:rFonts w:ascii="Times New Roman" w:hAnsi="Times New Roman" w:cs="Times New Roman"/>
+          <w:sz w:val="28"/>
+          <w:szCs w:val="28"/>
+        </w:rPr>
+      </w:pPr>
+      <w:r>
+        <w:rPr>
+          <w:rFonts w:ascii="Times New Roman" w:hAnsi="Times New Roman" w:cs="Times New Roman"/>
+          <w:sz w:val="28"/>
+          <w:szCs w:val="28"/>
+        </w:rPr>
+        <w:t>Один заказ может содержать несколько различных товаров. Поэтому для хранения конкретных товаров, входящих в заказ, используется отдельная сущность «Позиции заказов».</w:t>
+      </w:r>
+    </w:p>
+    <w:p>
+      <w:pPr>
+        <w:pStyle w:val="a7"/>
+        <w:numPr>
+          <w:ilvl w:val="0"/>
+          <w:numId w:val="22"/>
+        </w:numPr>
+        <w:spacing w:after="0" w:line="360" w:lineRule="auto"/>
+        <w:ind w:left="0" w:firstLine="709"/>
+        <w:jc w:val="both"/>
+        <w:rPr>
+          <w:rFonts w:ascii="Times New Roman" w:hAnsi="Times New Roman" w:cs="Times New Roman"/>
+          <w:i/>
+          <w:iCs/>
+          <w:sz w:val="28"/>
+          <w:szCs w:val="28"/>
+        </w:rPr>
+      </w:pPr>
+      <w:r>
+        <w:rPr>
+          <w:rFonts w:ascii="Times New Roman" w:hAnsi="Times New Roman" w:cs="Times New Roman"/>
+          <w:i/>
+          <w:iCs/>
+          <w:sz w:val="28"/>
+          <w:szCs w:val="28"/>
+        </w:rPr>
+        <w:t>Сущность «Позиции заказов»</w:t>
+      </w:r>
+      <w:r>
+        <w:rPr>
+          <w:rFonts w:ascii="Times New Roman" w:hAnsi="Times New Roman" w:cs="Times New Roman"/>
+          <w:i/>
+          <w:iCs/>
+          <w:sz w:val="28"/>
+          <w:szCs w:val="28"/>
+        </w:rPr>
+        <w:t xml:space="preserve">. </w:t>
+      </w:r>
+      <w:r>
+        <w:rPr>
+          <w:rFonts w:ascii="Times New Roman" w:hAnsi="Times New Roman" w:cs="Times New Roman"/>
+          <w:sz w:val="28"/>
+          <w:szCs w:val="28"/>
+        </w:rPr>
+        <w:t>Содержит информацию о товар</w:t>
+      </w:r>
+      <w:r>
+        <w:rPr>
+          <w:rFonts w:ascii="Times New Roman" w:hAnsi="Times New Roman" w:cs="Times New Roman"/>
+          <w:sz w:val="28"/>
+          <w:szCs w:val="28"/>
+        </w:rPr>
+        <w:t>ах</w:t>
+      </w:r>
+      <w:r>
+        <w:rPr>
+          <w:rFonts w:ascii="Times New Roman" w:hAnsi="Times New Roman" w:cs="Times New Roman"/>
+          <w:sz w:val="28"/>
+          <w:szCs w:val="28"/>
+        </w:rPr>
+        <w:t>, которые входят в определённый заказ</w:t>
+      </w:r>
+      <w:r>
+        <w:rPr>
+          <w:rFonts w:ascii="Times New Roman" w:hAnsi="Times New Roman" w:cs="Times New Roman"/>
+          <w:sz w:val="28"/>
+          <w:szCs w:val="28"/>
+        </w:rPr>
+        <w:t>. В ней будут храниться идентификатор позиции, номер заказа, идентификатор товара, количество и цена товара.</w:t>
+      </w:r>
+      <w:r>
+        <w:rPr>
+          <w:rFonts w:ascii="Times New Roman" w:hAnsi="Times New Roman" w:cs="Times New Roman"/>
+          <w:sz w:val="28"/>
+          <w:szCs w:val="28"/>
+        </w:rPr>
+        <w:t xml:space="preserve"> </w:t>
+      </w:r>
+      <w:r>
+        <w:rPr>
+          <w:rFonts w:ascii="Times New Roman" w:hAnsi="Times New Roman" w:cs="Times New Roman"/>
+          <w:sz w:val="28"/>
+          <w:szCs w:val="28"/>
+        </w:rPr>
+        <w:t xml:space="preserve">В таблице </w:t>
+      </w:r>
+      <w:r>
+        <w:rPr>
+          <w:rFonts w:ascii="Times New Roman" w:hAnsi="Times New Roman" w:cs="Times New Roman"/>
+          <w:sz w:val="28"/>
+          <w:szCs w:val="28"/>
+        </w:rPr>
+        <w:t>5</w:t>
+      </w:r>
+      <w:r>
+        <w:rPr>
+          <w:rFonts w:ascii="Times New Roman" w:hAnsi="Times New Roman" w:cs="Times New Roman"/>
+          <w:sz w:val="28"/>
+          <w:szCs w:val="28"/>
+        </w:rPr>
+        <w:t xml:space="preserve"> представлены атрибуты сущности и их типы данных</w:t>
+      </w:r>
+      <w:r>
+        <w:rPr>
+          <w:rFonts w:ascii="Times New Roman" w:hAnsi="Times New Roman" w:cs="Times New Roman"/>
+          <w:sz w:val="28"/>
+          <w:szCs w:val="28"/>
+        </w:rPr>
+        <w:t>.</w:t>
+      </w:r>
+    </w:p>
+    <w:p>
+      <w:pPr>
+        <w:pStyle w:val="a7"/>
+        <w:spacing w:after="0" w:line="360" w:lineRule="auto"/>
+        <w:ind w:left="709"/>
+        <w:jc w:val="both"/>
+        <w:rPr>
+          <w:rFonts w:ascii="Times New Roman" w:hAnsi="Times New Roman" w:cs="Times New Roman"/>
+          <w:sz w:val="28"/>
+          <w:szCs w:val="28"/>
+        </w:rPr>
+      </w:pPr>
+      <w:r>
+        <w:rPr>
+          <w:rFonts w:ascii="Times New Roman" w:hAnsi="Times New Roman" w:cs="Times New Roman"/>
+          <w:sz w:val="28"/>
+          <w:szCs w:val="28"/>
+        </w:rPr>
+        <w:t>Таблица 5 – Атрибуты сущности «Позиции заказов»</w:t>
+      </w:r>
+    </w:p>
+    <w:tbl>
+      <w:tblPr>
+        <w:tblStyle w:val="ad"/>
+        <w:tblW w:w="0" w:type="auto"/>
+        <w:tblLook w:val="04A0" w:firstRow="1" w:lastRow="0" w:firstColumn="1" w:lastColumn="0" w:noHBand="0" w:noVBand="1"/>
+      </w:tblPr>
+      <w:tblGrid>
+        <w:gridCol w:w="3351"/>
+        <w:gridCol w:w="2932"/>
+        <w:gridCol w:w="3062"/>
+      </w:tblGrid>
+      <w:tr>
+        <w:tc>
+          <w:tcPr>
+            <w:tcW w:w="3351" w:type="dxa"/>
+          </w:tcPr>
+          <w:p>
+            <w:pPr>
+              <w:jc w:val="both"/>
+              <w:rPr>
+                <w:rFonts w:ascii="Times New Roman" w:hAnsi="Times New Roman" w:cs="Times New Roman"/>
+                <w:sz w:val="28"/>
+                <w:szCs w:val="28"/>
+              </w:rPr>
+            </w:pPr>
+            <w:r>
+              <w:rPr>
+                <w:rFonts w:ascii="Times New Roman" w:hAnsi="Times New Roman" w:cs="Times New Roman"/>
+                <w:sz w:val="28"/>
+                <w:szCs w:val="28"/>
+              </w:rPr>
+              <w:t>Атрибут</w:t>
+            </w:r>
+          </w:p>
+        </w:tc>
+        <w:tc>
+          <w:tcPr>
+            <w:tcW w:w="2932" w:type="dxa"/>
+          </w:tcPr>
+          <w:p>
+            <w:pPr>
+              <w:jc w:val="both"/>
+              <w:rPr>
+                <w:rFonts w:ascii="Times New Roman" w:hAnsi="Times New Roman" w:cs="Times New Roman"/>
+                <w:sz w:val="28"/>
+                <w:szCs w:val="28"/>
+              </w:rPr>
+            </w:pPr>
+            <w:r>
+              <w:rPr>
+                <w:rFonts w:ascii="Times New Roman" w:hAnsi="Times New Roman" w:cs="Times New Roman"/>
+                <w:sz w:val="28"/>
+                <w:szCs w:val="28"/>
+              </w:rPr>
+              <w:t>Тип данных</w:t>
+            </w:r>
+          </w:p>
+        </w:tc>
+        <w:tc>
+          <w:tcPr>
+            <w:tcW w:w="3062" w:type="dxa"/>
+          </w:tcPr>
+          <w:p>
+            <w:pPr>
+              <w:jc w:val="both"/>
+              <w:rPr>
+                <w:rFonts w:ascii="Times New Roman" w:hAnsi="Times New Roman" w:cs="Times New Roman"/>
+                <w:sz w:val="28"/>
+                <w:szCs w:val="28"/>
+              </w:rPr>
+            </w:pPr>
+            <w:r>
+              <w:rPr>
+                <w:rFonts w:ascii="Times New Roman" w:hAnsi="Times New Roman" w:cs="Times New Roman"/>
+                <w:sz w:val="28"/>
+                <w:szCs w:val="28"/>
+              </w:rPr>
+              <w:t>Максимальное значение символов</w:t>
+            </w:r>
+          </w:p>
+        </w:tc>
+      </w:tr>
+      <w:tr>
+        <w:tc>
+          <w:tcPr>
+            <w:tcW w:w="3351" w:type="dxa"/>
+          </w:tcPr>
+          <w:p>
+            <w:pPr>
+              <w:jc w:val="both"/>
+              <w:rPr>
+                <w:rFonts w:ascii="Times New Roman" w:hAnsi="Times New Roman" w:cs="Times New Roman"/>
+                <w:sz w:val="28"/>
+                <w:szCs w:val="28"/>
+                <w:lang w:val="en-US"/>
+              </w:rPr>
+            </w:pPr>
+            <w:r>
+              <w:rPr>
+                <w:rFonts w:ascii="Times New Roman" w:hAnsi="Times New Roman" w:cs="Times New Roman"/>
+                <w:sz w:val="28"/>
+                <w:szCs w:val="28"/>
+                <w:lang w:val="en-US"/>
+              </w:rPr>
+              <w:t>ID</w:t>
+            </w:r>
+            <w:r>
+              <w:rPr>
+                <w:rFonts w:ascii="Times New Roman" w:hAnsi="Times New Roman" w:cs="Times New Roman"/>
+                <w:sz w:val="28"/>
+                <w:szCs w:val="28"/>
+              </w:rPr>
+              <w:t xml:space="preserve"> позиции заказов</w:t>
+            </w:r>
+          </w:p>
+        </w:tc>
+        <w:tc>
+          <w:tcPr>
+            <w:tcW w:w="2932" w:type="dxa"/>
+          </w:tcPr>
+          <w:p>
+            <w:pPr>
+              <w:jc w:val="both"/>
+              <w:rPr>
+                <w:rFonts w:ascii="Times New Roman" w:hAnsi="Times New Roman" w:cs="Times New Roman"/>
+                <w:sz w:val="28"/>
+                <w:szCs w:val="28"/>
+              </w:rPr>
+            </w:pPr>
+            <w:r>
+              <w:rPr>
+                <w:rFonts w:ascii="Times New Roman" w:hAnsi="Times New Roman" w:cs="Times New Roman"/>
+                <w:sz w:val="28"/>
+                <w:szCs w:val="28"/>
+                <w:lang w:val="en-US"/>
+              </w:rPr>
+              <w:t>SERIAL</w:t>
+            </w:r>
+          </w:p>
+        </w:tc>
+        <w:tc>
+          <w:tcPr>
+            <w:tcW w:w="3062" w:type="dxa"/>
+          </w:tcPr>
+          <w:p>
+            <w:pPr>
+              <w:jc w:val="both"/>
+              <w:rPr>
+                <w:rFonts w:ascii="Times New Roman" w:hAnsi="Times New Roman" w:cs="Times New Roman"/>
+                <w:sz w:val="28"/>
+                <w:szCs w:val="28"/>
+              </w:rPr>
+            </w:pPr>
+            <w:r>
+              <w:rPr>
+                <w:rFonts w:ascii="Times New Roman" w:hAnsi="Times New Roman" w:cs="Times New Roman"/>
+                <w:sz w:val="28"/>
+                <w:szCs w:val="28"/>
+              </w:rPr>
+              <w:t>-</w:t>
+            </w:r>
+          </w:p>
+        </w:tc>
+      </w:tr>
+      <w:tr>
+        <w:tc>
+          <w:tcPr>
+            <w:tcW w:w="3351" w:type="dxa"/>
+          </w:tcPr>
+          <w:p>
+            <w:pPr>
+              <w:jc w:val="both"/>
+              <w:rPr>
+                <w:rFonts w:ascii="Times New Roman" w:hAnsi="Times New Roman" w:cs="Times New Roman"/>
+                <w:sz w:val="28"/>
+                <w:szCs w:val="28"/>
+              </w:rPr>
+            </w:pPr>
+            <w:r>
+              <w:rPr>
+                <w:rFonts w:ascii="Times New Roman" w:hAnsi="Times New Roman" w:cs="Times New Roman"/>
+                <w:sz w:val="28"/>
+                <w:szCs w:val="28"/>
+                <w:lang w:val="en-US"/>
+              </w:rPr>
+              <w:t>ID</w:t>
+            </w:r>
+            <w:r>
+              <w:rPr>
+                <w:rFonts w:ascii="Times New Roman" w:hAnsi="Times New Roman" w:cs="Times New Roman"/>
+                <w:sz w:val="28"/>
+                <w:szCs w:val="28"/>
+              </w:rPr>
+              <w:t xml:space="preserve"> заказа</w:t>
+            </w:r>
+          </w:p>
+        </w:tc>
+        <w:tc>
+          <w:tcPr>
+            <w:tcW w:w="2932" w:type="dxa"/>
+          </w:tcPr>
+          <w:p>
+            <w:pPr>
+              <w:jc w:val="both"/>
+              <w:rPr>
+                <w:rFonts w:ascii="Times New Roman" w:hAnsi="Times New Roman" w:cs="Times New Roman"/>
+                <w:sz w:val="28"/>
+                <w:szCs w:val="28"/>
+                <w:lang w:val="en-US"/>
+              </w:rPr>
+            </w:pPr>
+            <w:r>
+              <w:rPr>
+                <w:rFonts w:ascii="Times New Roman" w:hAnsi="Times New Roman" w:cs="Times New Roman"/>
+                <w:sz w:val="28"/>
+                <w:szCs w:val="28"/>
+                <w:lang w:val="en-US"/>
+              </w:rPr>
+              <w:t>INTEGER</w:t>
+            </w:r>
+          </w:p>
+        </w:tc>
+        <w:tc>
+          <w:tcPr>
+            <w:tcW w:w="3062" w:type="dxa"/>
+          </w:tcPr>
+          <w:p>
+            <w:pPr>
+              <w:jc w:val="both"/>
+              <w:rPr>
+                <w:rFonts w:ascii="Times New Roman" w:hAnsi="Times New Roman" w:cs="Times New Roman"/>
+                <w:sz w:val="28"/>
+                <w:szCs w:val="28"/>
+              </w:rPr>
+            </w:pPr>
+            <w:r>
+              <w:rPr>
+                <w:rFonts w:ascii="Times New Roman" w:hAnsi="Times New Roman" w:cs="Times New Roman"/>
+                <w:sz w:val="28"/>
+                <w:szCs w:val="28"/>
+              </w:rPr>
+              <w:t>-</w:t>
+            </w:r>
+          </w:p>
+        </w:tc>
+      </w:tr>
+      <w:tr>
+        <w:tc>
+          <w:tcPr>
+            <w:tcW w:w="3351" w:type="dxa"/>
+          </w:tcPr>
+          <w:p>
+            <w:pPr>
+              <w:jc w:val="both"/>
+              <w:rPr>
+                <w:rFonts w:ascii="Times New Roman" w:hAnsi="Times New Roman" w:cs="Times New Roman"/>
+                <w:sz w:val="28"/>
+                <w:szCs w:val="28"/>
+              </w:rPr>
+            </w:pPr>
+            <w:r>
+              <w:rPr>
+                <w:rFonts w:ascii="Times New Roman" w:hAnsi="Times New Roman" w:cs="Times New Roman"/>
+                <w:sz w:val="28"/>
+                <w:szCs w:val="28"/>
+                <w:lang w:val="en-US"/>
+              </w:rPr>
+              <w:t>ID</w:t>
+            </w:r>
+            <w:r>
+              <w:rPr>
+                <w:rFonts w:ascii="Times New Roman" w:hAnsi="Times New Roman" w:cs="Times New Roman"/>
+                <w:sz w:val="28"/>
+                <w:szCs w:val="28"/>
+              </w:rPr>
+              <w:t xml:space="preserve"> товара</w:t>
+            </w:r>
+          </w:p>
+        </w:tc>
+        <w:tc>
+          <w:tcPr>
+            <w:tcW w:w="2932" w:type="dxa"/>
+          </w:tcPr>
+          <w:p>
+            <w:pPr>
+              <w:jc w:val="both"/>
+              <w:rPr>
+                <w:rFonts w:ascii="Times New Roman" w:hAnsi="Times New Roman" w:cs="Times New Roman"/>
+                <w:sz w:val="28"/>
+                <w:szCs w:val="28"/>
+              </w:rPr>
+            </w:pPr>
+            <w:r>
+              <w:rPr>
+                <w:rFonts w:ascii="Times New Roman" w:hAnsi="Times New Roman" w:cs="Times New Roman"/>
+                <w:sz w:val="28"/>
+                <w:szCs w:val="28"/>
+                <w:lang w:val="en-US"/>
+              </w:rPr>
+              <w:t>INTEGER</w:t>
+            </w:r>
+          </w:p>
+        </w:tc>
+        <w:tc>
+          <w:tcPr>
+            <w:tcW w:w="3062" w:type="dxa"/>
+          </w:tcPr>
+          <w:p>
+            <w:pPr>
+              <w:jc w:val="both"/>
+              <w:rPr>
+                <w:rFonts w:ascii="Times New Roman" w:hAnsi="Times New Roman" w:cs="Times New Roman"/>
+                <w:sz w:val="28"/>
+                <w:szCs w:val="28"/>
+              </w:rPr>
+            </w:pPr>
+            <w:r>
+              <w:rPr>
+                <w:rFonts w:ascii="Times New Roman" w:hAnsi="Times New Roman" w:cs="Times New Roman"/>
+                <w:sz w:val="28"/>
+                <w:szCs w:val="28"/>
+              </w:rPr>
+              <w:t>-</w:t>
+            </w:r>
+          </w:p>
+        </w:tc>
+      </w:tr>
+      <w:tr>
+        <w:tc>
+          <w:tcPr>
+            <w:tcW w:w="3351" w:type="dxa"/>
+          </w:tcPr>
+          <w:p>
+            <w:pPr>
+              <w:jc w:val="both"/>
+              <w:rPr>
+                <w:rFonts w:ascii="Times New Roman" w:hAnsi="Times New Roman" w:cs="Times New Roman"/>
+                <w:sz w:val="28"/>
+                <w:szCs w:val="28"/>
+              </w:rPr>
+            </w:pPr>
+            <w:r>
+              <w:rPr>
+                <w:rFonts w:ascii="Times New Roman" w:hAnsi="Times New Roman" w:cs="Times New Roman"/>
+                <w:sz w:val="28"/>
+                <w:szCs w:val="28"/>
+              </w:rPr>
+              <w:t>Количество товара</w:t>
+            </w:r>
+          </w:p>
+        </w:tc>
+        <w:tc>
+          <w:tcPr>
+            <w:tcW w:w="2932" w:type="dxa"/>
+          </w:tcPr>
+          <w:p>
+            <w:pPr>
+              <w:jc w:val="both"/>
+              <w:rPr>
+                <w:rFonts w:ascii="Times New Roman" w:hAnsi="Times New Roman" w:cs="Times New Roman"/>
+                <w:sz w:val="28"/>
+                <w:szCs w:val="28"/>
+              </w:rPr>
+            </w:pPr>
+            <w:r>
+              <w:rPr>
+                <w:rFonts w:ascii="Times New Roman" w:hAnsi="Times New Roman" w:cs="Times New Roman"/>
+                <w:sz w:val="28"/>
+                <w:szCs w:val="28"/>
+                <w:lang w:val="en-US"/>
+              </w:rPr>
+              <w:t>INTEGER</w:t>
+            </w:r>
+          </w:p>
+        </w:tc>
+        <w:tc>
+          <w:tcPr>
+            <w:tcW w:w="3062" w:type="dxa"/>
+          </w:tcPr>
+          <w:p>
+            <w:pPr>
+              <w:jc w:val="both"/>
+              <w:rPr>
+                <w:rFonts w:ascii="Times New Roman" w:hAnsi="Times New Roman" w:cs="Times New Roman"/>
+                <w:sz w:val="28"/>
+                <w:szCs w:val="28"/>
+              </w:rPr>
+            </w:pPr>
+            <w:r>
+              <w:rPr>
+                <w:rFonts w:ascii="Times New Roman" w:hAnsi="Times New Roman" w:cs="Times New Roman"/>
+                <w:sz w:val="28"/>
+                <w:szCs w:val="28"/>
+              </w:rPr>
+              <w:t>-</w:t>
+            </w:r>
+          </w:p>
+        </w:tc>
+      </w:tr>
+      <w:tr>
+        <w:tc>
+          <w:tcPr>
+            <w:tcW w:w="3351" w:type="dxa"/>
+          </w:tcPr>
+          <w:p>
+            <w:pPr>
+              <w:jc w:val="both"/>
+              <w:rPr>
+                <w:rFonts w:ascii="Times New Roman" w:hAnsi="Times New Roman" w:cs="Times New Roman"/>
+                <w:sz w:val="28"/>
+                <w:szCs w:val="28"/>
+              </w:rPr>
+            </w:pPr>
+            <w:r>
+              <w:rPr>
+                <w:rFonts w:ascii="Times New Roman" w:hAnsi="Times New Roman" w:cs="Times New Roman"/>
+                <w:sz w:val="28"/>
+                <w:szCs w:val="28"/>
+              </w:rPr>
+              <w:t>Цена товара</w:t>
+            </w:r>
+          </w:p>
+        </w:tc>
+        <w:tc>
+          <w:tcPr>
+            <w:tcW w:w="2932" w:type="dxa"/>
+          </w:tcPr>
+          <w:p>
+            <w:pPr>
+              <w:jc w:val="both"/>
+              <w:rPr>
+                <w:rFonts w:ascii="Times New Roman" w:hAnsi="Times New Roman" w:cs="Times New Roman"/>
+                <w:sz w:val="28"/>
+                <w:szCs w:val="28"/>
+              </w:rPr>
+            </w:pPr>
+            <w:r>
+              <w:rPr>
+                <w:rFonts w:ascii="Times New Roman" w:hAnsi="Times New Roman" w:cs="Times New Roman"/>
+                <w:sz w:val="28"/>
+                <w:szCs w:val="28"/>
+                <w:lang w:val="en-US"/>
+              </w:rPr>
+              <w:t>NUMERIC (10,2)</w:t>
+            </w:r>
+          </w:p>
+        </w:tc>
+        <w:tc>
+          <w:tcPr>
+            <w:tcW w:w="3062" w:type="dxa"/>
+          </w:tcPr>
+          <w:p>
+            <w:pPr>
+              <w:jc w:val="both"/>
+              <w:rPr>
+                <w:rFonts w:ascii="Times New Roman" w:hAnsi="Times New Roman" w:cs="Times New Roman"/>
+                <w:sz w:val="28"/>
+                <w:szCs w:val="28"/>
+              </w:rPr>
+            </w:pPr>
+            <w:r>
+              <w:rPr>
+                <w:rFonts w:ascii="Times New Roman" w:hAnsi="Times New Roman" w:cs="Times New Roman"/>
+                <w:sz w:val="28"/>
+                <w:szCs w:val="28"/>
+              </w:rPr>
+              <w:t>-</w:t>
+            </w:r>
+          </w:p>
+        </w:tc>
+      </w:tr>
+    </w:tbl>
+    <w:p>
+      <w:pPr>
+        <w:pStyle w:val="a7"/>
+        <w:spacing w:after="0" w:line="360" w:lineRule="auto"/>
+        <w:ind w:left="0" w:firstLine="709"/>
+        <w:jc w:val="both"/>
+        <w:rPr>
+          <w:rFonts w:ascii="Times New Roman" w:hAnsi="Times New Roman" w:cs="Times New Roman"/>
+          <w:sz w:val="28"/>
+          <w:szCs w:val="28"/>
+        </w:rPr>
+      </w:pPr>
+      <w:r>
+        <w:rPr>
+          <w:rFonts w:ascii="Times New Roman" w:hAnsi="Times New Roman" w:cs="Times New Roman"/>
+          <w:sz w:val="28"/>
+          <w:szCs w:val="28"/>
+        </w:rPr>
+        <w:t>Ключи: атрибут «ID позиции заказов» является первичным ключом таблицы. Атрибуты «ID заказа» и «ID товара» являются внешними ключами и связывают позицию с конкретным заказом и товаром.</w:t>
+      </w:r>
+    </w:p>
+    <w:p>
+      <w:pPr>
+        <w:pStyle w:val="a7"/>
+        <w:numPr>
+          <w:ilvl w:val="0"/>
+          <w:numId w:val="22"/>
+        </w:numPr>
+        <w:spacing w:after="0" w:line="360" w:lineRule="auto"/>
+        <w:ind w:left="0" w:firstLine="709"/>
+        <w:jc w:val="both"/>
+        <w:rPr>
+          <w:rFonts w:ascii="Times New Roman" w:hAnsi="Times New Roman" w:cs="Times New Roman"/>
+          <w:i/>
+          <w:iCs/>
+          <w:sz w:val="28"/>
+          <w:szCs w:val="28"/>
+        </w:rPr>
+      </w:pPr>
+      <w:r>
+        <w:rPr>
+          <w:rFonts w:ascii="Times New Roman" w:hAnsi="Times New Roman" w:cs="Times New Roman"/>
+          <w:i/>
+          <w:iCs/>
+          <w:sz w:val="28"/>
+          <w:szCs w:val="28"/>
+        </w:rPr>
+        <w:t>Сущность «Поступления»</w:t>
+      </w:r>
+      <w:r>
+        <w:rPr>
+          <w:rFonts w:ascii="Times New Roman" w:hAnsi="Times New Roman" w:cs="Times New Roman"/>
+          <w:i/>
+          <w:iCs/>
+          <w:sz w:val="28"/>
+          <w:szCs w:val="28"/>
+        </w:rPr>
+        <w:t xml:space="preserve">. </w:t>
+      </w:r>
+      <w:r>
+        <w:rPr>
+          <w:rFonts w:ascii="Times New Roman" w:hAnsi="Times New Roman" w:cs="Times New Roman"/>
+          <w:sz w:val="28"/>
+          <w:szCs w:val="28"/>
+        </w:rPr>
+        <w:t>Предназначена для хранения информации о поступлении новой продукции в магазин. В ней будут храниться номер поступления, сотрудник, зарегистрировавший поступление, а также дата и время поступления.</w:t>
+      </w:r>
+      <w:r>
+        <w:rPr>
+          <w:rFonts w:ascii="Times New Roman" w:hAnsi="Times New Roman" w:cs="Times New Roman"/>
+          <w:sz w:val="28"/>
+          <w:szCs w:val="28"/>
+        </w:rPr>
+        <w:t xml:space="preserve"> </w:t>
+      </w:r>
+      <w:r>
+        <w:rPr>
+          <w:rFonts w:ascii="Times New Roman" w:hAnsi="Times New Roman" w:cs="Times New Roman"/>
+          <w:sz w:val="28"/>
+          <w:szCs w:val="28"/>
+        </w:rPr>
+        <w:t xml:space="preserve">В таблице </w:t>
+      </w:r>
+      <w:r>
+        <w:rPr>
+          <w:rFonts w:ascii="Times New Roman" w:hAnsi="Times New Roman" w:cs="Times New Roman"/>
+          <w:sz w:val="28"/>
+          <w:szCs w:val="28"/>
+        </w:rPr>
+        <w:t>6</w:t>
+      </w:r>
+      <w:r>
+        <w:rPr>
+          <w:rFonts w:ascii="Times New Roman" w:hAnsi="Times New Roman" w:cs="Times New Roman"/>
+          <w:sz w:val="28"/>
+          <w:szCs w:val="28"/>
+        </w:rPr>
+        <w:t xml:space="preserve"> представлены атрибуты сущности и их типы данных</w:t>
+      </w:r>
+      <w:r>
+        <w:rPr>
+          <w:rFonts w:ascii="Times New Roman" w:hAnsi="Times New Roman" w:cs="Times New Roman"/>
+          <w:sz w:val="28"/>
+          <w:szCs w:val="28"/>
+        </w:rPr>
+        <w:t>.</w:t>
+      </w:r>
+    </w:p>
+    <w:p>
+      <w:pPr>
+        <w:pStyle w:val="a7"/>
+        <w:spacing w:after="0" w:line="360" w:lineRule="auto"/>
+        <w:ind w:left="709"/>
+        <w:jc w:val="both"/>
+        <w:rPr>
+          <w:rFonts w:ascii="Times New Roman" w:hAnsi="Times New Roman" w:cs="Times New Roman"/>
+          <w:sz w:val="28"/>
+          <w:szCs w:val="28"/>
+        </w:rPr>
+      </w:pPr>
+      <w:r>
+        <w:rPr>
+          <w:rFonts w:ascii="Times New Roman" w:hAnsi="Times New Roman" w:cs="Times New Roman"/>
+          <w:sz w:val="28"/>
+          <w:szCs w:val="28"/>
+        </w:rPr>
+        <w:t>Таблица 6 – Атрибуты сущности «Поступления»</w:t>
+      </w:r>
+    </w:p>
+    <w:tbl>
+      <w:tblPr>
+        <w:tblStyle w:val="ad"/>
+        <w:tblW w:w="0" w:type="auto"/>
+        <w:tblLook w:val="04A0" w:firstRow="1" w:lastRow="0" w:firstColumn="1" w:lastColumn="0" w:noHBand="0" w:noVBand="1"/>
+      </w:tblPr>
+      <w:tblGrid>
+        <w:gridCol w:w="3351"/>
+        <w:gridCol w:w="2932"/>
+        <w:gridCol w:w="3062"/>
+      </w:tblGrid>
+      <w:tr>
+        <w:tc>
+          <w:tcPr>
+            <w:tcW w:w="3351" w:type="dxa"/>
+          </w:tcPr>
+          <w:p>
+            <w:pPr>
+              <w:jc w:val="both"/>
+              <w:rPr>
+                <w:rFonts w:ascii="Times New Roman" w:hAnsi="Times New Roman" w:cs="Times New Roman"/>
+                <w:sz w:val="28"/>
+                <w:szCs w:val="28"/>
+              </w:rPr>
+            </w:pPr>
+            <w:r>
+              <w:rPr>
+                <w:rFonts w:ascii="Times New Roman" w:hAnsi="Times New Roman" w:cs="Times New Roman"/>
+                <w:sz w:val="28"/>
+                <w:szCs w:val="28"/>
+              </w:rPr>
+              <w:t>Атрибут</w:t>
+            </w:r>
+          </w:p>
+        </w:tc>
+        <w:tc>
+          <w:tcPr>
+            <w:tcW w:w="2932" w:type="dxa"/>
+          </w:tcPr>
+          <w:p>
+            <w:pPr>
+              <w:jc w:val="both"/>
+              <w:rPr>
+                <w:rFonts w:ascii="Times New Roman" w:hAnsi="Times New Roman" w:cs="Times New Roman"/>
+                <w:sz w:val="28"/>
+                <w:szCs w:val="28"/>
+              </w:rPr>
+            </w:pPr>
+            <w:r>
+              <w:rPr>
+                <w:rFonts w:ascii="Times New Roman" w:hAnsi="Times New Roman" w:cs="Times New Roman"/>
+                <w:sz w:val="28"/>
+                <w:szCs w:val="28"/>
+              </w:rPr>
+              <w:t>Тип данных</w:t>
+            </w:r>
+          </w:p>
+        </w:tc>
+        <w:tc>
+          <w:tcPr>
+            <w:tcW w:w="3062" w:type="dxa"/>
+          </w:tcPr>
+          <w:p>
+            <w:pPr>
+              <w:jc w:val="both"/>
+              <w:rPr>
+                <w:rFonts w:ascii="Times New Roman" w:hAnsi="Times New Roman" w:cs="Times New Roman"/>
+                <w:sz w:val="28"/>
+                <w:szCs w:val="28"/>
+              </w:rPr>
+            </w:pPr>
+            <w:r>
+              <w:rPr>
+                <w:rFonts w:ascii="Times New Roman" w:hAnsi="Times New Roman" w:cs="Times New Roman"/>
+                <w:sz w:val="28"/>
+                <w:szCs w:val="28"/>
+              </w:rPr>
+              <w:t>Максимальное значение символов</w:t>
+            </w:r>
+          </w:p>
+        </w:tc>
+      </w:tr>
+      <w:tr>
+        <w:tc>
+          <w:tcPr>
+            <w:tcW w:w="3351" w:type="dxa"/>
+          </w:tcPr>
+          <w:p>
+            <w:pPr>
+              <w:jc w:val="both"/>
+              <w:rPr>
+                <w:rFonts w:ascii="Times New Roman" w:hAnsi="Times New Roman" w:cs="Times New Roman"/>
+                <w:sz w:val="28"/>
+                <w:szCs w:val="28"/>
+                <w:lang w:val="en-US"/>
+              </w:rPr>
+            </w:pPr>
+            <w:r>
+              <w:rPr>
+                <w:rFonts w:ascii="Times New Roman" w:hAnsi="Times New Roman" w:cs="Times New Roman"/>
+                <w:sz w:val="28"/>
+                <w:szCs w:val="28"/>
+                <w:lang w:val="en-US"/>
+              </w:rPr>
+              <w:t>ID</w:t>
+            </w:r>
+            <w:r>
+              <w:rPr>
+                <w:rFonts w:ascii="Times New Roman" w:hAnsi="Times New Roman" w:cs="Times New Roman"/>
+                <w:sz w:val="28"/>
+                <w:szCs w:val="28"/>
+              </w:rPr>
+              <w:t xml:space="preserve"> поступления</w:t>
+            </w:r>
+          </w:p>
+        </w:tc>
+        <w:tc>
+          <w:tcPr>
+            <w:tcW w:w="2932" w:type="dxa"/>
+          </w:tcPr>
+          <w:p>
+            <w:pPr>
+              <w:jc w:val="both"/>
+              <w:rPr>
+                <w:rFonts w:ascii="Times New Roman" w:hAnsi="Times New Roman" w:cs="Times New Roman"/>
+                <w:sz w:val="28"/>
+                <w:szCs w:val="28"/>
+              </w:rPr>
+            </w:pPr>
+            <w:r>
+              <w:rPr>
+                <w:rFonts w:ascii="Times New Roman" w:hAnsi="Times New Roman" w:cs="Times New Roman"/>
+                <w:sz w:val="28"/>
+                <w:szCs w:val="28"/>
+                <w:lang w:val="en-US"/>
+              </w:rPr>
+              <w:t>SERIAL</w:t>
+            </w:r>
+          </w:p>
+        </w:tc>
+        <w:tc>
+          <w:tcPr>
+            <w:tcW w:w="3062" w:type="dxa"/>
+          </w:tcPr>
+          <w:p>
+            <w:pPr>
+              <w:jc w:val="both"/>
+              <w:rPr>
+                <w:rFonts w:ascii="Times New Roman" w:hAnsi="Times New Roman" w:cs="Times New Roman"/>
+                <w:sz w:val="28"/>
+                <w:szCs w:val="28"/>
+              </w:rPr>
+            </w:pPr>
+            <w:r>
+              <w:rPr>
+                <w:rFonts w:ascii="Times New Roman" w:hAnsi="Times New Roman" w:cs="Times New Roman"/>
+                <w:sz w:val="28"/>
+                <w:szCs w:val="28"/>
+              </w:rPr>
+              <w:t>-</w:t>
+            </w:r>
+          </w:p>
+        </w:tc>
+      </w:tr>
+      <w:tr>
+        <w:tc>
+          <w:tcPr>
+            <w:tcW w:w="3351" w:type="dxa"/>
+          </w:tcPr>
+          <w:p>
+            <w:pPr>
+              <w:jc w:val="both"/>
+              <w:rPr>
+                <w:rFonts w:ascii="Times New Roman" w:hAnsi="Times New Roman" w:cs="Times New Roman"/>
+                <w:sz w:val="28"/>
+                <w:szCs w:val="28"/>
+              </w:rPr>
+            </w:pPr>
+            <w:r>
+              <w:rPr>
+                <w:rFonts w:ascii="Times New Roman" w:hAnsi="Times New Roman" w:cs="Times New Roman"/>
+                <w:sz w:val="28"/>
+                <w:szCs w:val="28"/>
+                <w:lang w:val="en-US"/>
+              </w:rPr>
+              <w:t>ID</w:t>
+            </w:r>
+            <w:r>
+              <w:rPr>
+                <w:rFonts w:ascii="Times New Roman" w:hAnsi="Times New Roman" w:cs="Times New Roman"/>
+                <w:sz w:val="28"/>
+                <w:szCs w:val="28"/>
+              </w:rPr>
+              <w:t xml:space="preserve"> пользователя</w:t>
+            </w:r>
+          </w:p>
+        </w:tc>
+        <w:tc>
+          <w:tcPr>
+            <w:tcW w:w="2932" w:type="dxa"/>
+          </w:tcPr>
+          <w:p>
+            <w:pPr>
+              <w:jc w:val="both"/>
+              <w:rPr>
+                <w:rFonts w:ascii="Times New Roman" w:hAnsi="Times New Roman" w:cs="Times New Roman"/>
+                <w:sz w:val="28"/>
+                <w:szCs w:val="28"/>
+              </w:rPr>
+            </w:pPr>
+            <w:r>
+              <w:rPr>
+                <w:rFonts w:ascii="Times New Roman" w:hAnsi="Times New Roman" w:cs="Times New Roman"/>
+                <w:sz w:val="28"/>
+                <w:szCs w:val="28"/>
+                <w:lang w:val="en-US"/>
+              </w:rPr>
+              <w:t>INTEGER</w:t>
+            </w:r>
+          </w:p>
+        </w:tc>
+        <w:tc>
+          <w:tcPr>
+            <w:tcW w:w="3062" w:type="dxa"/>
+          </w:tcPr>
+          <w:p>
+            <w:pPr>
+              <w:jc w:val="both"/>
+              <w:rPr>
+                <w:rFonts w:ascii="Times New Roman" w:hAnsi="Times New Roman" w:cs="Times New Roman"/>
+                <w:sz w:val="28"/>
+                <w:szCs w:val="28"/>
+              </w:rPr>
+            </w:pPr>
+            <w:r>
+              <w:rPr>
+                <w:rFonts w:ascii="Times New Roman" w:hAnsi="Times New Roman" w:cs="Times New Roman"/>
+                <w:sz w:val="28"/>
+                <w:szCs w:val="28"/>
+              </w:rPr>
+              <w:t>-</w:t>
+            </w:r>
+          </w:p>
+        </w:tc>
+      </w:tr>
+      <w:tr>
+        <w:tc>
+          <w:tcPr>
+            <w:tcW w:w="3351" w:type="dxa"/>
+          </w:tcPr>
+          <w:p>
+            <w:pPr>
+              <w:jc w:val="both"/>
+              <w:rPr>
+                <w:rFonts w:ascii="Times New Roman" w:hAnsi="Times New Roman" w:cs="Times New Roman"/>
+                <w:sz w:val="28"/>
+                <w:szCs w:val="28"/>
+              </w:rPr>
+            </w:pPr>
+            <w:r>
+              <w:rPr>
+                <w:rFonts w:ascii="Times New Roman" w:hAnsi="Times New Roman" w:cs="Times New Roman"/>
+                <w:sz w:val="28"/>
+                <w:szCs w:val="28"/>
+              </w:rPr>
+              <w:t>Дата и время поступления</w:t>
+            </w:r>
+          </w:p>
+        </w:tc>
+        <w:tc>
+          <w:tcPr>
+            <w:tcW w:w="2932" w:type="dxa"/>
+          </w:tcPr>
+          <w:p>
+            <w:pPr>
+              <w:jc w:val="both"/>
+              <w:rPr>
+                <w:rFonts w:ascii="Times New Roman" w:hAnsi="Times New Roman" w:cs="Times New Roman"/>
+                <w:sz w:val="28"/>
+                <w:szCs w:val="28"/>
+              </w:rPr>
+            </w:pPr>
+            <w:r>
+              <w:rPr>
+                <w:rFonts w:ascii="Times New Roman" w:hAnsi="Times New Roman" w:cs="Times New Roman"/>
+                <w:sz w:val="28"/>
+                <w:szCs w:val="28"/>
+                <w:lang w:val="en-US"/>
+              </w:rPr>
+              <w:t>DATATIME</w:t>
+            </w:r>
+          </w:p>
+        </w:tc>
+        <w:tc>
+          <w:tcPr>
+            <w:tcW w:w="3062" w:type="dxa"/>
+          </w:tcPr>
+          <w:p>
+            <w:pPr>
+              <w:jc w:val="both"/>
+              <w:rPr>
+                <w:rFonts w:ascii="Times New Roman" w:hAnsi="Times New Roman" w:cs="Times New Roman"/>
+                <w:sz w:val="28"/>
+                <w:szCs w:val="28"/>
+              </w:rPr>
+            </w:pPr>
+            <w:r>
+              <w:rPr>
+                <w:rFonts w:ascii="Times New Roman" w:hAnsi="Times New Roman" w:cs="Times New Roman"/>
+                <w:sz w:val="28"/>
+                <w:szCs w:val="28"/>
+              </w:rPr>
+              <w:t>-</w:t>
+            </w:r>
+          </w:p>
+        </w:tc>
+      </w:tr>
+    </w:tbl>
+    <w:p>
+      <w:pPr>
+        <w:pStyle w:val="a7"/>
+        <w:spacing w:after="0" w:line="360" w:lineRule="auto"/>
+        <w:ind w:left="0" w:firstLine="709"/>
+        <w:jc w:val="both"/>
+        <w:rPr>
+          <w:rFonts w:ascii="Times New Roman" w:hAnsi="Times New Roman" w:cs="Times New Roman"/>
+          <w:sz w:val="28"/>
+          <w:szCs w:val="28"/>
+        </w:rPr>
+      </w:pPr>
+      <w:r>
+        <w:rPr>
+          <w:rFonts w:ascii="Times New Roman" w:hAnsi="Times New Roman" w:cs="Times New Roman"/>
+          <w:sz w:val="28"/>
+          <w:szCs w:val="28"/>
+        </w:rPr>
+        <w:lastRenderedPageBreak/>
+        <w:t>Ключи: атрибут «ID позиции заказов» является первичным ключом таблицы. Атрибуты «ID заказа» и «ID товара» являются внешними ключами и связывают позицию с конкретным заказом и товаром.</w:t>
+      </w:r>
+    </w:p>
+    <w:p>
+      <w:pPr>
+        <w:pStyle w:val="a7"/>
+        <w:numPr>
+          <w:ilvl w:val="0"/>
+          <w:numId w:val="22"/>
+        </w:numPr>
+        <w:spacing w:after="0" w:line="360" w:lineRule="auto"/>
+        <w:ind w:left="0" w:firstLine="709"/>
+        <w:jc w:val="both"/>
+        <w:rPr>
+          <w:rFonts w:ascii="Times New Roman" w:hAnsi="Times New Roman" w:cs="Times New Roman"/>
+          <w:i/>
+          <w:iCs/>
+          <w:sz w:val="28"/>
+          <w:szCs w:val="28"/>
+        </w:rPr>
+      </w:pPr>
+      <w:r>
+        <w:rPr>
+          <w:rFonts w:ascii="Times New Roman" w:hAnsi="Times New Roman" w:cs="Times New Roman"/>
+          <w:i/>
+          <w:iCs/>
+          <w:sz w:val="28"/>
+          <w:szCs w:val="28"/>
+        </w:rPr>
+        <w:t>Сущность «Позиции поступлений»</w:t>
+      </w:r>
+      <w:r>
+        <w:rPr>
+          <w:rFonts w:ascii="Times New Roman" w:hAnsi="Times New Roman" w:cs="Times New Roman"/>
+          <w:i/>
+          <w:iCs/>
+          <w:sz w:val="28"/>
+          <w:szCs w:val="28"/>
+        </w:rPr>
+        <w:t xml:space="preserve">. </w:t>
+      </w:r>
+      <w:r>
+        <w:rPr>
+          <w:rFonts w:ascii="Times New Roman" w:hAnsi="Times New Roman" w:cs="Times New Roman"/>
+          <w:sz w:val="28"/>
+          <w:szCs w:val="28"/>
+        </w:rPr>
+        <w:t>Предназначена для хранения информации о конкретных товарах, которые были получены в рамках определённого поступления. В таблице хранятся идентификатор позиции, номер поступления, идентификатор товара, количество и цена товара</w:t>
+      </w:r>
+      <w:r>
+        <w:rPr>
+          <w:rFonts w:ascii="Times New Roman" w:hAnsi="Times New Roman" w:cs="Times New Roman"/>
+          <w:sz w:val="28"/>
+          <w:szCs w:val="28"/>
+        </w:rPr>
+        <w:t xml:space="preserve">. </w:t>
+      </w:r>
+      <w:r>
+        <w:rPr>
+          <w:rFonts w:ascii="Times New Roman" w:hAnsi="Times New Roman" w:cs="Times New Roman"/>
+          <w:sz w:val="28"/>
+          <w:szCs w:val="28"/>
+        </w:rPr>
+        <w:t xml:space="preserve">В таблице </w:t>
+      </w:r>
+      <w:r>
+        <w:rPr>
+          <w:rFonts w:ascii="Times New Roman" w:hAnsi="Times New Roman" w:cs="Times New Roman"/>
+          <w:sz w:val="28"/>
+          <w:szCs w:val="28"/>
+        </w:rPr>
+        <w:t>7</w:t>
+      </w:r>
+      <w:r>
+        <w:rPr>
+          <w:rFonts w:ascii="Times New Roman" w:hAnsi="Times New Roman" w:cs="Times New Roman"/>
+          <w:sz w:val="28"/>
+          <w:szCs w:val="28"/>
+        </w:rPr>
+        <w:t xml:space="preserve"> представлены атрибуты сущности и их типы данных</w:t>
+      </w:r>
+      <w:r>
+        <w:rPr>
+          <w:rFonts w:ascii="Times New Roman" w:hAnsi="Times New Roman" w:cs="Times New Roman"/>
+          <w:sz w:val="28"/>
+          <w:szCs w:val="28"/>
+        </w:rPr>
+        <w:t>.</w:t>
+      </w:r>
+    </w:p>
+    <w:p>
+      <w:pPr>
+        <w:pStyle w:val="a7"/>
+        <w:spacing w:after="0" w:line="360" w:lineRule="auto"/>
+        <w:ind w:left="709"/>
+        <w:jc w:val="both"/>
+        <w:rPr>
+          <w:rFonts w:ascii="Times New Roman" w:hAnsi="Times New Roman" w:cs="Times New Roman"/>
+          <w:sz w:val="28"/>
+          <w:szCs w:val="28"/>
+        </w:rPr>
+      </w:pPr>
+      <w:r>
+        <w:rPr>
+          <w:rFonts w:ascii="Times New Roman" w:hAnsi="Times New Roman" w:cs="Times New Roman"/>
+          <w:sz w:val="28"/>
+          <w:szCs w:val="28"/>
+        </w:rPr>
+        <w:t>Таблица 7 – Атрибуты сущности «Позиции Поступлений»</w:t>
+      </w:r>
+    </w:p>
+    <w:tbl>
+      <w:tblPr>
+        <w:tblStyle w:val="ad"/>
+        <w:tblW w:w="0" w:type="auto"/>
+        <w:tblLook w:val="04A0" w:firstRow="1" w:lastRow="0" w:firstColumn="1" w:lastColumn="0" w:noHBand="0" w:noVBand="1"/>
+      </w:tblPr>
+      <w:tblGrid>
+        <w:gridCol w:w="3351"/>
+        <w:gridCol w:w="2932"/>
+        <w:gridCol w:w="3062"/>
+      </w:tblGrid>
+      <w:tr>
+        <w:tc>
+          <w:tcPr>
+            <w:tcW w:w="3351" w:type="dxa"/>
+          </w:tcPr>
+          <w:p>
+            <w:pPr>
+              <w:jc w:val="both"/>
+              <w:rPr>
+                <w:rFonts w:ascii="Times New Roman" w:hAnsi="Times New Roman" w:cs="Times New Roman"/>
+                <w:sz w:val="28"/>
+                <w:szCs w:val="28"/>
+              </w:rPr>
+            </w:pPr>
+            <w:r>
+              <w:rPr>
+                <w:rFonts w:ascii="Times New Roman" w:hAnsi="Times New Roman" w:cs="Times New Roman"/>
+                <w:sz w:val="28"/>
+                <w:szCs w:val="28"/>
+              </w:rPr>
+              <w:t>Атрибут</w:t>
+            </w:r>
+          </w:p>
+        </w:tc>
+        <w:tc>
+          <w:tcPr>
+            <w:tcW w:w="2932" w:type="dxa"/>
+          </w:tcPr>
+          <w:p>
+            <w:pPr>
+              <w:jc w:val="both"/>
+              <w:rPr>
+                <w:rFonts w:ascii="Times New Roman" w:hAnsi="Times New Roman" w:cs="Times New Roman"/>
+                <w:sz w:val="28"/>
+                <w:szCs w:val="28"/>
+              </w:rPr>
+            </w:pPr>
+            <w:r>
+              <w:rPr>
+                <w:rFonts w:ascii="Times New Roman" w:hAnsi="Times New Roman" w:cs="Times New Roman"/>
+                <w:sz w:val="28"/>
+                <w:szCs w:val="28"/>
+              </w:rPr>
+              <w:t>Тип данных</w:t>
+            </w:r>
+          </w:p>
+        </w:tc>
+        <w:tc>
+          <w:tcPr>
+            <w:tcW w:w="3062" w:type="dxa"/>
+          </w:tcPr>
+          <w:p>
+            <w:pPr>
+              <w:jc w:val="both"/>
+              <w:rPr>
+                <w:rFonts w:ascii="Times New Roman" w:hAnsi="Times New Roman" w:cs="Times New Roman"/>
+                <w:sz w:val="28"/>
+                <w:szCs w:val="28"/>
+              </w:rPr>
+            </w:pPr>
+            <w:r>
+              <w:rPr>
+                <w:rFonts w:ascii="Times New Roman" w:hAnsi="Times New Roman" w:cs="Times New Roman"/>
+                <w:sz w:val="28"/>
+                <w:szCs w:val="28"/>
+              </w:rPr>
+              <w:t>Максимальное значение символов</w:t>
+            </w:r>
+          </w:p>
+        </w:tc>
+      </w:tr>
+      <w:tr>
+        <w:tc>
+          <w:tcPr>
+            <w:tcW w:w="3351" w:type="dxa"/>
+          </w:tcPr>
+          <w:p>
+            <w:pPr>
+              <w:jc w:val="both"/>
+              <w:rPr>
+                <w:rFonts w:ascii="Times New Roman" w:hAnsi="Times New Roman" w:cs="Times New Roman"/>
+                <w:sz w:val="28"/>
+                <w:szCs w:val="28"/>
+                <w:lang w:val="en-US"/>
+              </w:rPr>
+            </w:pPr>
+            <w:r>
+              <w:rPr>
+                <w:rFonts w:ascii="Times New Roman" w:hAnsi="Times New Roman" w:cs="Times New Roman"/>
+                <w:sz w:val="28"/>
+                <w:szCs w:val="28"/>
+                <w:lang w:val="en-US"/>
+              </w:rPr>
+              <w:t>ID</w:t>
+            </w:r>
+            <w:r>
+              <w:rPr>
+                <w:rFonts w:ascii="Times New Roman" w:hAnsi="Times New Roman" w:cs="Times New Roman"/>
+                <w:sz w:val="28"/>
+                <w:szCs w:val="28"/>
+              </w:rPr>
+              <w:t xml:space="preserve"> позиции поступлений</w:t>
+            </w:r>
+          </w:p>
+        </w:tc>
+        <w:tc>
+          <w:tcPr>
+            <w:tcW w:w="2932" w:type="dxa"/>
+          </w:tcPr>
+          <w:p>
+            <w:pPr>
+              <w:jc w:val="both"/>
+              <w:rPr>
+                <w:rFonts w:ascii="Times New Roman" w:hAnsi="Times New Roman" w:cs="Times New Roman"/>
+                <w:sz w:val="28"/>
+                <w:szCs w:val="28"/>
+              </w:rPr>
+            </w:pPr>
+            <w:r>
+              <w:rPr>
+                <w:rFonts w:ascii="Times New Roman" w:hAnsi="Times New Roman" w:cs="Times New Roman"/>
+                <w:sz w:val="28"/>
+                <w:szCs w:val="28"/>
+                <w:lang w:val="en-US"/>
+              </w:rPr>
+              <w:t>SERIAL</w:t>
+            </w:r>
+          </w:p>
+        </w:tc>
+        <w:tc>
+          <w:tcPr>
+            <w:tcW w:w="3062" w:type="dxa"/>
+          </w:tcPr>
+          <w:p>
+            <w:pPr>
+              <w:jc w:val="both"/>
+              <w:rPr>
+                <w:rFonts w:ascii="Times New Roman" w:hAnsi="Times New Roman" w:cs="Times New Roman"/>
+                <w:sz w:val="28"/>
+                <w:szCs w:val="28"/>
+              </w:rPr>
+            </w:pPr>
+            <w:r>
+              <w:rPr>
+                <w:rFonts w:ascii="Times New Roman" w:hAnsi="Times New Roman" w:cs="Times New Roman"/>
+                <w:sz w:val="28"/>
+                <w:szCs w:val="28"/>
+              </w:rPr>
+              <w:t>-</w:t>
+            </w:r>
+          </w:p>
+        </w:tc>
+      </w:tr>
+      <w:tr>
+        <w:tc>
+          <w:tcPr>
+            <w:tcW w:w="3351" w:type="dxa"/>
+          </w:tcPr>
+          <w:p>
+            <w:pPr>
+              <w:jc w:val="both"/>
+              <w:rPr>
+                <w:rFonts w:ascii="Times New Roman" w:hAnsi="Times New Roman" w:cs="Times New Roman"/>
+                <w:sz w:val="28"/>
+                <w:szCs w:val="28"/>
+              </w:rPr>
+            </w:pPr>
+            <w:r>
+              <w:rPr>
+                <w:rFonts w:ascii="Times New Roman" w:hAnsi="Times New Roman" w:cs="Times New Roman"/>
+                <w:sz w:val="28"/>
+                <w:szCs w:val="28"/>
+                <w:lang w:val="en-US"/>
+              </w:rPr>
+              <w:t>ID</w:t>
+            </w:r>
+            <w:r>
+              <w:rPr>
+                <w:rFonts w:ascii="Times New Roman" w:hAnsi="Times New Roman" w:cs="Times New Roman"/>
+                <w:sz w:val="28"/>
+                <w:szCs w:val="28"/>
+              </w:rPr>
+              <w:t xml:space="preserve"> поступления</w:t>
+            </w:r>
+          </w:p>
+        </w:tc>
+        <w:tc>
+          <w:tcPr>
+            <w:tcW w:w="2932" w:type="dxa"/>
+          </w:tcPr>
+          <w:p>
+            <w:pPr>
+              <w:jc w:val="both"/>
+              <w:rPr>
+                <w:rFonts w:ascii="Times New Roman" w:hAnsi="Times New Roman" w:cs="Times New Roman"/>
+                <w:sz w:val="28"/>
+                <w:szCs w:val="28"/>
+              </w:rPr>
+            </w:pPr>
+            <w:r>
+              <w:rPr>
+                <w:rFonts w:ascii="Times New Roman" w:hAnsi="Times New Roman" w:cs="Times New Roman"/>
+                <w:sz w:val="28"/>
+                <w:szCs w:val="28"/>
+                <w:lang w:val="en-US"/>
+              </w:rPr>
+              <w:t>INTEGER</w:t>
+            </w:r>
+          </w:p>
+        </w:tc>
+        <w:tc>
+          <w:tcPr>
+            <w:tcW w:w="3062" w:type="dxa"/>
+          </w:tcPr>
+          <w:p>
+            <w:pPr>
+              <w:jc w:val="both"/>
+              <w:rPr>
+                <w:rFonts w:ascii="Times New Roman" w:hAnsi="Times New Roman" w:cs="Times New Roman"/>
+                <w:sz w:val="28"/>
+                <w:szCs w:val="28"/>
+              </w:rPr>
+            </w:pPr>
+            <w:r>
+              <w:rPr>
+                <w:rFonts w:ascii="Times New Roman" w:hAnsi="Times New Roman" w:cs="Times New Roman"/>
+                <w:sz w:val="28"/>
+                <w:szCs w:val="28"/>
+              </w:rPr>
+              <w:t>-</w:t>
+            </w:r>
+          </w:p>
+        </w:tc>
+      </w:tr>
+      <w:tr>
+        <w:tc>
+          <w:tcPr>
+            <w:tcW w:w="3351" w:type="dxa"/>
+          </w:tcPr>
+          <w:p>
+            <w:pPr>
+              <w:jc w:val="both"/>
+              <w:rPr>
+                <w:rFonts w:ascii="Times New Roman" w:hAnsi="Times New Roman" w:cs="Times New Roman"/>
+                <w:sz w:val="28"/>
+                <w:szCs w:val="28"/>
+              </w:rPr>
+            </w:pPr>
+            <w:r>
+              <w:rPr>
+                <w:rFonts w:ascii="Times New Roman" w:hAnsi="Times New Roman" w:cs="Times New Roman"/>
+                <w:sz w:val="28"/>
+                <w:szCs w:val="28"/>
+                <w:lang w:val="en-US"/>
+              </w:rPr>
+              <w:t>ID</w:t>
+            </w:r>
+            <w:r>
+              <w:rPr>
+                <w:rFonts w:ascii="Times New Roman" w:hAnsi="Times New Roman" w:cs="Times New Roman"/>
+                <w:sz w:val="28"/>
+                <w:szCs w:val="28"/>
+              </w:rPr>
+              <w:t xml:space="preserve"> товара</w:t>
+            </w:r>
+          </w:p>
+        </w:tc>
+        <w:tc>
+          <w:tcPr>
+            <w:tcW w:w="2932" w:type="dxa"/>
+          </w:tcPr>
+          <w:p>
+            <w:pPr>
+              <w:jc w:val="both"/>
+              <w:rPr>
+                <w:rFonts w:ascii="Times New Roman" w:hAnsi="Times New Roman" w:cs="Times New Roman"/>
+                <w:sz w:val="28"/>
+                <w:szCs w:val="28"/>
+              </w:rPr>
+            </w:pPr>
+            <w:r>
+              <w:rPr>
+                <w:rFonts w:ascii="Times New Roman" w:hAnsi="Times New Roman" w:cs="Times New Roman"/>
+                <w:sz w:val="28"/>
+                <w:szCs w:val="28"/>
+                <w:lang w:val="en-US"/>
+              </w:rPr>
+              <w:t>INTEGER</w:t>
+            </w:r>
+          </w:p>
+        </w:tc>
+        <w:tc>
+          <w:tcPr>
+            <w:tcW w:w="3062" w:type="dxa"/>
+          </w:tcPr>
+          <w:p>
+            <w:pPr>
+              <w:jc w:val="both"/>
+              <w:rPr>
+                <w:rFonts w:ascii="Times New Roman" w:hAnsi="Times New Roman" w:cs="Times New Roman"/>
+                <w:sz w:val="28"/>
+                <w:szCs w:val="28"/>
+              </w:rPr>
+            </w:pPr>
+            <w:r>
+              <w:rPr>
+                <w:rFonts w:ascii="Times New Roman" w:hAnsi="Times New Roman" w:cs="Times New Roman"/>
+                <w:sz w:val="28"/>
+                <w:szCs w:val="28"/>
+              </w:rPr>
+              <w:t>-</w:t>
+            </w:r>
+          </w:p>
+        </w:tc>
+      </w:tr>
+      <w:tr>
+        <w:tc>
+          <w:tcPr>
+            <w:tcW w:w="3351" w:type="dxa"/>
+          </w:tcPr>
+          <w:p>
+            <w:pPr>
+              <w:jc w:val="both"/>
+              <w:rPr>
+                <w:rFonts w:ascii="Times New Roman" w:hAnsi="Times New Roman" w:cs="Times New Roman"/>
+                <w:sz w:val="28"/>
+                <w:szCs w:val="28"/>
+              </w:rPr>
+            </w:pPr>
+            <w:r>
+              <w:rPr>
+                <w:rFonts w:ascii="Times New Roman" w:hAnsi="Times New Roman" w:cs="Times New Roman"/>
+                <w:sz w:val="28"/>
+                <w:szCs w:val="28"/>
+              </w:rPr>
+              <w:t>Количество товара</w:t>
+            </w:r>
+          </w:p>
+        </w:tc>
+        <w:tc>
+          <w:tcPr>
+            <w:tcW w:w="2932" w:type="dxa"/>
+          </w:tcPr>
+          <w:p>
+            <w:pPr>
+              <w:jc w:val="both"/>
+              <w:rPr>
+                <w:rFonts w:ascii="Times New Roman" w:hAnsi="Times New Roman" w:cs="Times New Roman"/>
+                <w:sz w:val="28"/>
+                <w:szCs w:val="28"/>
+              </w:rPr>
+            </w:pPr>
+            <w:r>
+              <w:rPr>
+                <w:rFonts w:ascii="Times New Roman" w:hAnsi="Times New Roman" w:cs="Times New Roman"/>
+                <w:sz w:val="28"/>
+                <w:szCs w:val="28"/>
+                <w:lang w:val="en-US"/>
+              </w:rPr>
+              <w:t>INTEGER</w:t>
+            </w:r>
+          </w:p>
+        </w:tc>
+        <w:tc>
+          <w:tcPr>
+            <w:tcW w:w="3062" w:type="dxa"/>
+          </w:tcPr>
+          <w:p>
+            <w:pPr>
+              <w:jc w:val="both"/>
+              <w:rPr>
+                <w:rFonts w:ascii="Times New Roman" w:hAnsi="Times New Roman" w:cs="Times New Roman"/>
+                <w:sz w:val="28"/>
+                <w:szCs w:val="28"/>
+              </w:rPr>
+            </w:pPr>
+            <w:r>
+              <w:rPr>
+                <w:rFonts w:ascii="Times New Roman" w:hAnsi="Times New Roman" w:cs="Times New Roman"/>
+                <w:sz w:val="28"/>
+                <w:szCs w:val="28"/>
+              </w:rPr>
+              <w:t>-</w:t>
+            </w:r>
+          </w:p>
+        </w:tc>
+      </w:tr>
+      <w:tr>
+        <w:tc>
+          <w:tcPr>
+            <w:tcW w:w="3351" w:type="dxa"/>
+          </w:tcPr>
+          <w:p>
+            <w:pPr>
+              <w:jc w:val="both"/>
+              <w:rPr>
+                <w:rFonts w:ascii="Times New Roman" w:hAnsi="Times New Roman" w:cs="Times New Roman"/>
+                <w:sz w:val="28"/>
+                <w:szCs w:val="28"/>
+              </w:rPr>
+            </w:pPr>
+            <w:r>
+              <w:rPr>
+                <w:rFonts w:ascii="Times New Roman" w:hAnsi="Times New Roman" w:cs="Times New Roman"/>
+                <w:sz w:val="28"/>
+                <w:szCs w:val="28"/>
+              </w:rPr>
+              <w:t>Цена товара</w:t>
+            </w:r>
+          </w:p>
+        </w:tc>
+        <w:tc>
+          <w:tcPr>
+            <w:tcW w:w="2932" w:type="dxa"/>
+          </w:tcPr>
+          <w:p>
+            <w:pPr>
+              <w:jc w:val="both"/>
+              <w:rPr>
+                <w:rFonts w:ascii="Times New Roman" w:hAnsi="Times New Roman" w:cs="Times New Roman"/>
+                <w:sz w:val="28"/>
+                <w:szCs w:val="28"/>
+              </w:rPr>
+            </w:pPr>
+            <w:r>
+              <w:rPr>
+                <w:rFonts w:ascii="Times New Roman" w:hAnsi="Times New Roman" w:cs="Times New Roman"/>
+                <w:sz w:val="28"/>
+                <w:szCs w:val="28"/>
+                <w:lang w:val="en-US"/>
+              </w:rPr>
+              <w:t>NUMERIC (10,2)</w:t>
+            </w:r>
+          </w:p>
+        </w:tc>
+        <w:tc>
+          <w:tcPr>
+            <w:tcW w:w="3062" w:type="dxa"/>
+          </w:tcPr>
+          <w:p>
+            <w:pPr>
+              <w:jc w:val="both"/>
+              <w:rPr>
+                <w:rFonts w:ascii="Times New Roman" w:hAnsi="Times New Roman" w:cs="Times New Roman"/>
+                <w:sz w:val="28"/>
+                <w:szCs w:val="28"/>
+              </w:rPr>
+            </w:pPr>
+            <w:r>
+              <w:rPr>
+                <w:rFonts w:ascii="Times New Roman" w:hAnsi="Times New Roman" w:cs="Times New Roman"/>
+                <w:sz w:val="28"/>
+                <w:szCs w:val="28"/>
+              </w:rPr>
+              <w:t>-</w:t>
+            </w:r>
+          </w:p>
+        </w:tc>
+      </w:tr>
+    </w:tbl>
+    <w:p>
+      <w:pPr>
+        <w:pStyle w:val="a7"/>
+        <w:spacing w:after="0" w:line="360" w:lineRule="auto"/>
+        <w:ind w:left="0" w:firstLine="709"/>
+        <w:jc w:val="both"/>
+        <w:rPr>
+          <w:rFonts w:ascii="Times New Roman" w:hAnsi="Times New Roman" w:cs="Times New Roman"/>
+          <w:sz w:val="28"/>
+          <w:szCs w:val="28"/>
+        </w:rPr>
+      </w:pPr>
+      <w:r>
+        <w:rPr>
+          <w:rFonts w:ascii="Times New Roman" w:hAnsi="Times New Roman" w:cs="Times New Roman"/>
+          <w:sz w:val="28"/>
+          <w:szCs w:val="28"/>
+        </w:rPr>
+        <w:t>Ключи: атрибут «ID позиции поступлений» является первичным ключом таблицы. Атрибуты «ID поступления» и «ID товара» являются внешними ключами и связывают позицию с конкретным поступлением и товаром.</w:t>
+      </w:r>
+    </w:p>
+    <w:p>
+      <w:pPr>
+        <w:pStyle w:val="a7"/>
+        <w:numPr>
+          <w:ilvl w:val="0"/>
+          <w:numId w:val="9"/>
+        </w:numPr>
+        <w:spacing w:after="0" w:line="360" w:lineRule="auto"/>
+        <w:ind w:left="0" w:firstLine="709"/>
+        <w:jc w:val="both"/>
+        <w:rPr>
+          <w:rFonts w:ascii="Times New Roman" w:hAnsi="Times New Roman" w:cs="Times New Roman"/>
+          <w:b/>
+          <w:bCs/>
+          <w:sz w:val="28"/>
+          <w:szCs w:val="28"/>
+        </w:rPr>
+      </w:pPr>
+      <w:r>
+        <w:rPr>
+          <w:rFonts w:ascii="Times New Roman" w:hAnsi="Times New Roman" w:cs="Times New Roman"/>
+          <w:b/>
+          <w:bCs/>
+          <w:sz w:val="28"/>
+          <w:szCs w:val="28"/>
+        </w:rPr>
+        <w:t>Связи между сущностями базы данных</w:t>
+      </w:r>
+    </w:p>
+    <w:p>
+      <w:pPr>
+        <w:spacing w:after="0" w:line="360" w:lineRule="auto"/>
+        <w:ind w:firstLine="709"/>
+        <w:jc w:val="both"/>
+        <w:rPr>
+          <w:rFonts w:ascii="Times New Roman" w:hAnsi="Times New Roman" w:cs="Times New Roman"/>
+          <w:sz w:val="28"/>
+          <w:szCs w:val="28"/>
+        </w:rPr>
+      </w:pPr>
+      <w:r>
+        <w:rPr>
+          <w:rFonts w:ascii="Times New Roman" w:hAnsi="Times New Roman" w:cs="Times New Roman"/>
+          <w:sz w:val="28"/>
+          <w:szCs w:val="28"/>
+        </w:rPr>
+        <w:t>Между таблицами б</w:t>
+      </w:r>
+      <w:r>
+        <w:rPr>
+          <w:rFonts w:ascii="Times New Roman" w:hAnsi="Times New Roman" w:cs="Times New Roman"/>
+          <w:sz w:val="28"/>
+          <w:szCs w:val="28"/>
+        </w:rPr>
+        <w:t>а</w:t>
+      </w:r>
+      <w:r>
+        <w:rPr>
+          <w:rFonts w:ascii="Times New Roman" w:hAnsi="Times New Roman" w:cs="Times New Roman"/>
+          <w:sz w:val="28"/>
+          <w:szCs w:val="28"/>
+        </w:rPr>
+        <w:t>зы данных установлены связи, которые позволяют связывать пользователей, товары, категории, заказы и поступления</w:t>
+      </w:r>
+      <w:r>
+        <w:rPr>
+          <w:rFonts w:ascii="Times New Roman" w:hAnsi="Times New Roman" w:cs="Times New Roman"/>
+          <w:sz w:val="28"/>
+          <w:szCs w:val="28"/>
+        </w:rPr>
+        <w:t>.</w:t>
+      </w:r>
+    </w:p>
+    <w:p>
+      <w:pPr>
+        <w:pStyle w:val="a7"/>
+        <w:numPr>
+          <w:ilvl w:val="0"/>
+          <w:numId w:val="23"/>
+        </w:numPr>
+        <w:spacing w:after="0" w:line="360" w:lineRule="auto"/>
+        <w:ind w:left="0" w:firstLine="709"/>
+        <w:jc w:val="both"/>
+        <w:rPr>
+          <w:rFonts w:ascii="Times New Roman" w:hAnsi="Times New Roman" w:cs="Times New Roman"/>
+          <w:sz w:val="28"/>
+          <w:szCs w:val="28"/>
+        </w:rPr>
+      </w:pPr>
+      <w:r>
+        <w:rPr>
+          <w:rFonts w:ascii="Times New Roman" w:hAnsi="Times New Roman" w:cs="Times New Roman"/>
+          <w:i/>
+          <w:iCs/>
+          <w:sz w:val="28"/>
+          <w:szCs w:val="28"/>
+        </w:rPr>
+        <w:t>«Категории товаров» - «Товары»</w:t>
+      </w:r>
+      <w:r>
+        <w:rPr>
+          <w:rFonts w:ascii="Times New Roman" w:hAnsi="Times New Roman" w:cs="Times New Roman"/>
+          <w:sz w:val="28"/>
+          <w:szCs w:val="28"/>
+        </w:rPr>
+        <w:t>. Типом связи является - один ко многим. Одна категория может содержать много товаров, но каждый товар относится только к одной категории. В таблице «</w:t>
+      </w:r>
+      <w:r>
+        <w:rPr>
+          <w:rFonts w:ascii="Times New Roman" w:hAnsi="Times New Roman" w:cs="Times New Roman"/>
+          <w:sz w:val="28"/>
+          <w:szCs w:val="28"/>
+          <w:lang w:val="en-US"/>
+        </w:rPr>
+        <w:t>products</w:t>
+      </w:r>
+      <w:r>
+        <w:rPr>
+          <w:rFonts w:ascii="Times New Roman" w:hAnsi="Times New Roman" w:cs="Times New Roman"/>
+          <w:sz w:val="28"/>
+          <w:szCs w:val="28"/>
+        </w:rPr>
+        <w:t>» для этого используется «</w:t>
+      </w:r>
+      <w:r>
+        <w:rPr>
+          <w:rFonts w:ascii="Times New Roman" w:hAnsi="Times New Roman" w:cs="Times New Roman"/>
+          <w:sz w:val="28"/>
+          <w:szCs w:val="28"/>
+          <w:lang w:val="en-US"/>
+        </w:rPr>
+        <w:t>category</w:t>
+      </w:r>
+      <w:r>
+        <w:rPr>
+          <w:rFonts w:ascii="Times New Roman" w:hAnsi="Times New Roman" w:cs="Times New Roman"/>
+          <w:sz w:val="28"/>
+          <w:szCs w:val="28"/>
+        </w:rPr>
+        <w:t>_</w:t>
+      </w:r>
+      <w:r>
+        <w:rPr>
+          <w:rFonts w:ascii="Times New Roman" w:hAnsi="Times New Roman" w:cs="Times New Roman"/>
+          <w:sz w:val="28"/>
+          <w:szCs w:val="28"/>
+          <w:lang w:val="en-US"/>
+        </w:rPr>
+        <w:t>id</w:t>
+      </w:r>
+      <w:r>
+        <w:rPr>
+          <w:rFonts w:ascii="Times New Roman" w:hAnsi="Times New Roman" w:cs="Times New Roman"/>
+          <w:sz w:val="28"/>
+          <w:szCs w:val="28"/>
+        </w:rPr>
+        <w:t>», который является внешним ключом на таблицу «</w:t>
+      </w:r>
+      <w:r>
+        <w:rPr>
+          <w:rFonts w:ascii="Times New Roman" w:hAnsi="Times New Roman" w:cs="Times New Roman"/>
+          <w:sz w:val="28"/>
+          <w:szCs w:val="28"/>
+          <w:lang w:val="en-US"/>
+        </w:rPr>
+        <w:t>categories</w:t>
+      </w:r>
+      <w:r>
+        <w:rPr>
+          <w:rFonts w:ascii="Times New Roman" w:hAnsi="Times New Roman" w:cs="Times New Roman"/>
+          <w:sz w:val="28"/>
+          <w:szCs w:val="28"/>
+        </w:rPr>
+        <w:t>».</w:t>
+      </w:r>
+    </w:p>
+    <w:p>
+      <w:pPr>
+        <w:pStyle w:val="a7"/>
+        <w:numPr>
+          <w:ilvl w:val="0"/>
+          <w:numId w:val="23"/>
+        </w:numPr>
+        <w:spacing w:after="0" w:line="360" w:lineRule="auto"/>
+        <w:ind w:left="0" w:firstLine="709"/>
+        <w:jc w:val="both"/>
+        <w:rPr>
+          <w:rFonts w:ascii="Times New Roman" w:hAnsi="Times New Roman" w:cs="Times New Roman"/>
+          <w:sz w:val="28"/>
+          <w:szCs w:val="28"/>
+        </w:rPr>
+      </w:pPr>
+      <w:r>
+        <w:rPr>
+          <w:rFonts w:ascii="Times New Roman" w:hAnsi="Times New Roman" w:cs="Times New Roman"/>
+          <w:i/>
+          <w:iCs/>
+          <w:sz w:val="28"/>
+          <w:szCs w:val="28"/>
+        </w:rPr>
+        <w:t xml:space="preserve">«Пользователи» - «Заказы». </w:t>
+      </w:r>
+      <w:r>
+        <w:rPr>
+          <w:rFonts w:ascii="Times New Roman" w:hAnsi="Times New Roman" w:cs="Times New Roman"/>
+          <w:sz w:val="28"/>
+          <w:szCs w:val="28"/>
+        </w:rPr>
+        <w:t>Типом связи является - один ко многим. Один сотрудник может оформить много заказов, но каждый заказ оформляется одним сотрудником. В таблице «</w:t>
+      </w:r>
+      <w:r>
+        <w:rPr>
+          <w:rFonts w:ascii="Times New Roman" w:hAnsi="Times New Roman" w:cs="Times New Roman"/>
+          <w:sz w:val="28"/>
+          <w:szCs w:val="28"/>
+          <w:lang w:val="en-US"/>
+        </w:rPr>
+        <w:t>orders</w:t>
+      </w:r>
+      <w:r>
+        <w:rPr>
+          <w:rFonts w:ascii="Times New Roman" w:hAnsi="Times New Roman" w:cs="Times New Roman"/>
+          <w:sz w:val="28"/>
+          <w:szCs w:val="28"/>
+        </w:rPr>
+        <w:t>» используется «</w:t>
+      </w:r>
+      <w:r>
+        <w:rPr>
+          <w:rFonts w:ascii="Times New Roman" w:hAnsi="Times New Roman" w:cs="Times New Roman"/>
+          <w:sz w:val="28"/>
+          <w:szCs w:val="28"/>
+          <w:lang w:val="en-US"/>
+        </w:rPr>
+        <w:t>user</w:t>
+      </w:r>
+      <w:r>
+        <w:rPr>
+          <w:rFonts w:ascii="Times New Roman" w:hAnsi="Times New Roman" w:cs="Times New Roman"/>
+          <w:sz w:val="28"/>
+          <w:szCs w:val="28"/>
+        </w:rPr>
+        <w:t>_</w:t>
+      </w:r>
+      <w:r>
+        <w:rPr>
+          <w:rFonts w:ascii="Times New Roman" w:hAnsi="Times New Roman" w:cs="Times New Roman"/>
+          <w:sz w:val="28"/>
+          <w:szCs w:val="28"/>
+          <w:lang w:val="en-US"/>
+        </w:rPr>
+        <w:t>id</w:t>
+      </w:r>
+      <w:r>
+        <w:rPr>
+          <w:rFonts w:ascii="Times New Roman" w:hAnsi="Times New Roman" w:cs="Times New Roman"/>
+          <w:sz w:val="28"/>
+          <w:szCs w:val="28"/>
+        </w:rPr>
+        <w:t>», который связывает заказ с пользователем.</w:t>
+      </w:r>
+    </w:p>
+    <w:p>
+      <w:pPr>
+        <w:pStyle w:val="a7"/>
+        <w:numPr>
+          <w:ilvl w:val="0"/>
+          <w:numId w:val="23"/>
+        </w:numPr>
+        <w:spacing w:after="0" w:line="360" w:lineRule="auto"/>
+        <w:ind w:left="0" w:firstLine="709"/>
+        <w:jc w:val="both"/>
+        <w:rPr>
+          <w:rFonts w:ascii="Times New Roman" w:hAnsi="Times New Roman" w:cs="Times New Roman"/>
+          <w:i/>
+          <w:iCs/>
+          <w:sz w:val="28"/>
+          <w:szCs w:val="28"/>
+        </w:rPr>
+      </w:pPr>
+      <w:r>
+        <w:rPr>
+          <w:rFonts w:ascii="Times New Roman" w:hAnsi="Times New Roman" w:cs="Times New Roman"/>
+          <w:i/>
+          <w:iCs/>
+          <w:sz w:val="28"/>
+          <w:szCs w:val="28"/>
+        </w:rPr>
+        <w:lastRenderedPageBreak/>
+        <w:t xml:space="preserve">«Заказы» - «Позиции заказов». </w:t>
+      </w:r>
+      <w:r>
+        <w:rPr>
+          <w:rFonts w:ascii="Times New Roman" w:hAnsi="Times New Roman" w:cs="Times New Roman"/>
+          <w:sz w:val="28"/>
+          <w:szCs w:val="28"/>
+        </w:rPr>
+        <w:t>Типом связи является - один ко многим. Один заказ может содержать несколько позиций, а каждая позиция относится только к одному заказу. В таблице «</w:t>
+      </w:r>
+      <w:proofErr w:type="spellStart"/>
+      <w:r>
+        <w:rPr>
+          <w:rFonts w:ascii="Times New Roman" w:hAnsi="Times New Roman" w:cs="Times New Roman"/>
+          <w:sz w:val="28"/>
+          <w:szCs w:val="28"/>
+        </w:rPr>
+        <w:t>order_items</w:t>
+      </w:r>
+      <w:proofErr w:type="spellEnd"/>
+      <w:r>
+        <w:rPr>
+          <w:rFonts w:ascii="Times New Roman" w:hAnsi="Times New Roman" w:cs="Times New Roman"/>
+          <w:sz w:val="28"/>
+          <w:szCs w:val="28"/>
+        </w:rPr>
+        <w:t>» используется «</w:t>
+      </w:r>
+      <w:proofErr w:type="spellStart"/>
+      <w:r>
+        <w:rPr>
+          <w:rFonts w:ascii="Times New Roman" w:hAnsi="Times New Roman" w:cs="Times New Roman"/>
+          <w:sz w:val="28"/>
+          <w:szCs w:val="28"/>
+        </w:rPr>
+        <w:t>order_id</w:t>
+      </w:r>
+      <w:proofErr w:type="spellEnd"/>
+      <w:r>
+        <w:rPr>
+          <w:rFonts w:ascii="Times New Roman" w:hAnsi="Times New Roman" w:cs="Times New Roman"/>
+          <w:sz w:val="28"/>
+          <w:szCs w:val="28"/>
+        </w:rPr>
+        <w:t>».</w:t>
+      </w:r>
+    </w:p>
+    <w:p>
+      <w:pPr>
+        <w:pStyle w:val="a7"/>
+        <w:numPr>
+          <w:ilvl w:val="0"/>
+          <w:numId w:val="23"/>
+        </w:numPr>
+        <w:spacing w:after="0" w:line="360" w:lineRule="auto"/>
+        <w:ind w:left="0" w:firstLine="709"/>
+        <w:jc w:val="both"/>
+        <w:rPr>
+          <w:rFonts w:ascii="Times New Roman" w:hAnsi="Times New Roman" w:cs="Times New Roman"/>
+          <w:i/>
+          <w:iCs/>
+          <w:sz w:val="28"/>
+          <w:szCs w:val="28"/>
+        </w:rPr>
+      </w:pPr>
+      <w:r>
+        <w:rPr>
+          <w:rFonts w:ascii="Times New Roman" w:hAnsi="Times New Roman" w:cs="Times New Roman"/>
+          <w:i/>
+          <w:iCs/>
+          <w:sz w:val="28"/>
+          <w:szCs w:val="28"/>
+        </w:rPr>
+        <w:t xml:space="preserve">«Товары» - «Позиции заказов». </w:t>
+      </w:r>
+      <w:r>
+        <w:rPr>
+          <w:rFonts w:ascii="Times New Roman" w:hAnsi="Times New Roman" w:cs="Times New Roman"/>
+          <w:sz w:val="28"/>
+          <w:szCs w:val="28"/>
+        </w:rPr>
+        <w:t>Типом связи является - один ко многим. Один товар может встречаться во множестве разных заказов, но каждая конкретная позиция заказа относится к одному товару. В «</w:t>
+      </w:r>
+      <w:proofErr w:type="spellStart"/>
+      <w:r>
+        <w:rPr>
+          <w:rFonts w:ascii="Times New Roman" w:hAnsi="Times New Roman" w:cs="Times New Roman"/>
+          <w:sz w:val="28"/>
+          <w:szCs w:val="28"/>
+        </w:rPr>
+        <w:t>order_items</w:t>
+      </w:r>
+      <w:proofErr w:type="spellEnd"/>
+      <w:r>
+        <w:rPr>
+          <w:rFonts w:ascii="Times New Roman" w:hAnsi="Times New Roman" w:cs="Times New Roman"/>
+          <w:sz w:val="28"/>
+          <w:szCs w:val="28"/>
+        </w:rPr>
+        <w:t>» используется «</w:t>
+      </w:r>
+      <w:proofErr w:type="spellStart"/>
+      <w:r>
+        <w:rPr>
+          <w:rFonts w:ascii="Times New Roman" w:hAnsi="Times New Roman" w:cs="Times New Roman"/>
+          <w:sz w:val="28"/>
+          <w:szCs w:val="28"/>
+        </w:rPr>
+        <w:t>product_id</w:t>
+      </w:r>
+      <w:proofErr w:type="spellEnd"/>
+      <w:r>
+        <w:rPr>
+          <w:rFonts w:ascii="Times New Roman" w:hAnsi="Times New Roman" w:cs="Times New Roman"/>
+          <w:sz w:val="28"/>
+          <w:szCs w:val="28"/>
+        </w:rPr>
+        <w:t>».</w:t>
+      </w:r>
+    </w:p>
+    <w:p>
+      <w:pPr>
+        <w:pStyle w:val="a7"/>
+        <w:numPr>
+          <w:ilvl w:val="0"/>
+          <w:numId w:val="23"/>
+        </w:numPr>
+        <w:spacing w:after="0" w:line="360" w:lineRule="auto"/>
+        <w:ind w:left="0" w:firstLine="709"/>
+        <w:jc w:val="both"/>
+        <w:rPr>
+          <w:rFonts w:ascii="Times New Roman" w:hAnsi="Times New Roman" w:cs="Times New Roman"/>
+          <w:i/>
+          <w:iCs/>
+          <w:sz w:val="28"/>
+          <w:szCs w:val="28"/>
+        </w:rPr>
+      </w:pPr>
+      <w:r>
+        <w:rPr>
+          <w:rFonts w:ascii="Times New Roman" w:hAnsi="Times New Roman" w:cs="Times New Roman"/>
+          <w:i/>
+          <w:iCs/>
+          <w:sz w:val="28"/>
+          <w:szCs w:val="28"/>
+        </w:rPr>
+        <w:t xml:space="preserve">«Пользователи» - «Поступления». </w:t>
+      </w:r>
+      <w:r>
+        <w:rPr>
+          <w:rFonts w:ascii="Times New Roman" w:hAnsi="Times New Roman" w:cs="Times New Roman"/>
+          <w:sz w:val="28"/>
+          <w:szCs w:val="28"/>
+        </w:rPr>
+        <w:t>Типом связи является - один ко многим. Один сотрудник может зарегистрировать много поступлений, но каждое поступление регистрируется одним сотрудником. В таблице «</w:t>
+      </w:r>
+      <w:proofErr w:type="spellStart"/>
+      <w:r>
+        <w:rPr>
+          <w:rFonts w:ascii="Times New Roman" w:hAnsi="Times New Roman" w:cs="Times New Roman"/>
+          <w:sz w:val="28"/>
+          <w:szCs w:val="28"/>
+        </w:rPr>
+        <w:t>receipts</w:t>
+      </w:r>
+      <w:proofErr w:type="spellEnd"/>
+      <w:r>
+        <w:rPr>
+          <w:rFonts w:ascii="Times New Roman" w:hAnsi="Times New Roman" w:cs="Times New Roman"/>
+          <w:sz w:val="28"/>
+          <w:szCs w:val="28"/>
+        </w:rPr>
+        <w:t>» используется «</w:t>
+      </w:r>
+      <w:proofErr w:type="spellStart"/>
+      <w:r>
+        <w:rPr>
+          <w:rFonts w:ascii="Times New Roman" w:hAnsi="Times New Roman" w:cs="Times New Roman"/>
+          <w:sz w:val="28"/>
+          <w:szCs w:val="28"/>
+        </w:rPr>
+        <w:t>user_id</w:t>
+      </w:r>
+      <w:proofErr w:type="spellEnd"/>
+      <w:r>
+        <w:rPr>
+          <w:rFonts w:ascii="Times New Roman" w:hAnsi="Times New Roman" w:cs="Times New Roman"/>
+          <w:sz w:val="28"/>
+          <w:szCs w:val="28"/>
+        </w:rPr>
+        <w:t>».</w:t>
+      </w:r>
+    </w:p>
+    <w:p>
+      <w:pPr>
+        <w:pStyle w:val="a7"/>
+        <w:numPr>
+          <w:ilvl w:val="0"/>
+          <w:numId w:val="23"/>
+        </w:numPr>
+        <w:spacing w:after="0" w:line="360" w:lineRule="auto"/>
+        <w:ind w:left="0" w:firstLine="709"/>
+        <w:jc w:val="both"/>
+        <w:rPr>
+          <w:rFonts w:ascii="Times New Roman" w:hAnsi="Times New Roman" w:cs="Times New Roman"/>
+          <w:i/>
+          <w:iCs/>
+          <w:sz w:val="28"/>
+          <w:szCs w:val="28"/>
+        </w:rPr>
+      </w:pPr>
+      <w:r>
+        <w:rPr>
+          <w:rFonts w:ascii="Times New Roman" w:hAnsi="Times New Roman" w:cs="Times New Roman"/>
+          <w:i/>
+          <w:iCs/>
+          <w:sz w:val="28"/>
+          <w:szCs w:val="28"/>
+        </w:rPr>
+        <w:t xml:space="preserve">«Поступления» - «Позиции поступлений». </w:t>
+      </w:r>
+      <w:r>
+        <w:rPr>
+          <w:rFonts w:ascii="Times New Roman" w:hAnsi="Times New Roman" w:cs="Times New Roman"/>
+          <w:sz w:val="28"/>
+          <w:szCs w:val="28"/>
+        </w:rPr>
+        <w:t>Типом связи является - один ко многим. Одно поступление может содержать несколько товаров, поэтому ему может соответствовать несколько позиций поступления. В таблице «</w:t>
+      </w:r>
+      <w:proofErr w:type="spellStart"/>
+      <w:r>
+        <w:rPr>
+          <w:rFonts w:ascii="Times New Roman" w:hAnsi="Times New Roman" w:cs="Times New Roman"/>
+          <w:sz w:val="28"/>
+          <w:szCs w:val="28"/>
+        </w:rPr>
+        <w:t>receipt_items</w:t>
+      </w:r>
+      <w:proofErr w:type="spellEnd"/>
+      <w:r>
+        <w:rPr>
+          <w:rFonts w:ascii="Times New Roman" w:hAnsi="Times New Roman" w:cs="Times New Roman"/>
+          <w:sz w:val="28"/>
+          <w:szCs w:val="28"/>
+        </w:rPr>
+        <w:t>» используется «</w:t>
+      </w:r>
+      <w:proofErr w:type="spellStart"/>
+      <w:r>
+        <w:rPr>
+          <w:rFonts w:ascii="Times New Roman" w:hAnsi="Times New Roman" w:cs="Times New Roman"/>
+          <w:sz w:val="28"/>
+          <w:szCs w:val="28"/>
+        </w:rPr>
+        <w:t>receipt_id</w:t>
+      </w:r>
+      <w:proofErr w:type="spellEnd"/>
+      <w:r>
+        <w:rPr>
+          <w:rFonts w:ascii="Times New Roman" w:hAnsi="Times New Roman" w:cs="Times New Roman"/>
+          <w:sz w:val="28"/>
+          <w:szCs w:val="28"/>
+        </w:rPr>
+        <w:t>».</w:t>
+      </w:r>
+    </w:p>
+    <w:p>
+      <w:pPr>
+        <w:pStyle w:val="a7"/>
+        <w:numPr>
+          <w:ilvl w:val="0"/>
+          <w:numId w:val="23"/>
+        </w:numPr>
+        <w:spacing w:after="0" w:line="360" w:lineRule="auto"/>
+        <w:ind w:left="0" w:firstLine="709"/>
+        <w:jc w:val="both"/>
+        <w:rPr>
+          <w:rFonts w:ascii="Times New Roman" w:hAnsi="Times New Roman" w:cs="Times New Roman"/>
+          <w:i/>
+          <w:iCs/>
+          <w:sz w:val="28"/>
+          <w:szCs w:val="28"/>
+        </w:rPr>
+      </w:pPr>
+      <w:r>
+        <w:rPr>
+          <w:rFonts w:ascii="Times New Roman" w:hAnsi="Times New Roman" w:cs="Times New Roman"/>
+          <w:i/>
+          <w:iCs/>
+          <w:sz w:val="28"/>
+          <w:szCs w:val="28"/>
+        </w:rPr>
+        <w:t xml:space="preserve">«Товары» - «Позиции поступлений». </w:t>
+      </w:r>
+      <w:r>
+        <w:rPr>
+          <w:rFonts w:ascii="Times New Roman" w:hAnsi="Times New Roman" w:cs="Times New Roman"/>
+          <w:sz w:val="28"/>
+          <w:szCs w:val="28"/>
+        </w:rPr>
+        <w:t>Типом связи является - один ко многим. Один товар может поступать в магазин много раз, но каждая конкретная позиция поступления относится к одному товару. В таблице «</w:t>
+      </w:r>
+      <w:proofErr w:type="spellStart"/>
+      <w:r>
+        <w:rPr>
+          <w:rFonts w:ascii="Times New Roman" w:hAnsi="Times New Roman" w:cs="Times New Roman"/>
+          <w:sz w:val="28"/>
+          <w:szCs w:val="28"/>
+        </w:rPr>
+        <w:t>receipt_items</w:t>
+      </w:r>
+      <w:proofErr w:type="spellEnd"/>
+      <w:r>
+        <w:rPr>
+          <w:rFonts w:ascii="Times New Roman" w:hAnsi="Times New Roman" w:cs="Times New Roman"/>
+          <w:sz w:val="28"/>
+          <w:szCs w:val="28"/>
+        </w:rPr>
+        <w:t>» используется «</w:t>
+      </w:r>
+      <w:proofErr w:type="spellStart"/>
+      <w:r>
+        <w:rPr>
+          <w:rFonts w:ascii="Times New Roman" w:hAnsi="Times New Roman" w:cs="Times New Roman"/>
+          <w:sz w:val="28"/>
+          <w:szCs w:val="28"/>
+        </w:rPr>
+        <w:t>product_id</w:t>
+      </w:r>
+      <w:proofErr w:type="spellEnd"/>
+      <w:r>
+        <w:rPr>
+          <w:rFonts w:ascii="Times New Roman" w:hAnsi="Times New Roman" w:cs="Times New Roman"/>
+          <w:sz w:val="28"/>
+          <w:szCs w:val="28"/>
+        </w:rPr>
+        <w:t>».</w:t>
+      </w:r>
+    </w:p>
+    <w:p>
+      <w:pPr>
+        <w:spacing w:after="0" w:line="360" w:lineRule="auto"/>
+        <w:ind w:firstLine="709"/>
+        <w:jc w:val="both"/>
+        <w:rPr>
+          <w:rFonts w:ascii="Times New Roman" w:hAnsi="Times New Roman" w:cs="Times New Roman"/>
+          <w:sz w:val="28"/>
+          <w:szCs w:val="28"/>
+        </w:rPr>
+      </w:pPr>
+      <w:r>
+        <w:rPr>
+          <w:rFonts w:ascii="Times New Roman" w:hAnsi="Times New Roman" w:cs="Times New Roman"/>
+          <w:sz w:val="28"/>
+          <w:szCs w:val="28"/>
+        </w:rPr>
+        <w:t>Таким образом, была разработана структура базы данных магазина «Gardenly», включающая основные сущности и связи между ними. Данная структура позволяет хранить информацию о товарах, их категориях, поступлениях и продажах, а также обеспечивает удобное управление товарными запасами магазина.</w:t>
+      </w:r>
+    </w:p>
+    <w:p>
+      <w:pPr>
+        <w:rPr>
+          <w:rFonts w:ascii="Times New Roman" w:hAnsi="Times New Roman" w:cs="Times New Roman"/>
+          <w:sz w:val="28"/>
+          <w:szCs w:val="28"/>
+        </w:rPr>
+      </w:pPr>
+      <w:r>
+        <w:rPr>
+          <w:rFonts w:ascii="Times New Roman" w:hAnsi="Times New Roman" w:cs="Times New Roman"/>
+          <w:sz w:val="28"/>
+          <w:szCs w:val="28"/>
+        </w:rPr>
+        <w:br w:type="page"/>
+      </w:r>
+    </w:p>
+    <w:p>
+      <w:pPr>
+        <w:pStyle w:val="a7"/>
+        <w:numPr>
+          <w:ilvl w:val="0"/>
+          <w:numId w:val="34"/>
+        </w:numPr>
+        <w:spacing w:after="0" w:line="360" w:lineRule="auto"/>
+        <w:ind w:left="0" w:firstLine="709"/>
+        <w:jc w:val="both"/>
+        <w:rPr>
+          <w:rFonts w:ascii="Times New Roman" w:hAnsi="Times New Roman" w:cs="Times New Roman"/>
+          <w:b/>
+          <w:sz w:val="28"/>
+          <w:szCs w:val="28"/>
+        </w:rPr>
+      </w:pPr>
+      <w:r>
+        <w:rPr>
+          <w:rFonts w:ascii="Times New Roman" w:hAnsi="Times New Roman" w:cs="Times New Roman"/>
+          <w:b/>
+          <w:sz w:val="28"/>
+          <w:szCs w:val="28"/>
+        </w:rPr>
+        <w:lastRenderedPageBreak/>
+        <w:t>Описание функциональных требований</w:t>
+      </w:r>
+    </w:p>
+    <w:p>
+      <w:pPr>
+        <w:spacing w:after="0" w:line="360" w:lineRule="auto"/>
+        <w:ind w:firstLine="709"/>
+        <w:jc w:val="both"/>
+        <w:rPr>
+          <w:rFonts w:ascii="Times New Roman" w:hAnsi="Times New Roman" w:cs="Times New Roman"/>
+          <w:bCs/>
+          <w:color w:val="000000" w:themeColor="text1"/>
+          <w:sz w:val="28"/>
+          <w:szCs w:val="28"/>
+        </w:rPr>
+      </w:pPr>
+      <w:r>
+        <w:rPr>
+          <w:rFonts w:ascii="Times New Roman" w:hAnsi="Times New Roman" w:cs="Times New Roman"/>
+          <w:bCs/>
+          <w:color w:val="000000" w:themeColor="text1"/>
+          <w:sz w:val="28"/>
+          <w:szCs w:val="28"/>
+        </w:rPr>
+        <w:t>Система представляет собой законченное десктоп-приложение для автоматизации основных процессов магазина «Gardenly» товаров для садоводства. Её основными функциями являются учёт товаров, поступлений и продаж, контроль остатков и формирование заявок на пополнение запасов. Все данные хранятся в базе данных, что позволяет быстро получать необходимую информацию о товарах и их количестве.</w:t>
+      </w:r>
+    </w:p>
+    <w:p>
+      <w:pPr>
+        <w:spacing w:after="0" w:line="360" w:lineRule="auto"/>
+        <w:ind w:firstLine="709"/>
+        <w:jc w:val="both"/>
+        <w:rPr>
+          <w:rFonts w:ascii="Times New Roman" w:hAnsi="Times New Roman" w:cs="Times New Roman"/>
+          <w:bCs/>
+          <w:color w:val="000000" w:themeColor="text1"/>
+          <w:sz w:val="28"/>
+          <w:szCs w:val="28"/>
+          <w:lang w:val="en-US"/>
+        </w:rPr>
+      </w:pPr>
+      <w:r>
+        <w:rPr>
+          <w:rFonts w:ascii="Times New Roman" w:hAnsi="Times New Roman" w:cs="Times New Roman"/>
+          <w:bCs/>
+          <w:color w:val="000000" w:themeColor="text1"/>
+          <w:sz w:val="28"/>
+          <w:szCs w:val="28"/>
+        </w:rPr>
+        <w:t>Программное средство должно обеспечивать работу с основными данными магазина: добавление и изменение информации о товарах, регистрацию поступлений и продаж, контроль остатков, поиск товаров и формирование заявок на пополнение запасов.</w:t>
+      </w:r>
+    </w:p>
+    <w:p>
+      <w:pPr>
+        <w:spacing w:after="0" w:line="360" w:lineRule="auto"/>
+        <w:ind w:firstLine="709"/>
+        <w:jc w:val="both"/>
+        <w:rPr>
+          <w:rFonts w:ascii="Times New Roman" w:hAnsi="Times New Roman" w:cs="Times New Roman"/>
+          <w:b/>
+          <w:sz w:val="28"/>
+          <w:szCs w:val="28"/>
+        </w:rPr>
+      </w:pPr>
+      <w:r>
+        <w:rPr>
+          <w:rFonts w:ascii="Times New Roman" w:hAnsi="Times New Roman" w:cs="Times New Roman"/>
+          <w:b/>
+          <w:sz w:val="28"/>
+          <w:szCs w:val="28"/>
+        </w:rPr>
+        <w:t>3.1</w:t>
+      </w:r>
+      <w:r>
+        <w:rPr>
+          <w:rFonts w:ascii="Times New Roman" w:hAnsi="Times New Roman" w:cs="Times New Roman"/>
+          <w:b/>
+          <w:sz w:val="28"/>
+          <w:szCs w:val="28"/>
+        </w:rPr>
+        <w:tab/>
+        <w:t>Функция авторизации пользователей</w:t>
+      </w:r>
+    </w:p>
+    <w:p>
+      <w:pPr>
+        <w:pStyle w:val="a7"/>
+        <w:spacing w:after="0" w:line="360" w:lineRule="auto"/>
+        <w:ind w:left="0" w:firstLine="709"/>
+        <w:jc w:val="both"/>
+        <w:rPr>
+          <w:rFonts w:ascii="Times New Roman" w:hAnsi="Times New Roman" w:cs="Times New Roman"/>
+          <w:sz w:val="28"/>
+          <w:szCs w:val="28"/>
+        </w:rPr>
+      </w:pPr>
+      <w:r>
+        <w:rPr>
+          <w:rFonts w:ascii="Times New Roman" w:hAnsi="Times New Roman" w:cs="Times New Roman"/>
+          <w:sz w:val="28"/>
+          <w:szCs w:val="28"/>
+        </w:rPr>
+        <w:t>Целью данной функции является обеспечение доступа пользователей к информационной системе магазина «Gardenly» и разграничение прав между сотрудниками и администратором. Данной функцией будут пользоваться все пользователи при входе в программу. Данные пользователей хранятся в базе данных в таблице «Пользователи» и включают ID пользователя, ФИО, логин, пароль и роль.</w:t>
+      </w:r>
+      <w:r>
+        <w:rPr>
+          <w:rFonts w:ascii="Times New Roman" w:hAnsi="Times New Roman" w:cs="Times New Roman"/>
+          <w:sz w:val="28"/>
+          <w:szCs w:val="28"/>
+        </w:rPr>
+        <w:t xml:space="preserve"> </w:t>
+      </w:r>
+      <w:r>
+        <w:rPr>
+          <w:rFonts w:ascii="Times New Roman" w:hAnsi="Times New Roman" w:cs="Times New Roman"/>
+          <w:sz w:val="28"/>
+          <w:szCs w:val="28"/>
+        </w:rPr>
+        <w:t>Каждый пользователь должен иметь уникальный логин, пароль и определённую роль, которая определяет доступные ему функции системы.</w:t>
+      </w:r>
+    </w:p>
+    <w:p>
+      <w:pPr>
+        <w:pStyle w:val="a7"/>
+        <w:spacing w:after="0" w:line="360" w:lineRule="auto"/>
+        <w:ind w:left="0" w:firstLine="709"/>
+        <w:jc w:val="both"/>
+        <w:rPr>
+          <w:rFonts w:ascii="Times New Roman" w:hAnsi="Times New Roman" w:cs="Times New Roman"/>
+          <w:sz w:val="28"/>
+          <w:szCs w:val="28"/>
+        </w:rPr>
+      </w:pPr>
+      <w:r>
+        <w:rPr>
+          <w:rFonts w:ascii="Times New Roman" w:hAnsi="Times New Roman" w:cs="Times New Roman"/>
+          <w:sz w:val="28"/>
+          <w:szCs w:val="28"/>
+        </w:rPr>
+        <w:t>Задачи системы</w:t>
+      </w:r>
+      <w:r>
+        <w:rPr>
+          <w:rFonts w:ascii="Times New Roman" w:hAnsi="Times New Roman" w:cs="Times New Roman"/>
+          <w:sz w:val="28"/>
+          <w:szCs w:val="28"/>
+        </w:rPr>
+        <w:t>:</w:t>
+      </w:r>
+    </w:p>
+    <w:p>
+      <w:pPr>
+        <w:pStyle w:val="a7"/>
+        <w:numPr>
+          <w:ilvl w:val="0"/>
+          <w:numId w:val="22"/>
+        </w:numPr>
+        <w:spacing w:after="0" w:line="360" w:lineRule="auto"/>
+        <w:ind w:left="0" w:firstLine="709"/>
+        <w:jc w:val="both"/>
+        <w:rPr>
+          <w:rFonts w:ascii="Times New Roman" w:hAnsi="Times New Roman" w:cs="Times New Roman"/>
+          <w:sz w:val="28"/>
+          <w:szCs w:val="28"/>
+        </w:rPr>
+      </w:pPr>
+      <w:r>
+        <w:rPr>
+          <w:rFonts w:ascii="Times New Roman" w:hAnsi="Times New Roman" w:cs="Times New Roman"/>
+          <w:sz w:val="28"/>
+          <w:szCs w:val="28"/>
+        </w:rPr>
+        <w:t>Предоставление формы для ввода логина и пароля при запуске программы;</w:t>
+      </w:r>
+    </w:p>
+    <w:p>
+      <w:pPr>
+        <w:pStyle w:val="a7"/>
+        <w:numPr>
+          <w:ilvl w:val="0"/>
+          <w:numId w:val="22"/>
+        </w:numPr>
+        <w:spacing w:after="0" w:line="360" w:lineRule="auto"/>
+        <w:ind w:left="0" w:firstLine="709"/>
+        <w:jc w:val="both"/>
+        <w:rPr>
+          <w:rFonts w:ascii="Times New Roman" w:hAnsi="Times New Roman" w:cs="Times New Roman"/>
+          <w:sz w:val="28"/>
+          <w:szCs w:val="28"/>
+        </w:rPr>
+      </w:pPr>
+      <w:r>
+        <w:rPr>
+          <w:rFonts w:ascii="Times New Roman" w:hAnsi="Times New Roman" w:cs="Times New Roman"/>
+          <w:sz w:val="28"/>
+          <w:szCs w:val="28"/>
+        </w:rPr>
+        <w:t>Выполнение проверки введённых данных с данными, хранящимися в таблице «Пользователи» базы данных;</w:t>
+      </w:r>
+    </w:p>
+    <w:p>
+      <w:pPr>
+        <w:pStyle w:val="a7"/>
+        <w:numPr>
+          <w:ilvl w:val="0"/>
+          <w:numId w:val="22"/>
+        </w:numPr>
+        <w:spacing w:after="0" w:line="360" w:lineRule="auto"/>
+        <w:ind w:left="0" w:firstLine="709"/>
+        <w:jc w:val="both"/>
+        <w:rPr>
+          <w:rFonts w:ascii="Times New Roman" w:hAnsi="Times New Roman" w:cs="Times New Roman"/>
+          <w:sz w:val="28"/>
+          <w:szCs w:val="28"/>
+        </w:rPr>
+      </w:pPr>
+      <w:r>
+        <w:rPr>
+          <w:rFonts w:ascii="Times New Roman" w:hAnsi="Times New Roman" w:cs="Times New Roman"/>
+          <w:sz w:val="28"/>
+          <w:szCs w:val="28"/>
+        </w:rPr>
+        <w:t>Определение роли пользователя после успешной проверки логина и пароля</w:t>
+      </w:r>
+      <w:r>
+        <w:rPr>
+          <w:rFonts w:ascii="Times New Roman" w:hAnsi="Times New Roman" w:cs="Times New Roman"/>
+          <w:sz w:val="28"/>
+          <w:szCs w:val="28"/>
+        </w:rPr>
+        <w:t xml:space="preserve"> и предоставление доступа к функциям системы в соответствии с установленными правами пользователя</w:t>
+      </w:r>
+      <w:r>
+        <w:rPr>
+          <w:rFonts w:ascii="Times New Roman" w:hAnsi="Times New Roman" w:cs="Times New Roman"/>
+          <w:sz w:val="28"/>
+          <w:szCs w:val="28"/>
+        </w:rPr>
+        <w:t>;</w:t>
+      </w:r>
+    </w:p>
+    <w:p>
+      <w:pPr>
+        <w:pStyle w:val="a7"/>
+        <w:numPr>
+          <w:ilvl w:val="0"/>
+          <w:numId w:val="22"/>
+        </w:numPr>
+        <w:spacing w:after="0" w:line="360" w:lineRule="auto"/>
+        <w:ind w:left="0" w:firstLine="709"/>
+        <w:jc w:val="both"/>
+        <w:rPr>
+          <w:rFonts w:ascii="Times New Roman" w:hAnsi="Times New Roman" w:cs="Times New Roman"/>
+          <w:sz w:val="28"/>
+          <w:szCs w:val="28"/>
+        </w:rPr>
+      </w:pPr>
+      <w:r>
+        <w:rPr>
+          <w:rFonts w:ascii="Times New Roman" w:hAnsi="Times New Roman" w:cs="Times New Roman"/>
+          <w:sz w:val="28"/>
+          <w:szCs w:val="28"/>
+        </w:rPr>
+        <w:t>Открытие соответствующего интерфейса в зависимости от роли авторизованного пользователя;</w:t>
+      </w:r>
+    </w:p>
+    <w:p>
+      <w:pPr>
+        <w:pStyle w:val="a7"/>
+        <w:numPr>
+          <w:ilvl w:val="0"/>
+          <w:numId w:val="22"/>
+        </w:numPr>
+        <w:spacing w:after="0" w:line="360" w:lineRule="auto"/>
+        <w:ind w:left="0" w:firstLine="709"/>
+        <w:jc w:val="both"/>
+        <w:rPr>
+          <w:rFonts w:ascii="Times New Roman" w:hAnsi="Times New Roman" w:cs="Times New Roman"/>
+          <w:sz w:val="28"/>
+          <w:szCs w:val="28"/>
+        </w:rPr>
+      </w:pPr>
+      <w:r>
+        <w:rPr>
+          <w:rFonts w:ascii="Times New Roman" w:hAnsi="Times New Roman" w:cs="Times New Roman"/>
+          <w:sz w:val="28"/>
+          <w:szCs w:val="28"/>
+        </w:rPr>
+        <w:lastRenderedPageBreak/>
+        <w:t>Завершение сеанса работы пользователя при закрытии программы или по команде «Выход».</w:t>
+      </w:r>
+    </w:p>
+    <w:p>
+      <w:pPr>
+        <w:pStyle w:val="a7"/>
+        <w:spacing w:after="0" w:line="360" w:lineRule="auto"/>
+        <w:ind w:left="709"/>
+        <w:jc w:val="both"/>
+        <w:rPr>
+          <w:rFonts w:ascii="Times New Roman" w:hAnsi="Times New Roman" w:cs="Times New Roman"/>
+          <w:sz w:val="28"/>
+          <w:szCs w:val="28"/>
+        </w:rPr>
+      </w:pPr>
+      <w:r>
+        <w:rPr>
+          <w:rFonts w:ascii="Times New Roman" w:hAnsi="Times New Roman" w:cs="Times New Roman"/>
+          <w:sz w:val="28"/>
+          <w:szCs w:val="28"/>
+        </w:rPr>
+        <w:t>Ошибки, которые могут возникнуть:</w:t>
+      </w:r>
+    </w:p>
+    <w:p>
+      <w:pPr>
+        <w:pStyle w:val="a7"/>
+        <w:numPr>
+          <w:ilvl w:val="0"/>
+          <w:numId w:val="35"/>
+        </w:numPr>
+        <w:spacing w:after="0" w:line="360" w:lineRule="auto"/>
+        <w:ind w:left="0" w:firstLine="709"/>
+        <w:jc w:val="both"/>
+        <w:rPr>
+          <w:rFonts w:ascii="Times New Roman" w:hAnsi="Times New Roman" w:cs="Times New Roman"/>
+          <w:sz w:val="28"/>
+          <w:szCs w:val="28"/>
+        </w:rPr>
+      </w:pPr>
+      <w:r>
+        <w:rPr>
+          <w:rFonts w:ascii="Times New Roman" w:hAnsi="Times New Roman" w:cs="Times New Roman"/>
+          <w:i/>
+          <w:iCs/>
+          <w:sz w:val="28"/>
+          <w:szCs w:val="28"/>
+        </w:rPr>
+        <w:t>Неверный логин или пароль</w:t>
+      </w:r>
+      <w:r>
+        <w:rPr>
+          <w:rFonts w:ascii="Times New Roman" w:hAnsi="Times New Roman" w:cs="Times New Roman"/>
+          <w:sz w:val="28"/>
+          <w:szCs w:val="28"/>
+        </w:rPr>
+        <w:t xml:space="preserve"> – система выдает сообщение «Неверный логин или пароль. У вас осталось </w:t>
+      </w:r>
+      <w:r>
+        <w:rPr>
+          <w:rFonts w:ascii="Times New Roman" w:hAnsi="Times New Roman" w:cs="Times New Roman"/>
+          <w:sz w:val="28"/>
+          <w:szCs w:val="28"/>
+          <w:lang w:val="en-US"/>
+        </w:rPr>
+        <w:t>X</w:t>
+      </w:r>
+      <w:r>
+        <w:rPr>
+          <w:rFonts w:ascii="Times New Roman" w:hAnsi="Times New Roman" w:cs="Times New Roman"/>
+          <w:sz w:val="28"/>
+          <w:szCs w:val="28"/>
+        </w:rPr>
+        <w:t xml:space="preserve"> </w:t>
+      </w:r>
+      <w:r>
+        <w:rPr>
+          <w:rFonts w:ascii="Times New Roman" w:hAnsi="Times New Roman" w:cs="Times New Roman"/>
+          <w:sz w:val="28"/>
+          <w:szCs w:val="28"/>
+        </w:rPr>
+        <w:t xml:space="preserve">попыток». </w:t>
+      </w:r>
+      <w:r>
+        <w:rPr>
+          <w:rFonts w:ascii="Times New Roman" w:hAnsi="Times New Roman" w:cs="Times New Roman"/>
+          <w:sz w:val="28"/>
+          <w:szCs w:val="28"/>
+        </w:rPr>
+        <w:t>Ошибка возникает, если введённый логин отсутствует в базе данных или указанный пароль не соответствует данным пользователя. После трёх неудачных попыток вход блокируется на 5 минут, после чего пользователь сможет повторить попытку авторизации</w:t>
+      </w:r>
+      <w:r>
+        <w:rPr>
+          <w:rFonts w:ascii="Times New Roman" w:hAnsi="Times New Roman" w:cs="Times New Roman"/>
+          <w:sz w:val="28"/>
+          <w:szCs w:val="28"/>
+        </w:rPr>
+        <w:t>;</w:t>
+      </w:r>
+    </w:p>
+    <w:p>
+      <w:pPr>
+        <w:pStyle w:val="a7"/>
+        <w:numPr>
+          <w:ilvl w:val="0"/>
+          <w:numId w:val="35"/>
+        </w:numPr>
+        <w:spacing w:after="0" w:line="360" w:lineRule="auto"/>
+        <w:ind w:left="0" w:firstLine="709"/>
+        <w:jc w:val="both"/>
+        <w:rPr>
+          <w:rFonts w:ascii="Times New Roman" w:hAnsi="Times New Roman" w:cs="Times New Roman"/>
+          <w:sz w:val="28"/>
+          <w:szCs w:val="28"/>
+        </w:rPr>
+      </w:pPr>
+      <w:r>
+        <w:rPr>
+          <w:rFonts w:ascii="Times New Roman" w:hAnsi="Times New Roman" w:cs="Times New Roman"/>
+          <w:i/>
+          <w:iCs/>
+          <w:sz w:val="28"/>
+          <w:szCs w:val="28"/>
+        </w:rPr>
+        <w:t>Пустые поля ввода</w:t>
+      </w:r>
+      <w:r>
+        <w:rPr>
+          <w:rFonts w:ascii="Times New Roman" w:hAnsi="Times New Roman" w:cs="Times New Roman"/>
+          <w:sz w:val="28"/>
+          <w:szCs w:val="28"/>
+        </w:rPr>
+        <w:t xml:space="preserve"> – </w:t>
+      </w:r>
+      <w:r>
+        <w:rPr>
+          <w:rFonts w:ascii="Times New Roman" w:hAnsi="Times New Roman" w:cs="Times New Roman"/>
+          <w:sz w:val="28"/>
+          <w:szCs w:val="28"/>
+        </w:rPr>
+        <w:t>система выдаёт сообщение: «Введите логин и пароль для входа в систему». Программа не выполняет проверку данных в базе данных, пока оба поля не будут заполнены</w:t>
+      </w:r>
+      <w:r>
+        <w:rPr>
+          <w:rFonts w:ascii="Times New Roman" w:hAnsi="Times New Roman" w:cs="Times New Roman"/>
+          <w:sz w:val="28"/>
+          <w:szCs w:val="28"/>
+        </w:rPr>
+        <w:t>;</w:t>
+      </w:r>
+    </w:p>
+    <w:p>
+      <w:pPr>
+        <w:pStyle w:val="a7"/>
+        <w:numPr>
+          <w:ilvl w:val="0"/>
+          <w:numId w:val="35"/>
+        </w:numPr>
+        <w:spacing w:after="0" w:line="360" w:lineRule="auto"/>
+        <w:ind w:left="0" w:firstLine="709"/>
+        <w:jc w:val="both"/>
+        <w:rPr>
+          <w:rFonts w:ascii="Times New Roman" w:hAnsi="Times New Roman" w:cs="Times New Roman"/>
+          <w:sz w:val="28"/>
+          <w:szCs w:val="28"/>
+        </w:rPr>
+      </w:pPr>
+      <w:r>
+        <w:rPr>
+          <w:rFonts w:ascii="Times New Roman" w:hAnsi="Times New Roman" w:cs="Times New Roman"/>
+          <w:i/>
+          <w:iCs/>
+          <w:sz w:val="28"/>
+          <w:szCs w:val="28"/>
+        </w:rPr>
+        <w:t>Ошибка подключения к базе данных</w:t>
+      </w:r>
+      <w:r>
+        <w:rPr>
+          <w:rFonts w:ascii="Times New Roman" w:hAnsi="Times New Roman" w:cs="Times New Roman"/>
+          <w:sz w:val="28"/>
+          <w:szCs w:val="28"/>
+        </w:rPr>
+        <w:t xml:space="preserve"> – если </w:t>
+      </w:r>
+      <w:r>
+        <w:rPr>
+          <w:rFonts w:ascii="Times New Roman" w:hAnsi="Times New Roman" w:cs="Times New Roman"/>
+          <w:sz w:val="28"/>
+          <w:szCs w:val="28"/>
+        </w:rPr>
+        <w:t>во время авторизации программа не может подключиться к базе данных, проверка логина и пароля не выполняется. Система выводит сообщение о невозможности выполнить авторизацию и предлагает повторить попытку после восстановления подключения.</w:t>
+      </w:r>
+    </w:p>
+    <w:p>
+      <w:pPr>
+        <w:spacing w:after="0" w:line="360" w:lineRule="auto"/>
+        <w:ind w:firstLine="709"/>
+        <w:jc w:val="both"/>
+        <w:rPr>
+          <w:rFonts w:ascii="Times New Roman" w:hAnsi="Times New Roman" w:cs="Times New Roman"/>
+          <w:sz w:val="28"/>
+          <w:szCs w:val="28"/>
+        </w:rPr>
+      </w:pPr>
+    </w:p>
+    <w:p>
+      <w:pPr>
+        <w:spacing w:after="0" w:line="360" w:lineRule="auto"/>
+        <w:ind w:firstLine="709"/>
+        <w:jc w:val="both"/>
+        <w:rPr>
+          <w:rFonts w:ascii="Times New Roman" w:hAnsi="Times New Roman" w:cs="Times New Roman"/>
+          <w:sz w:val="28"/>
+          <w:szCs w:val="28"/>
+        </w:rPr>
+      </w:pPr>
+    </w:p>
+    <w:p>
+      <w:pPr>
+        <w:spacing w:after="0" w:line="360" w:lineRule="auto"/>
+        <w:ind w:firstLine="709"/>
+        <w:jc w:val="both"/>
+        <w:rPr>
+          <w:rFonts w:ascii="Times New Roman" w:hAnsi="Times New Roman" w:cs="Times New Roman"/>
+          <w:sz w:val="28"/>
+          <w:szCs w:val="28"/>
+        </w:rPr>
+      </w:pPr>
+    </w:p>
     <w:sectPr>
-      <w:footerReference w:type="default" r:id="rId8"/>
+      <w:footerReference w:type="default" r:id="rId9"/>
       <w:pgSz w:w="11906" w:h="16838"/>
       <w:pgMar w:top="1134" w:right="850" w:bottom="1134" w:left="1701" w:header="708" w:footer="708" w:gutter="0"/>
       <w:cols w:space="708"/>
@@ -2864,6 +8576,357 @@
     </w:lvl>
   </w:abstractNum>
   <w:abstractNum w:abstractNumId="3" w15:restartNumberingAfterBreak="0">
+    <w:nsid w:val="0D2331F1"/>
+    <w:multiLevelType w:val="hybridMultilevel"/>
+    <w:tmpl w:val="7FB27282"/>
+    <w:lvl w:ilvl="0" w:tplc="04190001">
+      <w:start w:val="1"/>
+      <w:numFmt w:val="bullet"/>
+      <w:lvlText w:val=""/>
+      <w:lvlJc w:val="left"/>
+      <w:pPr>
+        <w:ind w:left="1429" w:hanging="360"/>
+      </w:pPr>
+      <w:rPr>
+        <w:rFonts w:ascii="Symbol" w:hAnsi="Symbol" w:hint="default"/>
+      </w:rPr>
+    </w:lvl>
+    <w:lvl w:ilvl="1" w:tplc="04190003" w:tentative="1">
+      <w:start w:val="1"/>
+      <w:numFmt w:val="bullet"/>
+      <w:lvlText w:val="o"/>
+      <w:lvlJc w:val="left"/>
+      <w:pPr>
+        <w:ind w:left="2149" w:hanging="360"/>
+      </w:pPr>
+      <w:rPr>
+        <w:rFonts w:ascii="Courier New" w:hAnsi="Courier New" w:cs="Courier New" w:hint="default"/>
+      </w:rPr>
+    </w:lvl>
+    <w:lvl w:ilvl="2" w:tplc="04190005" w:tentative="1">
+      <w:start w:val="1"/>
+      <w:numFmt w:val="bullet"/>
+      <w:lvlText w:val=""/>
+      <w:lvlJc w:val="left"/>
+      <w:pPr>
+        <w:ind w:left="2869" w:hanging="360"/>
+      </w:pPr>
+      <w:rPr>
+        <w:rFonts w:ascii="Wingdings" w:hAnsi="Wingdings" w:hint="default"/>
+      </w:rPr>
+    </w:lvl>
+    <w:lvl w:ilvl="3" w:tplc="04190001" w:tentative="1">
+      <w:start w:val="1"/>
+      <w:numFmt w:val="bullet"/>
+      <w:lvlText w:val=""/>
+      <w:lvlJc w:val="left"/>
+      <w:pPr>
+        <w:ind w:left="3589" w:hanging="360"/>
+      </w:pPr>
+      <w:rPr>
+        <w:rFonts w:ascii="Symbol" w:hAnsi="Symbol" w:hint="default"/>
+      </w:rPr>
+    </w:lvl>
+    <w:lvl w:ilvl="4" w:tplc="04190003" w:tentative="1">
+      <w:start w:val="1"/>
+      <w:numFmt w:val="bullet"/>
+      <w:lvlText w:val="o"/>
+      <w:lvlJc w:val="left"/>
+      <w:pPr>
+        <w:ind w:left="4309" w:hanging="360"/>
+      </w:pPr>
+      <w:rPr>
+        <w:rFonts w:ascii="Courier New" w:hAnsi="Courier New" w:cs="Courier New" w:hint="default"/>
+      </w:rPr>
+    </w:lvl>
+    <w:lvl w:ilvl="5" w:tplc="04190005" w:tentative="1">
+      <w:start w:val="1"/>
+      <w:numFmt w:val="bullet"/>
+      <w:lvlText w:val=""/>
+      <w:lvlJc w:val="left"/>
+      <w:pPr>
+        <w:ind w:left="5029" w:hanging="360"/>
+      </w:pPr>
+      <w:rPr>
+        <w:rFonts w:ascii="Wingdings" w:hAnsi="Wingdings" w:hint="default"/>
+      </w:rPr>
+    </w:lvl>
+    <w:lvl w:ilvl="6" w:tplc="04190001" w:tentative="1">
+      <w:start w:val="1"/>
+      <w:numFmt w:val="bullet"/>
+      <w:lvlText w:val=""/>
+      <w:lvlJc w:val="left"/>
+      <w:pPr>
+        <w:ind w:left="5749" w:hanging="360"/>
+      </w:pPr>
+      <w:rPr>
+        <w:rFonts w:ascii="Symbol" w:hAnsi="Symbol" w:hint="default"/>
+      </w:rPr>
+    </w:lvl>
+    <w:lvl w:ilvl="7" w:tplc="04190003" w:tentative="1">
+      <w:start w:val="1"/>
+      <w:numFmt w:val="bullet"/>
+      <w:lvlText w:val="o"/>
+      <w:lvlJc w:val="left"/>
+      <w:pPr>
+        <w:ind w:left="6469" w:hanging="360"/>
+      </w:pPr>
+      <w:rPr>
+        <w:rFonts w:ascii="Courier New" w:hAnsi="Courier New" w:cs="Courier New" w:hint="default"/>
+      </w:rPr>
+    </w:lvl>
+    <w:lvl w:ilvl="8" w:tplc="04190005" w:tentative="1">
+      <w:start w:val="1"/>
+      <w:numFmt w:val="bullet"/>
+      <w:lvlText w:val=""/>
+      <w:lvlJc w:val="left"/>
+      <w:pPr>
+        <w:ind w:left="7189" w:hanging="360"/>
+      </w:pPr>
+      <w:rPr>
+        <w:rFonts w:ascii="Wingdings" w:hAnsi="Wingdings" w:hint="default"/>
+      </w:rPr>
+    </w:lvl>
+  </w:abstractNum>
+  <w:abstractNum w:abstractNumId="4" w15:restartNumberingAfterBreak="0">
+    <w:nsid w:val="0D785C5F"/>
+    <w:multiLevelType w:val="hybridMultilevel"/>
+    <w:tmpl w:val="E966B2CA"/>
+    <w:lvl w:ilvl="0" w:tplc="400C97D2">
+      <w:start w:val="1"/>
+      <w:numFmt w:val="decimal"/>
+      <w:lvlText w:val="%1"/>
+      <w:lvlJc w:val="left"/>
+      <w:pPr>
+        <w:ind w:left="720" w:hanging="360"/>
+      </w:pPr>
+      <w:rPr>
+        <w:rFonts w:hint="default"/>
+      </w:rPr>
+    </w:lvl>
+    <w:lvl w:ilvl="1" w:tplc="04190019" w:tentative="1">
+      <w:start w:val="1"/>
+      <w:numFmt w:val="lowerLetter"/>
+      <w:lvlText w:val="%2."/>
+      <w:lvlJc w:val="left"/>
+      <w:pPr>
+        <w:ind w:left="1440" w:hanging="360"/>
+      </w:pPr>
+    </w:lvl>
+    <w:lvl w:ilvl="2" w:tplc="0419001B" w:tentative="1">
+      <w:start w:val="1"/>
+      <w:numFmt w:val="lowerRoman"/>
+      <w:lvlText w:val="%3."/>
+      <w:lvlJc w:val="right"/>
+      <w:pPr>
+        <w:ind w:left="2160" w:hanging="180"/>
+      </w:pPr>
+    </w:lvl>
+    <w:lvl w:ilvl="3" w:tplc="0419000F" w:tentative="1">
+      <w:start w:val="1"/>
+      <w:numFmt w:val="decimal"/>
+      <w:lvlText w:val="%4."/>
+      <w:lvlJc w:val="left"/>
+      <w:pPr>
+        <w:ind w:left="2880" w:hanging="360"/>
+      </w:pPr>
+    </w:lvl>
+    <w:lvl w:ilvl="4" w:tplc="04190019" w:tentative="1">
+      <w:start w:val="1"/>
+      <w:numFmt w:val="lowerLetter"/>
+      <w:lvlText w:val="%5."/>
+      <w:lvlJc w:val="left"/>
+      <w:pPr>
+        <w:ind w:left="3600" w:hanging="360"/>
+      </w:pPr>
+    </w:lvl>
+    <w:lvl w:ilvl="5" w:tplc="0419001B" w:tentative="1">
+      <w:start w:val="1"/>
+      <w:numFmt w:val="lowerRoman"/>
+      <w:lvlText w:val="%6."/>
+      <w:lvlJc w:val="right"/>
+      <w:pPr>
+        <w:ind w:left="4320" w:hanging="180"/>
+      </w:pPr>
+    </w:lvl>
+    <w:lvl w:ilvl="6" w:tplc="0419000F" w:tentative="1">
+      <w:start w:val="1"/>
+      <w:numFmt w:val="decimal"/>
+      <w:lvlText w:val="%7."/>
+      <w:lvlJc w:val="left"/>
+      <w:pPr>
+        <w:ind w:left="5040" w:hanging="360"/>
+      </w:pPr>
+    </w:lvl>
+    <w:lvl w:ilvl="7" w:tplc="04190019" w:tentative="1">
+      <w:start w:val="1"/>
+      <w:numFmt w:val="lowerLetter"/>
+      <w:lvlText w:val="%8."/>
+      <w:lvlJc w:val="left"/>
+      <w:pPr>
+        <w:ind w:left="5760" w:hanging="360"/>
+      </w:pPr>
+    </w:lvl>
+    <w:lvl w:ilvl="8" w:tplc="0419001B" w:tentative="1">
+      <w:start w:val="1"/>
+      <w:numFmt w:val="lowerRoman"/>
+      <w:lvlText w:val="%9."/>
+      <w:lvlJc w:val="right"/>
+      <w:pPr>
+        <w:ind w:left="6480" w:hanging="180"/>
+      </w:pPr>
+    </w:lvl>
+  </w:abstractNum>
+  <w:abstractNum w:abstractNumId="5" w15:restartNumberingAfterBreak="0">
+    <w:nsid w:val="1447165B"/>
+    <w:multiLevelType w:val="multilevel"/>
+    <w:tmpl w:val="5AD2B69A"/>
+    <w:lvl w:ilvl="0">
+      <w:start w:val="1"/>
+      <w:numFmt w:val="bullet"/>
+      <w:lvlText w:val=""/>
+      <w:lvlJc w:val="left"/>
+      <w:pPr>
+        <w:tabs>
+          <w:tab w:val="num" w:pos="720"/>
+        </w:tabs>
+        <w:ind w:left="720" w:hanging="360"/>
+      </w:pPr>
+      <w:rPr>
+        <w:rFonts w:ascii="Symbol" w:hAnsi="Symbol" w:hint="default"/>
+        <w:sz w:val="20"/>
+      </w:rPr>
+    </w:lvl>
+    <w:lvl w:ilvl="1" w:tentative="1">
+      <w:start w:val="1"/>
+      <w:numFmt w:val="bullet"/>
+      <w:lvlText w:val="o"/>
+      <w:lvlJc w:val="left"/>
+      <w:pPr>
+        <w:tabs>
+          <w:tab w:val="num" w:pos="1440"/>
+        </w:tabs>
+        <w:ind w:left="1440" w:hanging="360"/>
+      </w:pPr>
+      <w:rPr>
+        <w:rFonts w:ascii="Courier New" w:hAnsi="Courier New" w:hint="default"/>
+        <w:sz w:val="20"/>
+      </w:rPr>
+    </w:lvl>
+    <w:lvl w:ilvl="2" w:tentative="1">
+      <w:start w:val="1"/>
+      <w:numFmt w:val="bullet"/>
+      <w:lvlText w:val=""/>
+      <w:lvlJc w:val="left"/>
+      <w:pPr>
+        <w:tabs>
+          <w:tab w:val="num" w:pos="2160"/>
+        </w:tabs>
+        <w:ind w:left="2160" w:hanging="360"/>
+      </w:pPr>
+      <w:rPr>
+        <w:rFonts w:ascii="Wingdings" w:hAnsi="Wingdings" w:hint="default"/>
+        <w:sz w:val="20"/>
+      </w:rPr>
+    </w:lvl>
+    <w:lvl w:ilvl="3" w:tentative="1">
+      <w:start w:val="1"/>
+      <w:numFmt w:val="bullet"/>
+      <w:lvlText w:val=""/>
+      <w:lvlJc w:val="left"/>
+      <w:pPr>
+        <w:tabs>
+          <w:tab w:val="num" w:pos="2880"/>
+        </w:tabs>
+        <w:ind w:left="2880" w:hanging="360"/>
+      </w:pPr>
+      <w:rPr>
+        <w:rFonts w:ascii="Wingdings" w:hAnsi="Wingdings" w:hint="default"/>
+        <w:sz w:val="20"/>
+      </w:rPr>
+    </w:lvl>
+    <w:lvl w:ilvl="4" w:tentative="1">
+      <w:start w:val="1"/>
+      <w:numFmt w:val="bullet"/>
+      <w:lvlText w:val=""/>
+      <w:lvlJc w:val="left"/>
+      <w:pPr>
+        <w:tabs>
+          <w:tab w:val="num" w:pos="3600"/>
+        </w:tabs>
+        <w:ind w:left="3600" w:hanging="360"/>
+      </w:pPr>
+      <w:rPr>
+        <w:rFonts w:ascii="Wingdings" w:hAnsi="Wingdings" w:hint="default"/>
+        <w:sz w:val="20"/>
+      </w:rPr>
+    </w:lvl>
+    <w:lvl w:ilvl="5" w:tentative="1">
+      <w:start w:val="1"/>
+      <w:numFmt w:val="bullet"/>
+      <w:lvlText w:val=""/>
+      <w:lvlJc w:val="left"/>
+      <w:pPr>
+        <w:tabs>
+          <w:tab w:val="num" w:pos="4320"/>
+        </w:tabs>
+        <w:ind w:left="4320" w:hanging="360"/>
+      </w:pPr>
+      <w:rPr>
+        <w:rFonts w:ascii="Wingdings" w:hAnsi="Wingdings" w:hint="default"/>
+        <w:sz w:val="20"/>
+      </w:rPr>
+    </w:lvl>
+    <w:lvl w:ilvl="6" w:tentative="1">
+      <w:start w:val="1"/>
+      <w:numFmt w:val="bullet"/>
+      <w:lvlText w:val=""/>
+      <w:lvlJc w:val="left"/>
+      <w:pPr>
+        <w:tabs>
+          <w:tab w:val="num" w:pos="5040"/>
+        </w:tabs>
+        <w:ind w:left="5040" w:hanging="360"/>
+      </w:pPr>
+      <w:rPr>
+        <w:rFonts w:ascii="Wingdings" w:hAnsi="Wingdings" w:hint="default"/>
+        <w:sz w:val="20"/>
+      </w:rPr>
+    </w:lvl>
+    <w:lvl w:ilvl="7" w:tentative="1">
+      <w:start w:val="1"/>
+      <w:numFmt w:val="bullet"/>
+      <w:lvlText w:val=""/>
+      <w:lvlJc w:val="left"/>
+      <w:pPr>
+        <w:tabs>
+          <w:tab w:val="num" w:pos="5760"/>
+        </w:tabs>
+        <w:ind w:left="5760" w:hanging="360"/>
+      </w:pPr>
+      <w:rPr>
+        <w:rFonts w:ascii="Wingdings" w:hAnsi="Wingdings" w:hint="default"/>
+        <w:sz w:val="20"/>
+      </w:rPr>
+    </w:lvl>
+    <w:lvl w:ilvl="8" w:tentative="1">
+      <w:start w:val="1"/>
+      <w:numFmt w:val="bullet"/>
+      <w:lvlText w:val=""/>
+      <w:lvlJc w:val="left"/>
+      <w:pPr>
+        <w:tabs>
+          <w:tab w:val="num" w:pos="6480"/>
+        </w:tabs>
+        <w:ind w:left="6480" w:hanging="360"/>
+      </w:pPr>
+      <w:rPr>
+        <w:rFonts w:ascii="Wingdings" w:hAnsi="Wingdings" w:hint="default"/>
+        <w:sz w:val="20"/>
+      </w:rPr>
+    </w:lvl>
+  </w:abstractNum>
+  <w:abstractNum w:abstractNumId="6" w15:restartNumberingAfterBreak="0">
     <w:nsid w:val="199B7325"/>
     <w:multiLevelType w:val="multilevel"/>
     <w:tmpl w:val="001C9C38"/>
@@ -2979,7 +9042,209 @@
       </w:pPr>
     </w:lvl>
   </w:abstractNum>
-  <w:abstractNum w:abstractNumId="4" w15:restartNumberingAfterBreak="0">
+  <w:abstractNum w:abstractNumId="7" w15:restartNumberingAfterBreak="0">
+    <w:nsid w:val="1AB13B83"/>
+    <w:multiLevelType w:val="hybridMultilevel"/>
+    <w:tmpl w:val="6E7048F6"/>
+    <w:lvl w:ilvl="0" w:tplc="07C2FC50">
+      <w:start w:val="1"/>
+      <w:numFmt w:val="decimal"/>
+      <w:lvlText w:val="%1."/>
+      <w:lvlJc w:val="left"/>
+      <w:pPr>
+        <w:ind w:left="1429" w:hanging="360"/>
+      </w:pPr>
+      <w:rPr>
+        <w:i/>
+      </w:rPr>
+    </w:lvl>
+    <w:lvl w:ilvl="1" w:tplc="04190019" w:tentative="1">
+      <w:start w:val="1"/>
+      <w:numFmt w:val="lowerLetter"/>
+      <w:lvlText w:val="%2."/>
+      <w:lvlJc w:val="left"/>
+      <w:pPr>
+        <w:ind w:left="2149" w:hanging="360"/>
+      </w:pPr>
+    </w:lvl>
+    <w:lvl w:ilvl="2" w:tplc="0419001B" w:tentative="1">
+      <w:start w:val="1"/>
+      <w:numFmt w:val="lowerRoman"/>
+      <w:lvlText w:val="%3."/>
+      <w:lvlJc w:val="right"/>
+      <w:pPr>
+        <w:ind w:left="2869" w:hanging="180"/>
+      </w:pPr>
+    </w:lvl>
+    <w:lvl w:ilvl="3" w:tplc="0419000F" w:tentative="1">
+      <w:start w:val="1"/>
+      <w:numFmt w:val="decimal"/>
+      <w:lvlText w:val="%4."/>
+      <w:lvlJc w:val="left"/>
+      <w:pPr>
+        <w:ind w:left="3589" w:hanging="360"/>
+      </w:pPr>
+    </w:lvl>
+    <w:lvl w:ilvl="4" w:tplc="04190019" w:tentative="1">
+      <w:start w:val="1"/>
+      <w:numFmt w:val="lowerLetter"/>
+      <w:lvlText w:val="%5."/>
+      <w:lvlJc w:val="left"/>
+      <w:pPr>
+        <w:ind w:left="4309" w:hanging="360"/>
+      </w:pPr>
+    </w:lvl>
+    <w:lvl w:ilvl="5" w:tplc="0419001B" w:tentative="1">
+      <w:start w:val="1"/>
+      <w:numFmt w:val="lowerRoman"/>
+      <w:lvlText w:val="%6."/>
+      <w:lvlJc w:val="right"/>
+      <w:pPr>
+        <w:ind w:left="5029" w:hanging="180"/>
+      </w:pPr>
+    </w:lvl>
+    <w:lvl w:ilvl="6" w:tplc="0419000F" w:tentative="1">
+      <w:start w:val="1"/>
+      <w:numFmt w:val="decimal"/>
+      <w:lvlText w:val="%7."/>
+      <w:lvlJc w:val="left"/>
+      <w:pPr>
+        <w:ind w:left="5749" w:hanging="360"/>
+      </w:pPr>
+    </w:lvl>
+    <w:lvl w:ilvl="7" w:tplc="04190019" w:tentative="1">
+      <w:start w:val="1"/>
+      <w:numFmt w:val="lowerLetter"/>
+      <w:lvlText w:val="%8."/>
+      <w:lvlJc w:val="left"/>
+      <w:pPr>
+        <w:ind w:left="6469" w:hanging="360"/>
+      </w:pPr>
+    </w:lvl>
+    <w:lvl w:ilvl="8" w:tplc="0419001B" w:tentative="1">
+      <w:start w:val="1"/>
+      <w:numFmt w:val="lowerRoman"/>
+      <w:lvlText w:val="%9."/>
+      <w:lvlJc w:val="right"/>
+      <w:pPr>
+        <w:ind w:left="7189" w:hanging="180"/>
+      </w:pPr>
+    </w:lvl>
+  </w:abstractNum>
+  <w:abstractNum w:abstractNumId="8" w15:restartNumberingAfterBreak="0">
+    <w:nsid w:val="1DFD3482"/>
+    <w:multiLevelType w:val="hybridMultilevel"/>
+    <w:tmpl w:val="218A22C2"/>
+    <w:lvl w:ilvl="0" w:tplc="04190001">
+      <w:start w:val="1"/>
+      <w:numFmt w:val="bullet"/>
+      <w:lvlText w:val=""/>
+      <w:lvlJc w:val="left"/>
+      <w:pPr>
+        <w:ind w:left="1429" w:hanging="360"/>
+      </w:pPr>
+      <w:rPr>
+        <w:rFonts w:ascii="Symbol" w:hAnsi="Symbol" w:hint="default"/>
+      </w:rPr>
+    </w:lvl>
+    <w:lvl w:ilvl="1" w:tplc="04190003" w:tentative="1">
+      <w:start w:val="1"/>
+      <w:numFmt w:val="bullet"/>
+      <w:lvlText w:val="o"/>
+      <w:lvlJc w:val="left"/>
+      <w:pPr>
+        <w:ind w:left="2149" w:hanging="360"/>
+      </w:pPr>
+      <w:rPr>
+        <w:rFonts w:ascii="Courier New" w:hAnsi="Courier New" w:cs="Courier New" w:hint="default"/>
+      </w:rPr>
+    </w:lvl>
+    <w:lvl w:ilvl="2" w:tplc="04190005" w:tentative="1">
+      <w:start w:val="1"/>
+      <w:numFmt w:val="bullet"/>
+      <w:lvlText w:val=""/>
+      <w:lvlJc w:val="left"/>
+      <w:pPr>
+        <w:ind w:left="2869" w:hanging="360"/>
+      </w:pPr>
+      <w:rPr>
+        <w:rFonts w:ascii="Wingdings" w:hAnsi="Wingdings" w:hint="default"/>
+      </w:rPr>
+    </w:lvl>
+    <w:lvl w:ilvl="3" w:tplc="04190001" w:tentative="1">
+      <w:start w:val="1"/>
+      <w:numFmt w:val="bullet"/>
+      <w:lvlText w:val=""/>
+      <w:lvlJc w:val="left"/>
+      <w:pPr>
+        <w:ind w:left="3589" w:hanging="360"/>
+      </w:pPr>
+      <w:rPr>
+        <w:rFonts w:ascii="Symbol" w:hAnsi="Symbol" w:hint="default"/>
+      </w:rPr>
+    </w:lvl>
+    <w:lvl w:ilvl="4" w:tplc="04190003" w:tentative="1">
+      <w:start w:val="1"/>
+      <w:numFmt w:val="bullet"/>
+      <w:lvlText w:val="o"/>
+      <w:lvlJc w:val="left"/>
+      <w:pPr>
+        <w:ind w:left="4309" w:hanging="360"/>
+      </w:pPr>
+      <w:rPr>
+        <w:rFonts w:ascii="Courier New" w:hAnsi="Courier New" w:cs="Courier New" w:hint="default"/>
+      </w:rPr>
+    </w:lvl>
+    <w:lvl w:ilvl="5" w:tplc="04190005" w:tentative="1">
+      <w:start w:val="1"/>
+      <w:numFmt w:val="bullet"/>
+      <w:lvlText w:val=""/>
+      <w:lvlJc w:val="left"/>
+      <w:pPr>
+        <w:ind w:left="5029" w:hanging="360"/>
+      </w:pPr>
+      <w:rPr>
+        <w:rFonts w:ascii="Wingdings" w:hAnsi="Wingdings" w:hint="default"/>
+      </w:rPr>
+    </w:lvl>
+    <w:lvl w:ilvl="6" w:tplc="04190001" w:tentative="1">
+      <w:start w:val="1"/>
+      <w:numFmt w:val="bullet"/>
+      <w:lvlText w:val=""/>
+      <w:lvlJc w:val="left"/>
+      <w:pPr>
+        <w:ind w:left="5749" w:hanging="360"/>
+      </w:pPr>
+      <w:rPr>
+        <w:rFonts w:ascii="Symbol" w:hAnsi="Symbol" w:hint="default"/>
+      </w:rPr>
+    </w:lvl>
+    <w:lvl w:ilvl="7" w:tplc="04190003" w:tentative="1">
+      <w:start w:val="1"/>
+      <w:numFmt w:val="bullet"/>
+      <w:lvlText w:val="o"/>
+      <w:lvlJc w:val="left"/>
+      <w:pPr>
+        <w:ind w:left="6469" w:hanging="360"/>
+      </w:pPr>
+      <w:rPr>
+        <w:rFonts w:ascii="Courier New" w:hAnsi="Courier New" w:cs="Courier New" w:hint="default"/>
+      </w:rPr>
+    </w:lvl>
+    <w:lvl w:ilvl="8" w:tplc="04190005" w:tentative="1">
+      <w:start w:val="1"/>
+      <w:numFmt w:val="bullet"/>
+      <w:lvlText w:val=""/>
+      <w:lvlJc w:val="left"/>
+      <w:pPr>
+        <w:ind w:left="7189" w:hanging="360"/>
+      </w:pPr>
+      <w:rPr>
+        <w:rFonts w:ascii="Wingdings" w:hAnsi="Wingdings" w:hint="default"/>
+      </w:rPr>
+    </w:lvl>
+  </w:abstractNum>
+  <w:abstractNum w:abstractNumId="9" w15:restartNumberingAfterBreak="0">
     <w:nsid w:val="1EC3593A"/>
     <w:multiLevelType w:val="hybridMultilevel"/>
     <w:tmpl w:val="7E6A144C"/>
@@ -3092,7 +9357,217 @@
       </w:rPr>
     </w:lvl>
   </w:abstractNum>
-  <w:abstractNum w:abstractNumId="5" w15:restartNumberingAfterBreak="0">
+  <w:abstractNum w:abstractNumId="10" w15:restartNumberingAfterBreak="0">
+    <w:nsid w:val="1FB10C65"/>
+    <w:multiLevelType w:val="hybridMultilevel"/>
+    <w:tmpl w:val="3F92402E"/>
+    <w:lvl w:ilvl="0" w:tplc="B2EC8F6A">
+      <w:start w:val="1"/>
+      <w:numFmt w:val="decimal"/>
+      <w:lvlText w:val="%1"/>
+      <w:lvlJc w:val="left"/>
+      <w:pPr>
+        <w:ind w:left="720" w:hanging="360"/>
+      </w:pPr>
+      <w:rPr>
+        <w:rFonts w:hint="default"/>
+      </w:rPr>
+    </w:lvl>
+    <w:lvl w:ilvl="1" w:tplc="04190019" w:tentative="1">
+      <w:start w:val="1"/>
+      <w:numFmt w:val="lowerLetter"/>
+      <w:lvlText w:val="%2."/>
+      <w:lvlJc w:val="left"/>
+      <w:pPr>
+        <w:ind w:left="1440" w:hanging="360"/>
+      </w:pPr>
+    </w:lvl>
+    <w:lvl w:ilvl="2" w:tplc="0419001B" w:tentative="1">
+      <w:start w:val="1"/>
+      <w:numFmt w:val="lowerRoman"/>
+      <w:lvlText w:val="%3."/>
+      <w:lvlJc w:val="right"/>
+      <w:pPr>
+        <w:ind w:left="2160" w:hanging="180"/>
+      </w:pPr>
+    </w:lvl>
+    <w:lvl w:ilvl="3" w:tplc="0419000F" w:tentative="1">
+      <w:start w:val="1"/>
+      <w:numFmt w:val="decimal"/>
+      <w:lvlText w:val="%4."/>
+      <w:lvlJc w:val="left"/>
+      <w:pPr>
+        <w:ind w:left="2880" w:hanging="360"/>
+      </w:pPr>
+    </w:lvl>
+    <w:lvl w:ilvl="4" w:tplc="04190019" w:tentative="1">
+      <w:start w:val="1"/>
+      <w:numFmt w:val="lowerLetter"/>
+      <w:lvlText w:val="%5."/>
+      <w:lvlJc w:val="left"/>
+      <w:pPr>
+        <w:ind w:left="3600" w:hanging="360"/>
+      </w:pPr>
+    </w:lvl>
+    <w:lvl w:ilvl="5" w:tplc="0419001B" w:tentative="1">
+      <w:start w:val="1"/>
+      <w:numFmt w:val="lowerRoman"/>
+      <w:lvlText w:val="%6."/>
+      <w:lvlJc w:val="right"/>
+      <w:pPr>
+        <w:ind w:left="4320" w:hanging="180"/>
+      </w:pPr>
+    </w:lvl>
+    <w:lvl w:ilvl="6" w:tplc="0419000F" w:tentative="1">
+      <w:start w:val="1"/>
+      <w:numFmt w:val="decimal"/>
+      <w:lvlText w:val="%7."/>
+      <w:lvlJc w:val="left"/>
+      <w:pPr>
+        <w:ind w:left="5040" w:hanging="360"/>
+      </w:pPr>
+    </w:lvl>
+    <w:lvl w:ilvl="7" w:tplc="04190019" w:tentative="1">
+      <w:start w:val="1"/>
+      <w:numFmt w:val="lowerLetter"/>
+      <w:lvlText w:val="%8."/>
+      <w:lvlJc w:val="left"/>
+      <w:pPr>
+        <w:ind w:left="5760" w:hanging="360"/>
+      </w:pPr>
+    </w:lvl>
+    <w:lvl w:ilvl="8" w:tplc="0419001B" w:tentative="1">
+      <w:start w:val="1"/>
+      <w:numFmt w:val="lowerRoman"/>
+      <w:lvlText w:val="%9."/>
+      <w:lvlJc w:val="right"/>
+      <w:pPr>
+        <w:ind w:left="6480" w:hanging="180"/>
+      </w:pPr>
+    </w:lvl>
+  </w:abstractNum>
+  <w:abstractNum w:abstractNumId="11" w15:restartNumberingAfterBreak="0">
+    <w:nsid w:val="2073009F"/>
+    <w:multiLevelType w:val="multilevel"/>
+    <w:tmpl w:val="B65A528C"/>
+    <w:lvl w:ilvl="0">
+      <w:start w:val="1"/>
+      <w:numFmt w:val="decimal"/>
+      <w:lvlText w:val="%1"/>
+      <w:lvlJc w:val="left"/>
+      <w:pPr>
+        <w:ind w:left="1069" w:hanging="360"/>
+      </w:pPr>
+      <w:rPr>
+        <w:rFonts w:ascii="Times New Roman" w:eastAsiaTheme="minorHAnsi" w:hAnsi="Times New Roman" w:cs="Times New Roman" w:hint="default"/>
+      </w:rPr>
+    </w:lvl>
+    <w:lvl w:ilvl="1">
+      <w:start w:val="1"/>
+      <w:numFmt w:val="decimal"/>
+      <w:isLgl/>
+      <w:lvlText w:val="%1.%2."/>
+      <w:lvlJc w:val="left"/>
+      <w:pPr>
+        <w:ind w:left="1429" w:hanging="720"/>
+      </w:pPr>
+      <w:rPr>
+        <w:rFonts w:hint="default"/>
+      </w:rPr>
+    </w:lvl>
+    <w:lvl w:ilvl="2">
+      <w:start w:val="1"/>
+      <w:numFmt w:val="decimal"/>
+      <w:isLgl/>
+      <w:lvlText w:val="%1.%2.%3."/>
+      <w:lvlJc w:val="left"/>
+      <w:pPr>
+        <w:ind w:left="1429" w:hanging="720"/>
+      </w:pPr>
+      <w:rPr>
+        <w:rFonts w:hint="default"/>
+      </w:rPr>
+    </w:lvl>
+    <w:lvl w:ilvl="3">
+      <w:start w:val="1"/>
+      <w:numFmt w:val="decimal"/>
+      <w:isLgl/>
+      <w:lvlText w:val="%1.%2.%3.%4."/>
+      <w:lvlJc w:val="left"/>
+      <w:pPr>
+        <w:ind w:left="1789" w:hanging="1080"/>
+      </w:pPr>
+      <w:rPr>
+        <w:rFonts w:hint="default"/>
+      </w:rPr>
+    </w:lvl>
+    <w:lvl w:ilvl="4">
+      <w:start w:val="1"/>
+      <w:numFmt w:val="decimal"/>
+      <w:isLgl/>
+      <w:lvlText w:val="%1.%2.%3.%4.%5."/>
+      <w:lvlJc w:val="left"/>
+      <w:pPr>
+        <w:ind w:left="1789" w:hanging="1080"/>
+      </w:pPr>
+      <w:rPr>
+        <w:rFonts w:hint="default"/>
+      </w:rPr>
+    </w:lvl>
+    <w:lvl w:ilvl="5">
+      <w:start w:val="1"/>
+      <w:numFmt w:val="decimal"/>
+      <w:isLgl/>
+      <w:lvlText w:val="%1.%2.%3.%4.%5.%6."/>
+      <w:lvlJc w:val="left"/>
+      <w:pPr>
+        <w:ind w:left="2149" w:hanging="1440"/>
+      </w:pPr>
+      <w:rPr>
+        <w:rFonts w:hint="default"/>
+      </w:rPr>
+    </w:lvl>
+    <w:lvl w:ilvl="6">
+      <w:start w:val="1"/>
+      <w:numFmt w:val="decimal"/>
+      <w:isLgl/>
+      <w:lvlText w:val="%1.%2.%3.%4.%5.%6.%7."/>
+      <w:lvlJc w:val="left"/>
+      <w:pPr>
+        <w:ind w:left="2509" w:hanging="1800"/>
+      </w:pPr>
+      <w:rPr>
+        <w:rFonts w:hint="default"/>
+      </w:rPr>
+    </w:lvl>
+    <w:lvl w:ilvl="7">
+      <w:start w:val="1"/>
+      <w:numFmt w:val="decimal"/>
+      <w:isLgl/>
+      <w:lvlText w:val="%1.%2.%3.%4.%5.%6.%7.%8."/>
+      <w:lvlJc w:val="left"/>
+      <w:pPr>
+        <w:ind w:left="2509" w:hanging="1800"/>
+      </w:pPr>
+      <w:rPr>
+        <w:rFonts w:hint="default"/>
+      </w:rPr>
+    </w:lvl>
+    <w:lvl w:ilvl="8">
+      <w:start w:val="1"/>
+      <w:numFmt w:val="decimal"/>
+      <w:isLgl/>
+      <w:lvlText w:val="%1.%2.%3.%4.%5.%6.%7.%8.%9."/>
+      <w:lvlJc w:val="left"/>
+      <w:pPr>
+        <w:ind w:left="2869" w:hanging="2160"/>
+      </w:pPr>
+      <w:rPr>
+        <w:rFonts w:hint="default"/>
+      </w:rPr>
+    </w:lvl>
+  </w:abstractNum>
+  <w:abstractNum w:abstractNumId="12" w15:restartNumberingAfterBreak="0">
     <w:nsid w:val="31570380"/>
     <w:multiLevelType w:val="multilevel"/>
     <w:tmpl w:val="E1589946"/>
@@ -3241,7 +9716,7 @@
       </w:rPr>
     </w:lvl>
   </w:abstractNum>
-  <w:abstractNum w:abstractNumId="6" w15:restartNumberingAfterBreak="0">
+  <w:abstractNum w:abstractNumId="13" w15:restartNumberingAfterBreak="0">
     <w:nsid w:val="36867286"/>
     <w:multiLevelType w:val="multilevel"/>
     <w:tmpl w:val="A0D6E4B0"/>
@@ -3354,7 +9829,96 @@
       </w:pPr>
     </w:lvl>
   </w:abstractNum>
-  <w:abstractNum w:abstractNumId="7" w15:restartNumberingAfterBreak="0">
+  <w:abstractNum w:abstractNumId="14" w15:restartNumberingAfterBreak="0">
+    <w:nsid w:val="3A906556"/>
+    <w:multiLevelType w:val="hybridMultilevel"/>
+    <w:tmpl w:val="E46C926A"/>
+    <w:lvl w:ilvl="0" w:tplc="400C97D2">
+      <w:start w:val="1"/>
+      <w:numFmt w:val="decimal"/>
+      <w:lvlText w:val="%1"/>
+      <w:lvlJc w:val="left"/>
+      <w:pPr>
+        <w:ind w:left="720" w:hanging="360"/>
+      </w:pPr>
+      <w:rPr>
+        <w:rFonts w:hint="default"/>
+      </w:rPr>
+    </w:lvl>
+    <w:lvl w:ilvl="1" w:tplc="04190019" w:tentative="1">
+      <w:start w:val="1"/>
+      <w:numFmt w:val="lowerLetter"/>
+      <w:lvlText w:val="%2."/>
+      <w:lvlJc w:val="left"/>
+      <w:pPr>
+        <w:ind w:left="1440" w:hanging="360"/>
+      </w:pPr>
+    </w:lvl>
+    <w:lvl w:ilvl="2" w:tplc="0419001B" w:tentative="1">
+      <w:start w:val="1"/>
+      <w:numFmt w:val="lowerRoman"/>
+      <w:lvlText w:val="%3."/>
+      <w:lvlJc w:val="right"/>
+      <w:pPr>
+        <w:ind w:left="2160" w:hanging="180"/>
+      </w:pPr>
+    </w:lvl>
+    <w:lvl w:ilvl="3" w:tplc="0419000F" w:tentative="1">
+      <w:start w:val="1"/>
+      <w:numFmt w:val="decimal"/>
+      <w:lvlText w:val="%4."/>
+      <w:lvlJc w:val="left"/>
+      <w:pPr>
+        <w:ind w:left="2880" w:hanging="360"/>
+      </w:pPr>
+    </w:lvl>
+    <w:lvl w:ilvl="4" w:tplc="04190019" w:tentative="1">
+      <w:start w:val="1"/>
+      <w:numFmt w:val="lowerLetter"/>
+      <w:lvlText w:val="%5."/>
+      <w:lvlJc w:val="left"/>
+      <w:pPr>
+        <w:ind w:left="3600" w:hanging="360"/>
+      </w:pPr>
+    </w:lvl>
+    <w:lvl w:ilvl="5" w:tplc="0419001B" w:tentative="1">
+      <w:start w:val="1"/>
+      <w:numFmt w:val="lowerRoman"/>
+      <w:lvlText w:val="%6."/>
+      <w:lvlJc w:val="right"/>
+      <w:pPr>
+        <w:ind w:left="4320" w:hanging="180"/>
+      </w:pPr>
+    </w:lvl>
+    <w:lvl w:ilvl="6" w:tplc="0419000F" w:tentative="1">
+      <w:start w:val="1"/>
+      <w:numFmt w:val="decimal"/>
+      <w:lvlText w:val="%7."/>
+      <w:lvlJc w:val="left"/>
+      <w:pPr>
+        <w:ind w:left="5040" w:hanging="360"/>
+      </w:pPr>
+    </w:lvl>
+    <w:lvl w:ilvl="7" w:tplc="04190019" w:tentative="1">
+      <w:start w:val="1"/>
+      <w:numFmt w:val="lowerLetter"/>
+      <w:lvlText w:val="%8."/>
+      <w:lvlJc w:val="left"/>
+      <w:pPr>
+        <w:ind w:left="5760" w:hanging="360"/>
+      </w:pPr>
+    </w:lvl>
+    <w:lvl w:ilvl="8" w:tplc="0419001B" w:tentative="1">
+      <w:start w:val="1"/>
+      <w:numFmt w:val="lowerRoman"/>
+      <w:lvlText w:val="%9."/>
+      <w:lvlJc w:val="right"/>
+      <w:pPr>
+        <w:ind w:left="6480" w:hanging="180"/>
+      </w:pPr>
+    </w:lvl>
+  </w:abstractNum>
+  <w:abstractNum w:abstractNumId="15" w15:restartNumberingAfterBreak="0">
     <w:nsid w:val="3DF406EF"/>
     <w:multiLevelType w:val="multilevel"/>
     <w:tmpl w:val="6DB4251A"/>
@@ -3470,17 +10034,227 @@
       </w:pPr>
     </w:lvl>
   </w:abstractNum>
-  <w:abstractNum w:abstractNumId="8" w15:restartNumberingAfterBreak="0">
+  <w:abstractNum w:abstractNumId="16" w15:restartNumberingAfterBreak="0">
+    <w:nsid w:val="40C91982"/>
+    <w:multiLevelType w:val="hybridMultilevel"/>
+    <w:tmpl w:val="89E6A922"/>
+    <w:lvl w:ilvl="0" w:tplc="400C97D2">
+      <w:start w:val="1"/>
+      <w:numFmt w:val="decimal"/>
+      <w:lvlText w:val="%1"/>
+      <w:lvlJc w:val="left"/>
+      <w:pPr>
+        <w:ind w:left="720" w:hanging="360"/>
+      </w:pPr>
+      <w:rPr>
+        <w:rFonts w:hint="default"/>
+      </w:rPr>
+    </w:lvl>
+    <w:lvl w:ilvl="1" w:tplc="04190019" w:tentative="1">
+      <w:start w:val="1"/>
+      <w:numFmt w:val="lowerLetter"/>
+      <w:lvlText w:val="%2."/>
+      <w:lvlJc w:val="left"/>
+      <w:pPr>
+        <w:ind w:left="1440" w:hanging="360"/>
+      </w:pPr>
+    </w:lvl>
+    <w:lvl w:ilvl="2" w:tplc="0419001B" w:tentative="1">
+      <w:start w:val="1"/>
+      <w:numFmt w:val="lowerRoman"/>
+      <w:lvlText w:val="%3."/>
+      <w:lvlJc w:val="right"/>
+      <w:pPr>
+        <w:ind w:left="2160" w:hanging="180"/>
+      </w:pPr>
+    </w:lvl>
+    <w:lvl w:ilvl="3" w:tplc="0419000F" w:tentative="1">
+      <w:start w:val="1"/>
+      <w:numFmt w:val="decimal"/>
+      <w:lvlText w:val="%4."/>
+      <w:lvlJc w:val="left"/>
+      <w:pPr>
+        <w:ind w:left="2880" w:hanging="360"/>
+      </w:pPr>
+    </w:lvl>
+    <w:lvl w:ilvl="4" w:tplc="04190019" w:tentative="1">
+      <w:start w:val="1"/>
+      <w:numFmt w:val="lowerLetter"/>
+      <w:lvlText w:val="%5."/>
+      <w:lvlJc w:val="left"/>
+      <w:pPr>
+        <w:ind w:left="3600" w:hanging="360"/>
+      </w:pPr>
+    </w:lvl>
+    <w:lvl w:ilvl="5" w:tplc="0419001B" w:tentative="1">
+      <w:start w:val="1"/>
+      <w:numFmt w:val="lowerRoman"/>
+      <w:lvlText w:val="%6."/>
+      <w:lvlJc w:val="right"/>
+      <w:pPr>
+        <w:ind w:left="4320" w:hanging="180"/>
+      </w:pPr>
+    </w:lvl>
+    <w:lvl w:ilvl="6" w:tplc="0419000F" w:tentative="1">
+      <w:start w:val="1"/>
+      <w:numFmt w:val="decimal"/>
+      <w:lvlText w:val="%7."/>
+      <w:lvlJc w:val="left"/>
+      <w:pPr>
+        <w:ind w:left="5040" w:hanging="360"/>
+      </w:pPr>
+    </w:lvl>
+    <w:lvl w:ilvl="7" w:tplc="04190019" w:tentative="1">
+      <w:start w:val="1"/>
+      <w:numFmt w:val="lowerLetter"/>
+      <w:lvlText w:val="%8."/>
+      <w:lvlJc w:val="left"/>
+      <w:pPr>
+        <w:ind w:left="5760" w:hanging="360"/>
+      </w:pPr>
+    </w:lvl>
+    <w:lvl w:ilvl="8" w:tplc="0419001B" w:tentative="1">
+      <w:start w:val="1"/>
+      <w:numFmt w:val="lowerRoman"/>
+      <w:lvlText w:val="%9."/>
+      <w:lvlJc w:val="right"/>
+      <w:pPr>
+        <w:ind w:left="6480" w:hanging="180"/>
+      </w:pPr>
+    </w:lvl>
+  </w:abstractNum>
+  <w:abstractNum w:abstractNumId="17" w15:restartNumberingAfterBreak="0">
+    <w:nsid w:val="4413571F"/>
+    <w:multiLevelType w:val="multilevel"/>
+    <w:tmpl w:val="97C88170"/>
+    <w:lvl w:ilvl="0">
+      <w:start w:val="1"/>
+      <w:numFmt w:val="none"/>
+      <w:lvlText w:val="3"/>
+      <w:lvlJc w:val="left"/>
+      <w:pPr>
+        <w:ind w:left="720" w:hanging="360"/>
+      </w:pPr>
+      <w:rPr>
+        <w:rFonts w:hint="default"/>
+      </w:rPr>
+    </w:lvl>
+    <w:lvl w:ilvl="1">
+      <w:start w:val="1"/>
+      <w:numFmt w:val="decimal"/>
+      <w:isLgl/>
+      <w:lvlText w:val="%1.%2."/>
+      <w:lvlJc w:val="left"/>
+      <w:pPr>
+        <w:ind w:left="1080" w:hanging="720"/>
+      </w:pPr>
+      <w:rPr>
+        <w:rFonts w:hint="default"/>
+      </w:rPr>
+    </w:lvl>
+    <w:lvl w:ilvl="2">
+      <w:start w:val="1"/>
+      <w:numFmt w:val="decimal"/>
+      <w:isLgl/>
+      <w:lvlText w:val="%1.%2.%3."/>
+      <w:lvlJc w:val="left"/>
+      <w:pPr>
+        <w:ind w:left="1080" w:hanging="720"/>
+      </w:pPr>
+      <w:rPr>
+        <w:rFonts w:hint="default"/>
+      </w:rPr>
+    </w:lvl>
+    <w:lvl w:ilvl="3">
+      <w:start w:val="1"/>
+      <w:numFmt w:val="decimal"/>
+      <w:isLgl/>
+      <w:lvlText w:val="%1.%2.%3.%4."/>
+      <w:lvlJc w:val="left"/>
+      <w:pPr>
+        <w:ind w:left="1440" w:hanging="1080"/>
+      </w:pPr>
+      <w:rPr>
+        <w:rFonts w:hint="default"/>
+      </w:rPr>
+    </w:lvl>
+    <w:lvl w:ilvl="4">
+      <w:start w:val="1"/>
+      <w:numFmt w:val="decimal"/>
+      <w:isLgl/>
+      <w:lvlText w:val="%1.%2.%3.%4.%5."/>
+      <w:lvlJc w:val="left"/>
+      <w:pPr>
+        <w:ind w:left="1440" w:hanging="1080"/>
+      </w:pPr>
+      <w:rPr>
+        <w:rFonts w:hint="default"/>
+      </w:rPr>
+    </w:lvl>
+    <w:lvl w:ilvl="5">
+      <w:start w:val="1"/>
+      <w:numFmt w:val="decimal"/>
+      <w:isLgl/>
+      <w:lvlText w:val="%1.%2.%3.%4.%5.%6."/>
+      <w:lvlJc w:val="left"/>
+      <w:pPr>
+        <w:ind w:left="1800" w:hanging="1440"/>
+      </w:pPr>
+      <w:rPr>
+        <w:rFonts w:hint="default"/>
+      </w:rPr>
+    </w:lvl>
+    <w:lvl w:ilvl="6">
+      <w:start w:val="1"/>
+      <w:numFmt w:val="decimal"/>
+      <w:isLgl/>
+      <w:lvlText w:val="%1.%2.%3.%4.%5.%6.%7."/>
+      <w:lvlJc w:val="left"/>
+      <w:pPr>
+        <w:ind w:left="2160" w:hanging="1800"/>
+      </w:pPr>
+      <w:rPr>
+        <w:rFonts w:hint="default"/>
+      </w:rPr>
+    </w:lvl>
+    <w:lvl w:ilvl="7">
+      <w:start w:val="1"/>
+      <w:numFmt w:val="decimal"/>
+      <w:isLgl/>
+      <w:lvlText w:val="%1.%2.%3.%4.%5.%6.%7.%8."/>
+      <w:lvlJc w:val="left"/>
+      <w:pPr>
+        <w:ind w:left="2160" w:hanging="1800"/>
+      </w:pPr>
+      <w:rPr>
+        <w:rFonts w:hint="default"/>
+      </w:rPr>
+    </w:lvl>
+    <w:lvl w:ilvl="8">
+      <w:start w:val="1"/>
+      <w:numFmt w:val="decimal"/>
+      <w:isLgl/>
+      <w:lvlText w:val="%1.%2.%3.%4.%5.%6.%7.%8.%9."/>
+      <w:lvlJc w:val="left"/>
+      <w:pPr>
+        <w:ind w:left="2520" w:hanging="2160"/>
+      </w:pPr>
+      <w:rPr>
+        <w:rFonts w:hint="default"/>
+      </w:rPr>
+    </w:lvl>
+  </w:abstractNum>
+  <w:abstractNum w:abstractNumId="18" w15:restartNumberingAfterBreak="0">
     <w:nsid w:val="47683652"/>
     <w:multiLevelType w:val="multilevel"/>
-    <w:tmpl w:val="ABAC5C14"/>
+    <w:tmpl w:val="8C5ACDD4"/>
     <w:lvl w:ilvl="0">
       <w:start w:val="1"/>
-      <w:numFmt w:val="decimal"/>
-      <w:lvlText w:val="%1."/>
-      <w:lvlJc w:val="left"/>
-      <w:pPr>
-        <w:ind w:left="720" w:hanging="360"/>
+      <w:numFmt w:val="none"/>
+      <w:lvlText w:val="2.2"/>
+      <w:lvlJc w:val="left"/>
+      <w:pPr>
+        <w:ind w:left="360" w:hanging="360"/>
       </w:pPr>
       <w:rPr>
         <w:rFonts w:hint="default"/>
@@ -3489,11 +10263,10 @@
     <w:lvl w:ilvl="1">
       <w:start w:val="1"/>
       <w:numFmt w:val="decimal"/>
-      <w:isLgl/>
-      <w:lvlText w:val="%1.%2."/>
-      <w:lvlJc w:val="left"/>
-      <w:pPr>
-        <w:ind w:left="1080" w:hanging="720"/>
+      <w:lvlText w:val="%11.%2"/>
+      <w:lvlJc w:val="left"/>
+      <w:pPr>
+        <w:ind w:left="1069" w:hanging="360"/>
       </w:pPr>
       <w:rPr>
         <w:rFonts w:hint="default"/>
@@ -3502,11 +10275,10 @@
     <w:lvl w:ilvl="2">
       <w:start w:val="1"/>
       <w:numFmt w:val="decimal"/>
-      <w:isLgl/>
-      <w:lvlText w:val="%1.%2.%3."/>
-      <w:lvlJc w:val="left"/>
-      <w:pPr>
-        <w:ind w:left="1080" w:hanging="720"/>
+      <w:lvlText w:val="%1.%2.%3"/>
+      <w:lvlJc w:val="left"/>
+      <w:pPr>
+        <w:ind w:left="2138" w:hanging="720"/>
       </w:pPr>
       <w:rPr>
         <w:rFonts w:hint="default"/>
@@ -3515,11 +10287,10 @@
     <w:lvl w:ilvl="3">
       <w:start w:val="1"/>
       <w:numFmt w:val="decimal"/>
-      <w:isLgl/>
-      <w:lvlText w:val="%1.%2.%3.%4."/>
-      <w:lvlJc w:val="left"/>
-      <w:pPr>
-        <w:ind w:left="1440" w:hanging="1080"/>
+      <w:lvlText w:val="%1.%2.%3.%4"/>
+      <w:lvlJc w:val="left"/>
+      <w:pPr>
+        <w:ind w:left="3207" w:hanging="1080"/>
       </w:pPr>
       <w:rPr>
         <w:rFonts w:hint="default"/>
@@ -3528,11 +10299,10 @@
     <w:lvl w:ilvl="4">
       <w:start w:val="1"/>
       <w:numFmt w:val="decimal"/>
-      <w:isLgl/>
-      <w:lvlText w:val="%1.%2.%3.%4.%5."/>
-      <w:lvlJc w:val="left"/>
-      <w:pPr>
-        <w:ind w:left="1440" w:hanging="1080"/>
+      <w:lvlText w:val="%1.%2.%3.%4.%5"/>
+      <w:lvlJc w:val="left"/>
+      <w:pPr>
+        <w:ind w:left="3916" w:hanging="1080"/>
       </w:pPr>
       <w:rPr>
         <w:rFonts w:hint="default"/>
@@ -3541,11 +10311,10 @@
     <w:lvl w:ilvl="5">
       <w:start w:val="1"/>
       <w:numFmt w:val="decimal"/>
-      <w:isLgl/>
-      <w:lvlText w:val="%1.%2.%3.%4.%5.%6."/>
-      <w:lvlJc w:val="left"/>
-      <w:pPr>
-        <w:ind w:left="1800" w:hanging="1440"/>
+      <w:lvlText w:val="%1.%2.%3.%4.%5.%6"/>
+      <w:lvlJc w:val="left"/>
+      <w:pPr>
+        <w:ind w:left="4985" w:hanging="1440"/>
       </w:pPr>
       <w:rPr>
         <w:rFonts w:hint="default"/>
@@ -3554,11 +10323,10 @@
     <w:lvl w:ilvl="6">
       <w:start w:val="1"/>
       <w:numFmt w:val="decimal"/>
-      <w:isLgl/>
-      <w:lvlText w:val="%1.%2.%3.%4.%5.%6.%7."/>
-      <w:lvlJc w:val="left"/>
-      <w:pPr>
-        <w:ind w:left="2160" w:hanging="1800"/>
+      <w:lvlText w:val="%1.%2.%3.%4.%5.%6.%7"/>
+      <w:lvlJc w:val="left"/>
+      <w:pPr>
+        <w:ind w:left="5694" w:hanging="1440"/>
       </w:pPr>
       <w:rPr>
         <w:rFonts w:hint="default"/>
@@ -3567,11 +10335,10 @@
     <w:lvl w:ilvl="7">
       <w:start w:val="1"/>
       <w:numFmt w:val="decimal"/>
-      <w:isLgl/>
-      <w:lvlText w:val="%1.%2.%3.%4.%5.%6.%7.%8."/>
-      <w:lvlJc w:val="left"/>
-      <w:pPr>
-        <w:ind w:left="2160" w:hanging="1800"/>
+      <w:lvlText w:val="%1.%2.%3.%4.%5.%6.%7.%8"/>
+      <w:lvlJc w:val="left"/>
+      <w:pPr>
+        <w:ind w:left="6763" w:hanging="1800"/>
       </w:pPr>
       <w:rPr>
         <w:rFonts w:hint="default"/>
@@ -3580,18 +10347,17 @@
     <w:lvl w:ilvl="8">
       <w:start w:val="1"/>
       <w:numFmt w:val="decimal"/>
-      <w:isLgl/>
-      <w:lvlText w:val="%1.%2.%3.%4.%5.%6.%7.%8.%9."/>
-      <w:lvlJc w:val="left"/>
-      <w:pPr>
-        <w:ind w:left="2520" w:hanging="2160"/>
+      <w:lvlText w:val="%1.%2.%3.%4.%5.%6.%7.%8.%9"/>
+      <w:lvlJc w:val="left"/>
+      <w:pPr>
+        <w:ind w:left="7832" w:hanging="2160"/>
       </w:pPr>
       <w:rPr>
         <w:rFonts w:hint="default"/>
       </w:rPr>
     </w:lvl>
   </w:abstractNum>
-  <w:abstractNum w:abstractNumId="9" w15:restartNumberingAfterBreak="0">
+  <w:abstractNum w:abstractNumId="19" w15:restartNumberingAfterBreak="0">
     <w:nsid w:val="4DC53551"/>
     <w:multiLevelType w:val="multilevel"/>
     <w:tmpl w:val="69CAD464"/>
@@ -3740,7 +10506,7 @@
       </w:rPr>
     </w:lvl>
   </w:abstractNum>
-  <w:abstractNum w:abstractNumId="10" w15:restartNumberingAfterBreak="0">
+  <w:abstractNum w:abstractNumId="20" w15:restartNumberingAfterBreak="0">
     <w:nsid w:val="4FF3581D"/>
     <w:multiLevelType w:val="hybridMultilevel"/>
     <w:tmpl w:val="03BA5142"/>
@@ -3829,7 +10595,96 @@
       </w:pPr>
     </w:lvl>
   </w:abstractNum>
-  <w:abstractNum w:abstractNumId="11" w15:restartNumberingAfterBreak="0">
+  <w:abstractNum w:abstractNumId="21" w15:restartNumberingAfterBreak="0">
+    <w:nsid w:val="505230D8"/>
+    <w:multiLevelType w:val="hybridMultilevel"/>
+    <w:tmpl w:val="1B62F5A0"/>
+    <w:lvl w:ilvl="0" w:tplc="400C97D2">
+      <w:start w:val="1"/>
+      <w:numFmt w:val="decimal"/>
+      <w:lvlText w:val="%1"/>
+      <w:lvlJc w:val="left"/>
+      <w:pPr>
+        <w:ind w:left="1429" w:hanging="360"/>
+      </w:pPr>
+      <w:rPr>
+        <w:rFonts w:hint="default"/>
+      </w:rPr>
+    </w:lvl>
+    <w:lvl w:ilvl="1" w:tplc="04190019" w:tentative="1">
+      <w:start w:val="1"/>
+      <w:numFmt w:val="lowerLetter"/>
+      <w:lvlText w:val="%2."/>
+      <w:lvlJc w:val="left"/>
+      <w:pPr>
+        <w:ind w:left="2149" w:hanging="360"/>
+      </w:pPr>
+    </w:lvl>
+    <w:lvl w:ilvl="2" w:tplc="0419001B" w:tentative="1">
+      <w:start w:val="1"/>
+      <w:numFmt w:val="lowerRoman"/>
+      <w:lvlText w:val="%3."/>
+      <w:lvlJc w:val="right"/>
+      <w:pPr>
+        <w:ind w:left="2869" w:hanging="180"/>
+      </w:pPr>
+    </w:lvl>
+    <w:lvl w:ilvl="3" w:tplc="0419000F" w:tentative="1">
+      <w:start w:val="1"/>
+      <w:numFmt w:val="decimal"/>
+      <w:lvlText w:val="%4."/>
+      <w:lvlJc w:val="left"/>
+      <w:pPr>
+        <w:ind w:left="3589" w:hanging="360"/>
+      </w:pPr>
+    </w:lvl>
+    <w:lvl w:ilvl="4" w:tplc="04190019" w:tentative="1">
+      <w:start w:val="1"/>
+      <w:numFmt w:val="lowerLetter"/>
+      <w:lvlText w:val="%5."/>
+      <w:lvlJc w:val="left"/>
+      <w:pPr>
+        <w:ind w:left="4309" w:hanging="360"/>
+      </w:pPr>
+    </w:lvl>
+    <w:lvl w:ilvl="5" w:tplc="0419001B" w:tentative="1">
+      <w:start w:val="1"/>
+      <w:numFmt w:val="lowerRoman"/>
+      <w:lvlText w:val="%6."/>
+      <w:lvlJc w:val="right"/>
+      <w:pPr>
+        <w:ind w:left="5029" w:hanging="180"/>
+      </w:pPr>
+    </w:lvl>
+    <w:lvl w:ilvl="6" w:tplc="0419000F" w:tentative="1">
+      <w:start w:val="1"/>
+      <w:numFmt w:val="decimal"/>
+      <w:lvlText w:val="%7."/>
+      <w:lvlJc w:val="left"/>
+      <w:pPr>
+        <w:ind w:left="5749" w:hanging="360"/>
+      </w:pPr>
+    </w:lvl>
+    <w:lvl w:ilvl="7" w:tplc="04190019" w:tentative="1">
+      <w:start w:val="1"/>
+      <w:numFmt w:val="lowerLetter"/>
+      <w:lvlText w:val="%8."/>
+      <w:lvlJc w:val="left"/>
+      <w:pPr>
+        <w:ind w:left="6469" w:hanging="360"/>
+      </w:pPr>
+    </w:lvl>
+    <w:lvl w:ilvl="8" w:tplc="0419001B" w:tentative="1">
+      <w:start w:val="1"/>
+      <w:numFmt w:val="lowerRoman"/>
+      <w:lvlText w:val="%9."/>
+      <w:lvlJc w:val="right"/>
+      <w:pPr>
+        <w:ind w:left="7189" w:hanging="180"/>
+      </w:pPr>
+    </w:lvl>
+  </w:abstractNum>
+  <w:abstractNum w:abstractNumId="22" w15:restartNumberingAfterBreak="0">
     <w:nsid w:val="51E21882"/>
     <w:multiLevelType w:val="multilevel"/>
     <w:tmpl w:val="DDD24158"/>
@@ -3942,7 +10797,156 @@
       </w:pPr>
     </w:lvl>
   </w:abstractNum>
-  <w:abstractNum w:abstractNumId="12" w15:restartNumberingAfterBreak="0">
+  <w:abstractNum w:abstractNumId="23" w15:restartNumberingAfterBreak="0">
+    <w:nsid w:val="54FE4FDC"/>
+    <w:multiLevelType w:val="multilevel"/>
+    <w:tmpl w:val="CC3A4FCA"/>
+    <w:lvl w:ilvl="0">
+      <w:start w:val="1"/>
+      <w:numFmt w:val="bullet"/>
+      <w:lvlText w:val=""/>
+      <w:lvlJc w:val="left"/>
+      <w:pPr>
+        <w:tabs>
+          <w:tab w:val="num" w:pos="720"/>
+        </w:tabs>
+        <w:ind w:left="720" w:hanging="360"/>
+      </w:pPr>
+      <w:rPr>
+        <w:rFonts w:ascii="Symbol" w:hAnsi="Symbol" w:hint="default"/>
+        <w:sz w:val="20"/>
+      </w:rPr>
+    </w:lvl>
+    <w:lvl w:ilvl="1" w:tentative="1">
+      <w:start w:val="1"/>
+      <w:numFmt w:val="bullet"/>
+      <w:lvlText w:val="o"/>
+      <w:lvlJc w:val="left"/>
+      <w:pPr>
+        <w:tabs>
+          <w:tab w:val="num" w:pos="1440"/>
+        </w:tabs>
+        <w:ind w:left="1440" w:hanging="360"/>
+      </w:pPr>
+      <w:rPr>
+        <w:rFonts w:ascii="Courier New" w:hAnsi="Courier New" w:hint="default"/>
+        <w:sz w:val="20"/>
+      </w:rPr>
+    </w:lvl>
+    <w:lvl w:ilvl="2" w:tentative="1">
+      <w:start w:val="1"/>
+      <w:numFmt w:val="bullet"/>
+      <w:lvlText w:val=""/>
+      <w:lvlJc w:val="left"/>
+      <w:pPr>
+        <w:tabs>
+          <w:tab w:val="num" w:pos="2160"/>
+        </w:tabs>
+        <w:ind w:left="2160" w:hanging="360"/>
+      </w:pPr>
+      <w:rPr>
+        <w:rFonts w:ascii="Wingdings" w:hAnsi="Wingdings" w:hint="default"/>
+        <w:sz w:val="20"/>
+      </w:rPr>
+    </w:lvl>
+    <w:lvl w:ilvl="3" w:tentative="1">
+      <w:start w:val="1"/>
+      <w:numFmt w:val="bullet"/>
+      <w:lvlText w:val=""/>
+      <w:lvlJc w:val="left"/>
+      <w:pPr>
+        <w:tabs>
+          <w:tab w:val="num" w:pos="2880"/>
+        </w:tabs>
+        <w:ind w:left="2880" w:hanging="360"/>
+      </w:pPr>
+      <w:rPr>
+        <w:rFonts w:ascii="Wingdings" w:hAnsi="Wingdings" w:hint="default"/>
+        <w:sz w:val="20"/>
+      </w:rPr>
+    </w:lvl>
+    <w:lvl w:ilvl="4" w:tentative="1">
+      <w:start w:val="1"/>
+      <w:numFmt w:val="bullet"/>
+      <w:lvlText w:val=""/>
+      <w:lvlJc w:val="left"/>
+      <w:pPr>
+        <w:tabs>
+          <w:tab w:val="num" w:pos="3600"/>
+        </w:tabs>
+        <w:ind w:left="3600" w:hanging="360"/>
+      </w:pPr>
+      <w:rPr>
+        <w:rFonts w:ascii="Wingdings" w:hAnsi="Wingdings" w:hint="default"/>
+        <w:sz w:val="20"/>
+      </w:rPr>
+    </w:lvl>
+    <w:lvl w:ilvl="5" w:tentative="1">
+      <w:start w:val="1"/>
+      <w:numFmt w:val="bullet"/>
+      <w:lvlText w:val=""/>
+      <w:lvlJc w:val="left"/>
+      <w:pPr>
+        <w:tabs>
+          <w:tab w:val="num" w:pos="4320"/>
+        </w:tabs>
+        <w:ind w:left="4320" w:hanging="360"/>
+      </w:pPr>
+      <w:rPr>
+        <w:rFonts w:ascii="Wingdings" w:hAnsi="Wingdings" w:hint="default"/>
+        <w:sz w:val="20"/>
+      </w:rPr>
+    </w:lvl>
+    <w:lvl w:ilvl="6" w:tentative="1">
+      <w:start w:val="1"/>
+      <w:numFmt w:val="bullet"/>
+      <w:lvlText w:val=""/>
+      <w:lvlJc w:val="left"/>
+      <w:pPr>
+        <w:tabs>
+          <w:tab w:val="num" w:pos="5040"/>
+        </w:tabs>
+        <w:ind w:left="5040" w:hanging="360"/>
+      </w:pPr>
+      <w:rPr>
+        <w:rFonts w:ascii="Wingdings" w:hAnsi="Wingdings" w:hint="default"/>
+        <w:sz w:val="20"/>
+      </w:rPr>
+    </w:lvl>
+    <w:lvl w:ilvl="7" w:tentative="1">
+      <w:start w:val="1"/>
+      <w:numFmt w:val="bullet"/>
+      <w:lvlText w:val=""/>
+      <w:lvlJc w:val="left"/>
+      <w:pPr>
+        <w:tabs>
+          <w:tab w:val="num" w:pos="5760"/>
+        </w:tabs>
+        <w:ind w:left="5760" w:hanging="360"/>
+      </w:pPr>
+      <w:rPr>
+        <w:rFonts w:ascii="Wingdings" w:hAnsi="Wingdings" w:hint="default"/>
+        <w:sz w:val="20"/>
+      </w:rPr>
+    </w:lvl>
+    <w:lvl w:ilvl="8" w:tentative="1">
+      <w:start w:val="1"/>
+      <w:numFmt w:val="bullet"/>
+      <w:lvlText w:val=""/>
+      <w:lvlJc w:val="left"/>
+      <w:pPr>
+        <w:tabs>
+          <w:tab w:val="num" w:pos="6480"/>
+        </w:tabs>
+        <w:ind w:left="6480" w:hanging="360"/>
+      </w:pPr>
+      <w:rPr>
+        <w:rFonts w:ascii="Wingdings" w:hAnsi="Wingdings" w:hint="default"/>
+        <w:sz w:val="20"/>
+      </w:rPr>
+    </w:lvl>
+  </w:abstractNum>
+  <w:abstractNum w:abstractNumId="24" w15:restartNumberingAfterBreak="0">
     <w:nsid w:val="569E4684"/>
     <w:multiLevelType w:val="multilevel"/>
     <w:tmpl w:val="C9C41698"/>
@@ -4063,7 +11067,7 @@
       </w:rPr>
     </w:lvl>
   </w:abstractNum>
-  <w:abstractNum w:abstractNumId="13" w15:restartNumberingAfterBreak="0">
+  <w:abstractNum w:abstractNumId="25" w15:restartNumberingAfterBreak="0">
     <w:nsid w:val="63296D62"/>
     <w:multiLevelType w:val="multilevel"/>
     <w:tmpl w:val="3124BF58"/>
@@ -4212,12 +11216,102 @@
       </w:rPr>
     </w:lvl>
   </w:abstractNum>
-  <w:abstractNum w:abstractNumId="14" w15:restartNumberingAfterBreak="0">
+  <w:abstractNum w:abstractNumId="26" w15:restartNumberingAfterBreak="0">
+    <w:nsid w:val="65733AE8"/>
+    <w:multiLevelType w:val="hybridMultilevel"/>
+    <w:tmpl w:val="10EC9114"/>
+    <w:lvl w:ilvl="0" w:tplc="1CD2FBAE">
+      <w:start w:val="1"/>
+      <w:numFmt w:val="decimal"/>
+      <w:lvlText w:val="%1)"/>
+      <w:lvlJc w:val="left"/>
+      <w:pPr>
+        <w:ind w:left="720" w:hanging="360"/>
+      </w:pPr>
+      <w:rPr>
+        <w:i/>
+        <w:iCs/>
+      </w:rPr>
+    </w:lvl>
+    <w:lvl w:ilvl="1" w:tplc="04190019" w:tentative="1">
+      <w:start w:val="1"/>
+      <w:numFmt w:val="lowerLetter"/>
+      <w:lvlText w:val="%2."/>
+      <w:lvlJc w:val="left"/>
+      <w:pPr>
+        <w:ind w:left="1440" w:hanging="360"/>
+      </w:pPr>
+    </w:lvl>
+    <w:lvl w:ilvl="2" w:tplc="0419001B" w:tentative="1">
+      <w:start w:val="1"/>
+      <w:numFmt w:val="lowerRoman"/>
+      <w:lvlText w:val="%3."/>
+      <w:lvlJc w:val="right"/>
+      <w:pPr>
+        <w:ind w:left="2160" w:hanging="180"/>
+      </w:pPr>
+    </w:lvl>
+    <w:lvl w:ilvl="3" w:tplc="0419000F" w:tentative="1">
+      <w:start w:val="1"/>
+      <w:numFmt w:val="decimal"/>
+      <w:lvlText w:val="%4."/>
+      <w:lvlJc w:val="left"/>
+      <w:pPr>
+        <w:ind w:left="2880" w:hanging="360"/>
+      </w:pPr>
+    </w:lvl>
+    <w:lvl w:ilvl="4" w:tplc="04190019" w:tentative="1">
+      <w:start w:val="1"/>
+      <w:numFmt w:val="lowerLetter"/>
+      <w:lvlText w:val="%5."/>
+      <w:lvlJc w:val="left"/>
+      <w:pPr>
+        <w:ind w:left="3600" w:hanging="360"/>
+      </w:pPr>
+    </w:lvl>
+    <w:lvl w:ilvl="5" w:tplc="0419001B" w:tentative="1">
+      <w:start w:val="1"/>
+      <w:numFmt w:val="lowerRoman"/>
+      <w:lvlText w:val="%6."/>
+      <w:lvlJc w:val="right"/>
+      <w:pPr>
+        <w:ind w:left="4320" w:hanging="180"/>
+      </w:pPr>
+    </w:lvl>
+    <w:lvl w:ilvl="6" w:tplc="0419000F" w:tentative="1">
+      <w:start w:val="1"/>
+      <w:numFmt w:val="decimal"/>
+      <w:lvlText w:val="%7."/>
+      <w:lvlJc w:val="left"/>
+      <w:pPr>
+        <w:ind w:left="5040" w:hanging="360"/>
+      </w:pPr>
+    </w:lvl>
+    <w:lvl w:ilvl="7" w:tplc="04190019" w:tentative="1">
+      <w:start w:val="1"/>
+      <w:numFmt w:val="lowerLetter"/>
+      <w:lvlText w:val="%8."/>
+      <w:lvlJc w:val="left"/>
+      <w:pPr>
+        <w:ind w:left="5760" w:hanging="360"/>
+      </w:pPr>
+    </w:lvl>
+    <w:lvl w:ilvl="8" w:tplc="0419001B" w:tentative="1">
+      <w:start w:val="1"/>
+      <w:numFmt w:val="lowerRoman"/>
+      <w:lvlText w:val="%9."/>
+      <w:lvlJc w:val="right"/>
+      <w:pPr>
+        <w:ind w:left="6480" w:hanging="180"/>
+      </w:pPr>
+    </w:lvl>
+  </w:abstractNum>
+  <w:abstractNum w:abstractNumId="27" w15:restartNumberingAfterBreak="0">
     <w:nsid w:val="65D97D80"/>
     <w:multiLevelType w:val="multilevel"/>
-    <w:tmpl w:val="10CCC7A6"/>
+    <w:tmpl w:val="51164750"/>
     <w:lvl w:ilvl="0">
-      <w:start w:val="1"/>
+      <w:start w:val="2"/>
       <w:numFmt w:val="decimal"/>
       <w:lvlText w:val="%1"/>
       <w:lvlJc w:val="left"/>
@@ -4225,7 +11319,7 @@
         <w:ind w:left="1069" w:hanging="360"/>
       </w:pPr>
       <w:rPr>
-        <w:rFonts w:ascii="Times New Roman" w:eastAsiaTheme="minorHAnsi" w:hAnsi="Times New Roman" w:cs="Times New Roman"/>
+        <w:rFonts w:ascii="Times New Roman" w:eastAsiaTheme="minorHAnsi" w:hAnsi="Times New Roman" w:cs="Times New Roman" w:hint="default"/>
       </w:rPr>
     </w:lvl>
     <w:lvl w:ilvl="1">
@@ -4333,14 +11427,14 @@
       </w:rPr>
     </w:lvl>
   </w:abstractNum>
-  <w:abstractNum w:abstractNumId="15" w15:restartNumberingAfterBreak="0">
+  <w:abstractNum w:abstractNumId="28" w15:restartNumberingAfterBreak="0">
     <w:nsid w:val="666876AB"/>
     <w:multiLevelType w:val="multilevel"/>
-    <w:tmpl w:val="0140705E"/>
+    <w:tmpl w:val="64B4B8EC"/>
     <w:lvl w:ilvl="0">
       <w:start w:val="1"/>
-      <w:numFmt w:val="decimal"/>
-      <w:lvlText w:val="%1"/>
+      <w:numFmt w:val="none"/>
+      <w:lvlText w:val="2.2"/>
       <w:lvlJc w:val="left"/>
       <w:pPr>
         <w:ind w:left="360" w:hanging="360"/>
@@ -4446,7 +11540,210 @@
       </w:rPr>
     </w:lvl>
   </w:abstractNum>
-  <w:abstractNum w:abstractNumId="16" w15:restartNumberingAfterBreak="0">
+  <w:abstractNum w:abstractNumId="29" w15:restartNumberingAfterBreak="0">
+    <w:nsid w:val="6D0B7FF4"/>
+    <w:multiLevelType w:val="multilevel"/>
+    <w:tmpl w:val="F26A6D60"/>
+    <w:lvl w:ilvl="0">
+      <w:start w:val="1"/>
+      <w:numFmt w:val="decimal"/>
+      <w:lvlText w:val="%1."/>
+      <w:lvlJc w:val="left"/>
+      <w:pPr>
+        <w:tabs>
+          <w:tab w:val="num" w:pos="720"/>
+        </w:tabs>
+        <w:ind w:left="720" w:hanging="360"/>
+      </w:pPr>
+    </w:lvl>
+    <w:lvl w:ilvl="1">
+      <w:start w:val="1"/>
+      <w:numFmt w:val="bullet"/>
+      <w:lvlText w:val="o"/>
+      <w:lvlJc w:val="left"/>
+      <w:pPr>
+        <w:tabs>
+          <w:tab w:val="num" w:pos="1440"/>
+        </w:tabs>
+        <w:ind w:left="1440" w:hanging="360"/>
+      </w:pPr>
+      <w:rPr>
+        <w:rFonts w:ascii="Courier New" w:hAnsi="Courier New" w:hint="default"/>
+        <w:sz w:val="20"/>
+      </w:rPr>
+    </w:lvl>
+    <w:lvl w:ilvl="2" w:tentative="1">
+      <w:start w:val="1"/>
+      <w:numFmt w:val="decimal"/>
+      <w:lvlText w:val="%3."/>
+      <w:lvlJc w:val="left"/>
+      <w:pPr>
+        <w:tabs>
+          <w:tab w:val="num" w:pos="2160"/>
+        </w:tabs>
+        <w:ind w:left="2160" w:hanging="360"/>
+      </w:pPr>
+    </w:lvl>
+    <w:lvl w:ilvl="3" w:tentative="1">
+      <w:start w:val="1"/>
+      <w:numFmt w:val="decimal"/>
+      <w:lvlText w:val="%4."/>
+      <w:lvlJc w:val="left"/>
+      <w:pPr>
+        <w:tabs>
+          <w:tab w:val="num" w:pos="2880"/>
+        </w:tabs>
+        <w:ind w:left="2880" w:hanging="360"/>
+      </w:pPr>
+    </w:lvl>
+    <w:lvl w:ilvl="4" w:tentative="1">
+      <w:start w:val="1"/>
+      <w:numFmt w:val="decimal"/>
+      <w:lvlText w:val="%5."/>
+      <w:lvlJc w:val="left"/>
+      <w:pPr>
+        <w:tabs>
+          <w:tab w:val="num" w:pos="3600"/>
+        </w:tabs>
+        <w:ind w:left="3600" w:hanging="360"/>
+      </w:pPr>
+    </w:lvl>
+    <w:lvl w:ilvl="5" w:tentative="1">
+      <w:start w:val="1"/>
+      <w:numFmt w:val="decimal"/>
+      <w:lvlText w:val="%6."/>
+      <w:lvlJc w:val="left"/>
+      <w:pPr>
+        <w:tabs>
+          <w:tab w:val="num" w:pos="4320"/>
+        </w:tabs>
+        <w:ind w:left="4320" w:hanging="360"/>
+      </w:pPr>
+    </w:lvl>
+    <w:lvl w:ilvl="6" w:tentative="1">
+      <w:start w:val="1"/>
+      <w:numFmt w:val="decimal"/>
+      <w:lvlText w:val="%7."/>
+      <w:lvlJc w:val="left"/>
+      <w:pPr>
+        <w:tabs>
+          <w:tab w:val="num" w:pos="5040"/>
+        </w:tabs>
+        <w:ind w:left="5040" w:hanging="360"/>
+      </w:pPr>
+    </w:lvl>
+    <w:lvl w:ilvl="7" w:tentative="1">
+      <w:start w:val="1"/>
+      <w:numFmt w:val="decimal"/>
+      <w:lvlText w:val="%8."/>
+      <w:lvlJc w:val="left"/>
+      <w:pPr>
+        <w:tabs>
+          <w:tab w:val="num" w:pos="5760"/>
+        </w:tabs>
+        <w:ind w:left="5760" w:hanging="360"/>
+      </w:pPr>
+    </w:lvl>
+    <w:lvl w:ilvl="8" w:tentative="1">
+      <w:start w:val="1"/>
+      <w:numFmt w:val="decimal"/>
+      <w:lvlText w:val="%9."/>
+      <w:lvlJc w:val="left"/>
+      <w:pPr>
+        <w:tabs>
+          <w:tab w:val="num" w:pos="6480"/>
+        </w:tabs>
+        <w:ind w:left="6480" w:hanging="360"/>
+      </w:pPr>
+    </w:lvl>
+  </w:abstractNum>
+  <w:abstractNum w:abstractNumId="30" w15:restartNumberingAfterBreak="0">
+    <w:nsid w:val="6EED4EBE"/>
+    <w:multiLevelType w:val="multilevel"/>
+    <w:tmpl w:val="0419001F"/>
+    <w:lvl w:ilvl="0">
+      <w:start w:val="1"/>
+      <w:numFmt w:val="decimal"/>
+      <w:lvlText w:val="%1."/>
+      <w:lvlJc w:val="left"/>
+      <w:pPr>
+        <w:ind w:left="360" w:hanging="360"/>
+      </w:pPr>
+    </w:lvl>
+    <w:lvl w:ilvl="1">
+      <w:start w:val="1"/>
+      <w:numFmt w:val="decimal"/>
+      <w:lvlText w:val="%1.%2."/>
+      <w:lvlJc w:val="left"/>
+      <w:pPr>
+        <w:ind w:left="792" w:hanging="432"/>
+      </w:pPr>
+    </w:lvl>
+    <w:lvl w:ilvl="2">
+      <w:start w:val="1"/>
+      <w:numFmt w:val="decimal"/>
+      <w:lvlText w:val="%1.%2.%3."/>
+      <w:lvlJc w:val="left"/>
+      <w:pPr>
+        <w:ind w:left="1224" w:hanging="504"/>
+      </w:pPr>
+    </w:lvl>
+    <w:lvl w:ilvl="3">
+      <w:start w:val="1"/>
+      <w:numFmt w:val="decimal"/>
+      <w:lvlText w:val="%1.%2.%3.%4."/>
+      <w:lvlJc w:val="left"/>
+      <w:pPr>
+        <w:ind w:left="1728" w:hanging="648"/>
+      </w:pPr>
+    </w:lvl>
+    <w:lvl w:ilvl="4">
+      <w:start w:val="1"/>
+      <w:numFmt w:val="decimal"/>
+      <w:lvlText w:val="%1.%2.%3.%4.%5."/>
+      <w:lvlJc w:val="left"/>
+      <w:pPr>
+        <w:ind w:left="2232" w:hanging="792"/>
+      </w:pPr>
+    </w:lvl>
+    <w:lvl w:ilvl="5">
+      <w:start w:val="1"/>
+      <w:numFmt w:val="decimal"/>
+      <w:lvlText w:val="%1.%2.%3.%4.%5.%6."/>
+      <w:lvlJc w:val="left"/>
+      <w:pPr>
+        <w:ind w:left="2736" w:hanging="936"/>
+      </w:pPr>
+    </w:lvl>
+    <w:lvl w:ilvl="6">
+      <w:start w:val="1"/>
+      <w:numFmt w:val="decimal"/>
+      <w:lvlText w:val="%1.%2.%3.%4.%5.%6.%7."/>
+      <w:lvlJc w:val="left"/>
+      <w:pPr>
+        <w:ind w:left="3240" w:hanging="1080"/>
+      </w:pPr>
+    </w:lvl>
+    <w:lvl w:ilvl="7">
+      <w:start w:val="1"/>
+      <w:numFmt w:val="decimal"/>
+      <w:lvlText w:val="%1.%2.%3.%4.%5.%6.%7.%8."/>
+      <w:lvlJc w:val="left"/>
+      <w:pPr>
+        <w:ind w:left="3744" w:hanging="1224"/>
+      </w:pPr>
+    </w:lvl>
+    <w:lvl w:ilvl="8">
+      <w:start w:val="1"/>
+      <w:numFmt w:val="decimal"/>
+      <w:lvlText w:val="%1.%2.%3.%4.%5.%6.%7.%8.%9."/>
+      <w:lvlJc w:val="left"/>
+      <w:pPr>
+        <w:ind w:left="4320" w:hanging="1440"/>
+      </w:pPr>
+    </w:lvl>
+  </w:abstractNum>
+  <w:abstractNum w:abstractNumId="31" w15:restartNumberingAfterBreak="0">
     <w:nsid w:val="6F916312"/>
     <w:multiLevelType w:val="multilevel"/>
     <w:tmpl w:val="DF8E0D06"/>
@@ -4559,7 +11856,7 @@
       </w:rPr>
     </w:lvl>
   </w:abstractNum>
-  <w:abstractNum w:abstractNumId="17" w15:restartNumberingAfterBreak="0">
+  <w:abstractNum w:abstractNumId="32" w15:restartNumberingAfterBreak="0">
     <w:nsid w:val="6FE31BAA"/>
     <w:multiLevelType w:val="multilevel"/>
     <w:tmpl w:val="1096CA68"/>
@@ -4708,7 +12005,7 @@
       </w:rPr>
     </w:lvl>
   </w:abstractNum>
-  <w:abstractNum w:abstractNumId="18" w15:restartNumberingAfterBreak="0">
+  <w:abstractNum w:abstractNumId="33" w15:restartNumberingAfterBreak="0">
     <w:nsid w:val="72A148C9"/>
     <w:multiLevelType w:val="multilevel"/>
     <w:tmpl w:val="F606E0B4"/>
@@ -4857,7 +12154,7 @@
       </w:rPr>
     </w:lvl>
   </w:abstractNum>
-  <w:abstractNum w:abstractNumId="19" w15:restartNumberingAfterBreak="0">
+  <w:abstractNum w:abstractNumId="34" w15:restartNumberingAfterBreak="0">
     <w:nsid w:val="7C33114D"/>
     <w:multiLevelType w:val="hybridMultilevel"/>
     <w:tmpl w:val="8398C89E"/>
@@ -4947,64 +12244,109 @@
     </w:lvl>
   </w:abstractNum>
   <w:num w:numId="1" w16cid:durableId="1330793635">
-    <w:abstractNumId w:val="10"/>
+    <w:abstractNumId w:val="20"/>
   </w:num>
   <w:num w:numId="2" w16cid:durableId="1182813453">
-    <w:abstractNumId w:val="18"/>
+    <w:abstractNumId w:val="33"/>
   </w:num>
   <w:num w:numId="3" w16cid:durableId="1354764599">
     <w:abstractNumId w:val="2"/>
   </w:num>
   <w:num w:numId="4" w16cid:durableId="1631864207">
-    <w:abstractNumId w:val="11"/>
+    <w:abstractNumId w:val="22"/>
   </w:num>
   <w:num w:numId="5" w16cid:durableId="421462820">
+    <w:abstractNumId w:val="13"/>
+  </w:num>
+  <w:num w:numId="6" w16cid:durableId="1617373392">
+    <w:abstractNumId w:val="15"/>
+  </w:num>
+  <w:num w:numId="7" w16cid:durableId="1304848081">
+    <w:abstractNumId w:val="34"/>
+  </w:num>
+  <w:num w:numId="8" w16cid:durableId="2107966826">
+    <w:abstractNumId w:val="24"/>
+  </w:num>
+  <w:num w:numId="9" w16cid:durableId="487019122">
+    <w:abstractNumId w:val="28"/>
+  </w:num>
+  <w:num w:numId="10" w16cid:durableId="1321930588">
+    <w:abstractNumId w:val="9"/>
+  </w:num>
+  <w:num w:numId="11" w16cid:durableId="499082382">
     <w:abstractNumId w:val="6"/>
   </w:num>
-  <w:num w:numId="6" w16cid:durableId="1617373392">
-    <w:abstractNumId w:val="7"/>
+  <w:num w:numId="12" w16cid:durableId="1529295937">
+    <w:abstractNumId w:val="27"/>
   </w:num>
-  <w:num w:numId="7" w16cid:durableId="1304848081">
-    <w:abstractNumId w:val="19"/>
+  <w:num w:numId="13" w16cid:durableId="2015448672">
+    <w:abstractNumId w:val="31"/>
   </w:num>
-  <w:num w:numId="8" w16cid:durableId="2107966826">
+  <w:num w:numId="14" w16cid:durableId="1506826932">
     <w:abstractNumId w:val="12"/>
   </w:num>
-  <w:num w:numId="9" w16cid:durableId="487019122">
-    <w:abstractNumId w:val="15"/>
-  </w:num>
-  <w:num w:numId="10" w16cid:durableId="1321930588">
-    <w:abstractNumId w:val="4"/>
-  </w:num>
-  <w:num w:numId="11" w16cid:durableId="499082382">
-    <w:abstractNumId w:val="3"/>
-  </w:num>
-  <w:num w:numId="12" w16cid:durableId="1529295937">
-    <w:abstractNumId w:val="14"/>
-  </w:num>
-  <w:num w:numId="13" w16cid:durableId="2015448672">
-    <w:abstractNumId w:val="16"/>
-  </w:num>
-  <w:num w:numId="14" w16cid:durableId="1506826932">
-    <w:abstractNumId w:val="5"/>
-  </w:num>
   <w:num w:numId="15" w16cid:durableId="1450657846">
-    <w:abstractNumId w:val="17"/>
+    <w:abstractNumId w:val="32"/>
   </w:num>
   <w:num w:numId="16" w16cid:durableId="243075834">
-    <w:abstractNumId w:val="13"/>
+    <w:abstractNumId w:val="25"/>
   </w:num>
   <w:num w:numId="17" w16cid:durableId="1476029149">
-    <w:abstractNumId w:val="9"/>
+    <w:abstractNumId w:val="19"/>
   </w:num>
   <w:num w:numId="18" w16cid:durableId="497380178">
     <w:abstractNumId w:val="0"/>
   </w:num>
   <w:num w:numId="19" w16cid:durableId="1842968704">
-    <w:abstractNumId w:val="8"/>
+    <w:abstractNumId w:val="18"/>
   </w:num>
   <w:num w:numId="20" w16cid:durableId="8875550">
     <w:abstractNumId w:val="1"/>
+  </w:num>
+  <w:num w:numId="21" w16cid:durableId="887954494">
+    <w:abstractNumId w:val="29"/>
+  </w:num>
+  <w:num w:numId="22" w16cid:durableId="1674138719">
+    <w:abstractNumId w:val="3"/>
+  </w:num>
+  <w:num w:numId="23" w16cid:durableId="1610818631">
+    <w:abstractNumId w:val="26"/>
+  </w:num>
+  <w:num w:numId="24" w16cid:durableId="2100758830">
+    <w:abstractNumId w:val="21"/>
+  </w:num>
+  <w:num w:numId="25" w16cid:durableId="82801807">
+    <w:abstractNumId w:val="30"/>
+  </w:num>
+  <w:num w:numId="26" w16cid:durableId="524562505">
+    <w:abstractNumId w:val="10"/>
+  </w:num>
+  <w:num w:numId="27" w16cid:durableId="1240017633">
+    <w:abstractNumId w:val="14"/>
+  </w:num>
+  <w:num w:numId="28" w16cid:durableId="729571354">
+    <w:abstractNumId w:val="4"/>
+  </w:num>
+  <w:num w:numId="29" w16cid:durableId="26609428">
+    <w:abstractNumId w:val="16"/>
+  </w:num>
+  <w:num w:numId="30" w16cid:durableId="213129868">
+    <w:abstractNumId w:val="11"/>
+  </w:num>
+  <w:num w:numId="31" w16cid:durableId="1628200100">
+    <w:abstractNumId w:val="7"/>
+  </w:num>
+  <w:num w:numId="32" w16cid:durableId="1659074529">
+    <w:abstractNumId w:val="5"/>
+  </w:num>
+  <w:num w:numId="33" w16cid:durableId="660545457">
+    <w:abstractNumId w:val="23"/>
+  </w:num>
+  <w:num w:numId="34" w16cid:durableId="1971856604">
+    <w:abstractNumId w:val="17"/>
+  </w:num>
+  <w:num w:numId="35" w16cid:durableId="1583877010">
+    <w:abstractNumId w:val="8"/>
   </w:num>
 </w:numbering>
 </file>
@@ -5407,12 +12749,11 @@
   <w:style w:type="paragraph" w:default="1" w:styleId="a">
     <w:name w:val="Normal"/>
     <w:qFormat/>
-    <w:rsid w:val="0009433F"/>
+    <w:rsid w:val="0013733D"/>
   </w:style>
   <w:style w:type="character" w:default="1" w:styleId="a0">
     <w:name w:val="Default Paragraph Font"/>
     <w:uiPriority w:val="1"/>
-    <w:semiHidden/>
     <w:unhideWhenUsed/>
   </w:style>
   <w:style w:type="table" w:default="1" w:styleId="a1">

--- a/Отчет/Берёзкин.docx
+++ b/Отчет/Берёзкин.docx
@@ -926,21 +926,12 @@
         </w:rPr>
         <w:t xml:space="preserve"> </w:t>
       </w:r>
-      <w:proofErr w:type="gramStart"/>
       <w:r>
         <w:rPr>
           <w:rFonts w:ascii="Times New Roman" w:hAnsi="Times New Roman" w:cs="Times New Roman"/>
           <w:spacing w:val="-2"/>
         </w:rPr>
-        <w:t xml:space="preserve">подпись)   </w:t>
-      </w:r>
-      <w:proofErr w:type="gramEnd"/>
-      <w:r>
-        <w:rPr>
-          <w:rFonts w:ascii="Times New Roman" w:hAnsi="Times New Roman" w:cs="Times New Roman"/>
-          <w:spacing w:val="-2"/>
-        </w:rPr>
-        <w:t xml:space="preserve">                                                                            Оценка</w:t>
+        <w:t>подпись)                                                                               Оценка</w:t>
       </w:r>
     </w:p>
     <w:p>
@@ -4199,9 +4190,8 @@
                 <w:rFonts w:ascii="Times New Roman" w:hAnsi="Times New Roman" w:cs="Times New Roman"/>
                 <w:sz w:val="28"/>
                 <w:szCs w:val="28"/>
-                <w:lang w:val="en-US"/>
-              </w:rPr>
-              <w:t>VARCHAR</w:t>
+              </w:rPr>
+              <w:t>Наименование</w:t>
             </w:r>
           </w:p>
         </w:tc>
@@ -7166,43 +7156,7 @@
           <w:sz w:val="28"/>
           <w:szCs w:val="28"/>
         </w:rPr>
-        <w:t>Типом связи является - один ко многим. Один заказ может содержать несколько позиций, а каждая позиция относится только к одному заказу. В таблице «</w:t>
-      </w:r>
-      <w:proofErr w:type="spellStart"/>
-      <w:r>
-        <w:rPr>
-          <w:rFonts w:ascii="Times New Roman" w:hAnsi="Times New Roman" w:cs="Times New Roman"/>
-          <w:sz w:val="28"/>
-          <w:szCs w:val="28"/>
-        </w:rPr>
-        <w:t>order_items</w:t>
-      </w:r>
-      <w:proofErr w:type="spellEnd"/>
-      <w:r>
-        <w:rPr>
-          <w:rFonts w:ascii="Times New Roman" w:hAnsi="Times New Roman" w:cs="Times New Roman"/>
-          <w:sz w:val="28"/>
-          <w:szCs w:val="28"/>
-        </w:rPr>
-        <w:t>» используется «</w:t>
-      </w:r>
-      <w:proofErr w:type="spellStart"/>
-      <w:r>
-        <w:rPr>
-          <w:rFonts w:ascii="Times New Roman" w:hAnsi="Times New Roman" w:cs="Times New Roman"/>
-          <w:sz w:val="28"/>
-          <w:szCs w:val="28"/>
-        </w:rPr>
-        <w:t>order_id</w:t>
-      </w:r>
-      <w:proofErr w:type="spellEnd"/>
-      <w:r>
-        <w:rPr>
-          <w:rFonts w:ascii="Times New Roman" w:hAnsi="Times New Roman" w:cs="Times New Roman"/>
-          <w:sz w:val="28"/>
-          <w:szCs w:val="28"/>
-        </w:rPr>
-        <w:t>».</w:t>
+        <w:t>Типом связи является - один ко многим. Один заказ может содержать несколько позиций, а каждая позиция относится только к одному заказу. В таблице «order_items» используется «order_id».</w:t>
       </w:r>
     </w:p>
     <w:p>
@@ -7239,43 +7193,7 @@
           <w:sz w:val="28"/>
           <w:szCs w:val="28"/>
         </w:rPr>
-        <w:t>Типом связи является - один ко многим. Один товар может встречаться во множестве разных заказов, но каждая конкретная позиция заказа относится к одному товару. В «</w:t>
-      </w:r>
-      <w:proofErr w:type="spellStart"/>
-      <w:r>
-        <w:rPr>
-          <w:rFonts w:ascii="Times New Roman" w:hAnsi="Times New Roman" w:cs="Times New Roman"/>
-          <w:sz w:val="28"/>
-          <w:szCs w:val="28"/>
-        </w:rPr>
-        <w:t>order_items</w:t>
-      </w:r>
-      <w:proofErr w:type="spellEnd"/>
-      <w:r>
-        <w:rPr>
-          <w:rFonts w:ascii="Times New Roman" w:hAnsi="Times New Roman" w:cs="Times New Roman"/>
-          <w:sz w:val="28"/>
-          <w:szCs w:val="28"/>
-        </w:rPr>
-        <w:t>» используется «</w:t>
-      </w:r>
-      <w:proofErr w:type="spellStart"/>
-      <w:r>
-        <w:rPr>
-          <w:rFonts w:ascii="Times New Roman" w:hAnsi="Times New Roman" w:cs="Times New Roman"/>
-          <w:sz w:val="28"/>
-          <w:szCs w:val="28"/>
-        </w:rPr>
-        <w:t>product_id</w:t>
-      </w:r>
-      <w:proofErr w:type="spellEnd"/>
-      <w:r>
-        <w:rPr>
-          <w:rFonts w:ascii="Times New Roman" w:hAnsi="Times New Roman" w:cs="Times New Roman"/>
-          <w:sz w:val="28"/>
-          <w:szCs w:val="28"/>
-        </w:rPr>
-        <w:t>».</w:t>
+        <w:t>Типом связи является - один ко многим. Один товар может встречаться во множестве разных заказов, но каждая конкретная позиция заказа относится к одному товару. В «order_items» используется «product_id».</w:t>
       </w:r>
     </w:p>
     <w:p>
@@ -7312,43 +7230,7 @@
           <w:sz w:val="28"/>
           <w:szCs w:val="28"/>
         </w:rPr>
-        <w:t>Типом связи является - один ко многим. Один сотрудник может зарегистрировать много поступлений, но каждое поступление регистрируется одним сотрудником. В таблице «</w:t>
-      </w:r>
-      <w:proofErr w:type="spellStart"/>
-      <w:r>
-        <w:rPr>
-          <w:rFonts w:ascii="Times New Roman" w:hAnsi="Times New Roman" w:cs="Times New Roman"/>
-          <w:sz w:val="28"/>
-          <w:szCs w:val="28"/>
-        </w:rPr>
-        <w:t>receipts</w:t>
-      </w:r>
-      <w:proofErr w:type="spellEnd"/>
-      <w:r>
-        <w:rPr>
-          <w:rFonts w:ascii="Times New Roman" w:hAnsi="Times New Roman" w:cs="Times New Roman"/>
-          <w:sz w:val="28"/>
-          <w:szCs w:val="28"/>
-        </w:rPr>
-        <w:t>» используется «</w:t>
-      </w:r>
-      <w:proofErr w:type="spellStart"/>
-      <w:r>
-        <w:rPr>
-          <w:rFonts w:ascii="Times New Roman" w:hAnsi="Times New Roman" w:cs="Times New Roman"/>
-          <w:sz w:val="28"/>
-          <w:szCs w:val="28"/>
-        </w:rPr>
-        <w:t>user_id</w:t>
-      </w:r>
-      <w:proofErr w:type="spellEnd"/>
-      <w:r>
-        <w:rPr>
-          <w:rFonts w:ascii="Times New Roman" w:hAnsi="Times New Roman" w:cs="Times New Roman"/>
-          <w:sz w:val="28"/>
-          <w:szCs w:val="28"/>
-        </w:rPr>
-        <w:t>».</w:t>
+        <w:t>Типом связи является - один ко многим. Один сотрудник может зарегистрировать много поступлений, но каждое поступление регистрируется одним сотрудником. В таблице «receipts» используется «user_id».</w:t>
       </w:r>
     </w:p>
     <w:p>
@@ -7385,43 +7267,7 @@
           <w:sz w:val="28"/>
           <w:szCs w:val="28"/>
         </w:rPr>
-        <w:t>Типом связи является - один ко многим. Одно поступление может содержать несколько товаров, поэтому ему может соответствовать несколько позиций поступления. В таблице «</w:t>
-      </w:r>
-      <w:proofErr w:type="spellStart"/>
-      <w:r>
-        <w:rPr>
-          <w:rFonts w:ascii="Times New Roman" w:hAnsi="Times New Roman" w:cs="Times New Roman"/>
-          <w:sz w:val="28"/>
-          <w:szCs w:val="28"/>
-        </w:rPr>
-        <w:t>receipt_items</w:t>
-      </w:r>
-      <w:proofErr w:type="spellEnd"/>
-      <w:r>
-        <w:rPr>
-          <w:rFonts w:ascii="Times New Roman" w:hAnsi="Times New Roman" w:cs="Times New Roman"/>
-          <w:sz w:val="28"/>
-          <w:szCs w:val="28"/>
-        </w:rPr>
-        <w:t>» используется «</w:t>
-      </w:r>
-      <w:proofErr w:type="spellStart"/>
-      <w:r>
-        <w:rPr>
-          <w:rFonts w:ascii="Times New Roman" w:hAnsi="Times New Roman" w:cs="Times New Roman"/>
-          <w:sz w:val="28"/>
-          <w:szCs w:val="28"/>
-        </w:rPr>
-        <w:t>receipt_id</w:t>
-      </w:r>
-      <w:proofErr w:type="spellEnd"/>
-      <w:r>
-        <w:rPr>
-          <w:rFonts w:ascii="Times New Roman" w:hAnsi="Times New Roman" w:cs="Times New Roman"/>
-          <w:sz w:val="28"/>
-          <w:szCs w:val="28"/>
-        </w:rPr>
-        <w:t>».</w:t>
+        <w:t>Типом связи является - один ко многим. Одно поступление может содержать несколько товаров, поэтому ему может соответствовать несколько позиций поступления. В таблице «receipt_items» используется «receipt_id».</w:t>
       </w:r>
     </w:p>
     <w:p>
@@ -7458,43 +7304,7 @@
           <w:sz w:val="28"/>
           <w:szCs w:val="28"/>
         </w:rPr>
-        <w:t>Типом связи является - один ко многим. Один товар может поступать в магазин много раз, но каждая конкретная позиция поступления относится к одному товару. В таблице «</w:t>
-      </w:r>
-      <w:proofErr w:type="spellStart"/>
-      <w:r>
-        <w:rPr>
-          <w:rFonts w:ascii="Times New Roman" w:hAnsi="Times New Roman" w:cs="Times New Roman"/>
-          <w:sz w:val="28"/>
-          <w:szCs w:val="28"/>
-        </w:rPr>
-        <w:t>receipt_items</w:t>
-      </w:r>
-      <w:proofErr w:type="spellEnd"/>
-      <w:r>
-        <w:rPr>
-          <w:rFonts w:ascii="Times New Roman" w:hAnsi="Times New Roman" w:cs="Times New Roman"/>
-          <w:sz w:val="28"/>
-          <w:szCs w:val="28"/>
-        </w:rPr>
-        <w:t>» используется «</w:t>
-      </w:r>
-      <w:proofErr w:type="spellStart"/>
-      <w:r>
-        <w:rPr>
-          <w:rFonts w:ascii="Times New Roman" w:hAnsi="Times New Roman" w:cs="Times New Roman"/>
-          <w:sz w:val="28"/>
-          <w:szCs w:val="28"/>
-        </w:rPr>
-        <w:t>product_id</w:t>
-      </w:r>
-      <w:proofErr w:type="spellEnd"/>
-      <w:r>
-        <w:rPr>
-          <w:rFonts w:ascii="Times New Roman" w:hAnsi="Times New Roman" w:cs="Times New Roman"/>
-          <w:sz w:val="28"/>
-          <w:szCs w:val="28"/>
-        </w:rPr>
-        <w:t>».</w:t>
+        <w:t>Типом связи является - один ко многим. Один товар может поступать в магазин много раз, но каждая конкретная позиция поступления относится к одному товару. В таблице «receipt_items» используется «product_id».</w:t>
       </w:r>
     </w:p>
     <w:p>
@@ -7597,7 +7407,6 @@
           <w:color w:val="000000" w:themeColor="text1"/>
           <w:sz w:val="28"/>
           <w:szCs w:val="28"/>
-          <w:lang w:val="en-US"/>
         </w:rPr>
       </w:pPr>
       <w:r>
@@ -8125,7 +7934,6 @@
         <w:docPartUnique/>
       </w:docPartObj>
     </w:sdtPr>
-    <w:sdtEndPr/>
     <w:sdtContent>
       <w:p>
         <w:pPr>
@@ -12754,6 +12562,7 @@
   <w:style w:type="character" w:default="1" w:styleId="a0">
     <w:name w:val="Default Paragraph Font"/>
     <w:uiPriority w:val="1"/>
+    <w:semiHidden/>
     <w:unhideWhenUsed/>
   </w:style>
   <w:style w:type="table" w:default="1" w:styleId="a1">
